--- a/docs/jp/design/09_基本設計書_配布と更新.docx
+++ b/docs/jp/design/09_基本設計書_配布と更新.docx
@@ -282,7 +282,7 @@
         <w:rPr>
           <w:rFonts w:ascii="Yu Gothic" w:eastAsia="Yu Gothic" w:hAnsi="Yu Gothic"/>
         </w:rPr>
-        <w:t xml:space="preserve">受ける決定は次の表のとおりである（設計計画書 第2版の決定・要調査・未決、および項目割りで見つけた抜け）。</w:t>
+        <w:t xml:space="preserve">受ける決定は次の表のとおりである（設計計画書 第2版の決定・要調査・未決、および項目割りで見つけた抜け）。設計計画書の決定・要調査・未決の文は第13章 1.2「設計計画書の決定から概要設計書・基本設計への対応」と概要設計書の行き先表による（本章には写さず、番号と項目割りの抜けだけを載せる）。</w:t>
       </w:r>
     </w:p>
     <w:tbl>
@@ -298,9 +298,9 @@
         </w:tblBorders>
       </w:tblPr>
       <w:tblGrid>
-        <w:gridCol w:w="1364"/>
-        <w:gridCol w:w="1819"/>
-        <w:gridCol w:w="6455"/>
+        <w:gridCol w:w="1072"/>
+        <w:gridCol w:w="3489"/>
+        <w:gridCol w:w="5077"/>
       </w:tblGrid>
       <w:tr>
         <w:trPr>
@@ -309,7 +309,7 @@
         </w:trPr>
         <w:tc>
           <w:tcPr>
-            <w:tcW w:type="dxa" w:w="1364"/>
+            <w:tcW w:type="dxa" w:w="1072"/>
             <w:tcBorders>
               <w:top w:val="single" w:color="A6B8D0" w:sz="4"/>
               <w:left w:val="single" w:color="A6B8D0" w:sz="4"/>
@@ -344,7 +344,7 @@
         </w:tc>
         <w:tc>
           <w:tcPr>
-            <w:tcW w:type="dxa" w:w="1819"/>
+            <w:tcW w:type="dxa" w:w="3489"/>
             <w:tcBorders>
               <w:top w:val="single" w:color="A6B8D0" w:sz="4"/>
               <w:left w:val="single" w:color="A6B8D0" w:sz="4"/>
@@ -379,7 +379,7 @@
         </w:tc>
         <w:tc>
           <w:tcPr>
-            <w:tcW w:type="dxa" w:w="6455"/>
+            <w:tcW w:type="dxa" w:w="5077"/>
             <w:tcBorders>
               <w:top w:val="single" w:color="A6B8D0" w:sz="4"/>
               <w:left w:val="single" w:color="A6B8D0" w:sz="4"/>
@@ -420,103 +420,103 @@
         </w:trPr>
         <w:tc>
           <w:tcPr>
-            <w:tcW w:type="dxa" w:w="1364"/>
-            <w:tcBorders>
-              <w:top w:val="single" w:color="A6B8D0" w:sz="4"/>
-              <w:left w:val="single" w:color="A6B8D0" w:sz="4"/>
-              <w:bottom w:val="single" w:color="A6B8D0" w:sz="4"/>
-              <w:right w:val="single" w:color="A6B8D0" w:sz="4"/>
-            </w:tcBorders>
-            <w:tcMar>
-              <w:top w:type="dxa" w:w="50"/>
-              <w:left w:type="dxa" w:w="90"/>
-              <w:bottom w:type="dxa" w:w="50"/>
-              <w:right w:type="dxa" w:w="90"/>
-            </w:tcMar>
-          </w:tcPr>
-          <w:p>
-            <w:pPr>
-              <w:keepNext/>
-              <w:keepLines/>
-              <w:spacing w:after="0" w:before="0" w:line="280"/>
-            </w:pPr>
-            <w:r>
-              <w:rPr>
-                <w:rFonts w:ascii="Yu Gothic" w:eastAsia="Yu Gothic" w:hAnsi="Yu Gothic"/>
-                <w:b w:val="false"/>
-                <w:bCs w:val="false"/>
-                <w:sz w:val="18"/>
-                <w:szCs w:val="18"/>
-              </w:rPr>
-              <w:t xml:space="preserve">D-3-3</w:t>
-            </w:r>
-          </w:p>
-        </w:tc>
-        <w:tc>
-          <w:tcPr>
-            <w:tcW w:type="dxa" w:w="1819"/>
-            <w:tcBorders>
-              <w:top w:val="single" w:color="A6B8D0" w:sz="4"/>
-              <w:left w:val="single" w:color="A6B8D0" w:sz="4"/>
-              <w:bottom w:val="single" w:color="A6B8D0" w:sz="4"/>
-              <w:right w:val="single" w:color="A6B8D0" w:sz="4"/>
-            </w:tcBorders>
-            <w:tcMar>
-              <w:top w:type="dxa" w:w="50"/>
-              <w:left w:type="dxa" w:w="90"/>
-              <w:bottom w:type="dxa" w:w="50"/>
-              <w:right w:type="dxa" w:w="90"/>
-            </w:tcMar>
-          </w:tcPr>
-          <w:p>
-            <w:pPr>
-              <w:keepNext/>
-              <w:keepLines/>
-              <w:spacing w:after="0" w:before="0" w:line="280"/>
-            </w:pPr>
-            <w:r>
-              <w:rPr>
-                <w:rFonts w:ascii="Yu Gothic" w:eastAsia="Yu Gothic" w:hAnsi="Yu Gothic"/>
-                <w:b w:val="false"/>
-                <w:bCs w:val="false"/>
-                <w:sz w:val="18"/>
-                <w:szCs w:val="18"/>
-              </w:rPr>
-              <w:t xml:space="preserve">決定</w:t>
-            </w:r>
-          </w:p>
-        </w:tc>
-        <w:tc>
-          <w:tcPr>
-            <w:tcW w:type="dxa" w:w="6455"/>
-            <w:tcBorders>
-              <w:top w:val="single" w:color="A6B8D0" w:sz="4"/>
-              <w:left w:val="single" w:color="A6B8D0" w:sz="4"/>
-              <w:bottom w:val="single" w:color="A6B8D0" w:sz="4"/>
-              <w:right w:val="single" w:color="A6B8D0" w:sz="4"/>
-            </w:tcBorders>
-            <w:tcMar>
-              <w:top w:type="dxa" w:w="50"/>
-              <w:left w:type="dxa" w:w="90"/>
-              <w:bottom w:type="dxa" w:w="50"/>
-              <w:right w:type="dxa" w:w="90"/>
-            </w:tcMar>
-          </w:tcPr>
-          <w:p>
-            <w:pPr>
-              <w:keepNext/>
-              <w:keepLines/>
-              <w:spacing w:after="0" w:before="0" w:line="280"/>
-            </w:pPr>
-            <w:r>
-              <w:rPr>
-                <w:rFonts w:ascii="Yu Gothic" w:eastAsia="Yu Gothic" w:hAnsi="Yu Gothic"/>
-                <w:b w:val="false"/>
-                <w:bCs w:val="false"/>
-                <w:sz w:val="18"/>
-                <w:szCs w:val="18"/>
-              </w:rPr>
-              <w:t xml:space="preserve">利用者がGitHubを見ずに本システムを使えることとする</w:t>
+            <w:tcW w:type="dxa" w:w="1072"/>
+            <w:tcBorders>
+              <w:top w:val="single" w:color="A6B8D0" w:sz="4"/>
+              <w:left w:val="single" w:color="A6B8D0" w:sz="4"/>
+              <w:bottom w:val="single" w:color="A6B8D0" w:sz="4"/>
+              <w:right w:val="single" w:color="A6B8D0" w:sz="4"/>
+            </w:tcBorders>
+            <w:tcMar>
+              <w:top w:type="dxa" w:w="50"/>
+              <w:left w:type="dxa" w:w="90"/>
+              <w:bottom w:type="dxa" w:w="50"/>
+              <w:right w:type="dxa" w:w="90"/>
+            </w:tcMar>
+          </w:tcPr>
+          <w:p>
+            <w:pPr>
+              <w:keepNext/>
+              <w:keepLines/>
+              <w:spacing w:after="0" w:before="0" w:line="280"/>
+            </w:pPr>
+            <w:r>
+              <w:rPr>
+                <w:rFonts w:ascii="Yu Gothic" w:eastAsia="Yu Gothic" w:hAnsi="Yu Gothic"/>
+                <w:b w:val="false"/>
+                <w:bCs w:val="false"/>
+                <w:sz w:val="18"/>
+                <w:szCs w:val="18"/>
+              </w:rPr>
+              <w:t xml:space="preserve">A-6</w:t>
+            </w:r>
+          </w:p>
+        </w:tc>
+        <w:tc>
+          <w:tcPr>
+            <w:tcW w:type="dxa" w:w="3489"/>
+            <w:tcBorders>
+              <w:top w:val="single" w:color="A6B8D0" w:sz="4"/>
+              <w:left w:val="single" w:color="A6B8D0" w:sz="4"/>
+              <w:bottom w:val="single" w:color="A6B8D0" w:sz="4"/>
+              <w:right w:val="single" w:color="A6B8D0" w:sz="4"/>
+            </w:tcBorders>
+            <w:tcMar>
+              <w:top w:type="dxa" w:w="50"/>
+              <w:left w:type="dxa" w:w="90"/>
+              <w:bottom w:type="dxa" w:w="50"/>
+              <w:right w:type="dxa" w:w="90"/>
+            </w:tcMar>
+          </w:tcPr>
+          <w:p>
+            <w:pPr>
+              <w:keepNext/>
+              <w:keepLines/>
+              <w:spacing w:after="0" w:before="0" w:line="280"/>
+            </w:pPr>
+            <w:r>
+              <w:rPr>
+                <w:rFonts w:ascii="Yu Gothic" w:eastAsia="Yu Gothic" w:hAnsi="Yu Gothic"/>
+                <w:b w:val="false"/>
+                <w:bCs w:val="false"/>
+                <w:sz w:val="18"/>
+                <w:szCs w:val="18"/>
+              </w:rPr>
+              <w:t xml:space="preserve">項目割りで見つけた抜け</w:t>
+            </w:r>
+          </w:p>
+        </w:tc>
+        <w:tc>
+          <w:tcPr>
+            <w:tcW w:type="dxa" w:w="5077"/>
+            <w:tcBorders>
+              <w:top w:val="single" w:color="A6B8D0" w:sz="4"/>
+              <w:left w:val="single" w:color="A6B8D0" w:sz="4"/>
+              <w:bottom w:val="single" w:color="A6B8D0" w:sz="4"/>
+              <w:right w:val="single" w:color="A6B8D0" w:sz="4"/>
+            </w:tcBorders>
+            <w:tcMar>
+              <w:top w:type="dxa" w:w="50"/>
+              <w:left w:type="dxa" w:w="90"/>
+              <w:bottom w:type="dxa" w:w="50"/>
+              <w:right w:type="dxa" w:w="90"/>
+            </w:tcMar>
+          </w:tcPr>
+          <w:p>
+            <w:pPr>
+              <w:keepNext/>
+              <w:keepLines/>
+              <w:spacing w:after="0" w:before="0" w:line="280"/>
+            </w:pPr>
+            <w:r>
+              <w:rPr>
+                <w:rFonts w:ascii="Yu Gothic" w:eastAsia="Yu Gothic" w:hAnsi="Yu Gothic"/>
+                <w:b w:val="false"/>
+                <w:bCs w:val="false"/>
+                <w:sz w:val="18"/>
+                <w:szCs w:val="18"/>
+              </w:rPr>
+              <w:t xml:space="preserve">偽のアプリへの備え</w:t>
             </w:r>
           </w:p>
         </w:tc>
@@ -528,489 +528,57 @@
         </w:trPr>
         <w:tc>
           <w:tcPr>
-            <w:tcW w:type="dxa" w:w="1364"/>
-            <w:tcBorders>
-              <w:top w:val="single" w:color="A6B8D0" w:sz="4"/>
-              <w:left w:val="single" w:color="A6B8D0" w:sz="4"/>
-              <w:bottom w:val="single" w:color="A6B8D0" w:sz="4"/>
-              <w:right w:val="single" w:color="A6B8D0" w:sz="4"/>
-            </w:tcBorders>
-            <w:tcMar>
-              <w:top w:type="dxa" w:w="50"/>
-              <w:left w:type="dxa" w:w="90"/>
-              <w:bottom w:type="dxa" w:w="50"/>
-              <w:right w:type="dxa" w:w="90"/>
-            </w:tcMar>
-          </w:tcPr>
-          <w:p>
-            <w:pPr>
-              <w:keepNext/>
-              <w:keepLines/>
-              <w:spacing w:after="0" w:before="0" w:line="280"/>
-            </w:pPr>
-            <w:r>
-              <w:rPr>
-                <w:rFonts w:ascii="Yu Gothic" w:eastAsia="Yu Gothic" w:hAnsi="Yu Gothic"/>
-                <w:b w:val="false"/>
-                <w:bCs w:val="false"/>
-                <w:sz w:val="18"/>
-                <w:szCs w:val="18"/>
-              </w:rPr>
-              <w:t xml:space="preserve">D-12-6</w:t>
-            </w:r>
-          </w:p>
-        </w:tc>
-        <w:tc>
-          <w:tcPr>
-            <w:tcW w:type="dxa" w:w="1819"/>
-            <w:tcBorders>
-              <w:top w:val="single" w:color="A6B8D0" w:sz="4"/>
-              <w:left w:val="single" w:color="A6B8D0" w:sz="4"/>
-              <w:bottom w:val="single" w:color="A6B8D0" w:sz="4"/>
-              <w:right w:val="single" w:color="A6B8D0" w:sz="4"/>
-            </w:tcBorders>
-            <w:tcMar>
-              <w:top w:type="dxa" w:w="50"/>
-              <w:left w:type="dxa" w:w="90"/>
-              <w:bottom w:type="dxa" w:w="50"/>
-              <w:right w:type="dxa" w:w="90"/>
-            </w:tcMar>
-          </w:tcPr>
-          <w:p>
-            <w:pPr>
-              <w:keepNext/>
-              <w:keepLines/>
-              <w:spacing w:after="0" w:before="0" w:line="280"/>
-            </w:pPr>
-            <w:r>
-              <w:rPr>
-                <w:rFonts w:ascii="Yu Gothic" w:eastAsia="Yu Gothic" w:hAnsi="Yu Gothic"/>
-                <w:b w:val="false"/>
-                <w:bCs w:val="false"/>
-                <w:sz w:val="18"/>
-                <w:szCs w:val="18"/>
-              </w:rPr>
-              <w:t xml:space="preserve">決定</w:t>
-            </w:r>
-          </w:p>
-        </w:tc>
-        <w:tc>
-          <w:tcPr>
-            <w:tcW w:type="dxa" w:w="6455"/>
-            <w:tcBorders>
-              <w:top w:val="single" w:color="A6B8D0" w:sz="4"/>
-              <w:left w:val="single" w:color="A6B8D0" w:sz="4"/>
-              <w:bottom w:val="single" w:color="A6B8D0" w:sz="4"/>
-              <w:right w:val="single" w:color="A6B8D0" w:sz="4"/>
-            </w:tcBorders>
-            <w:tcMar>
-              <w:top w:type="dxa" w:w="50"/>
-              <w:left w:type="dxa" w:w="90"/>
-              <w:bottom w:type="dxa" w:w="50"/>
-              <w:right w:type="dxa" w:w="90"/>
-            </w:tcMar>
-          </w:tcPr>
-          <w:p>
-            <w:pPr>
-              <w:keepNext/>
-              <w:keepLines/>
-              <w:spacing w:after="0" w:before="0" w:line="280"/>
-            </w:pPr>
-            <w:r>
-              <w:rPr>
-                <w:rFonts w:ascii="Yu Gothic" w:eastAsia="Yu Gothic" w:hAnsi="Yu Gothic"/>
-                <w:b w:val="false"/>
-                <w:bCs w:val="false"/>
-                <w:sz w:val="18"/>
-                <w:szCs w:val="18"/>
-              </w:rPr>
-              <w:t xml:space="preserve">GitHubのリンクから配布し、READMEをわかりやすく記載する</w:t>
-            </w:r>
-          </w:p>
-        </w:tc>
-      </w:tr>
-      <w:tr>
-        <w:trPr>
-          <w:cantSplit/>
-          <w:tblHeader w:val="off"/>
-        </w:trPr>
-        <w:tc>
-          <w:tcPr>
-            <w:tcW w:type="dxa" w:w="1364"/>
-            <w:tcBorders>
-              <w:top w:val="single" w:color="A6B8D0" w:sz="4"/>
-              <w:left w:val="single" w:color="A6B8D0" w:sz="4"/>
-              <w:bottom w:val="single" w:color="A6B8D0" w:sz="4"/>
-              <w:right w:val="single" w:color="A6B8D0" w:sz="4"/>
-            </w:tcBorders>
-            <w:tcMar>
-              <w:top w:type="dxa" w:w="50"/>
-              <w:left w:type="dxa" w:w="90"/>
-              <w:bottom w:type="dxa" w:w="50"/>
-              <w:right w:type="dxa" w:w="90"/>
-            </w:tcMar>
-          </w:tcPr>
-          <w:p>
-            <w:pPr>
-              <w:keepNext/>
-              <w:keepLines/>
-              <w:spacing w:after="0" w:before="0" w:line="280"/>
-            </w:pPr>
-            <w:r>
-              <w:rPr>
-                <w:rFonts w:ascii="Yu Gothic" w:eastAsia="Yu Gothic" w:hAnsi="Yu Gothic"/>
-                <w:b w:val="false"/>
-                <w:bCs w:val="false"/>
-                <w:sz w:val="18"/>
-                <w:szCs w:val="18"/>
-              </w:rPr>
-              <w:t xml:space="preserve">D-12-7</w:t>
-            </w:r>
-          </w:p>
-        </w:tc>
-        <w:tc>
-          <w:tcPr>
-            <w:tcW w:type="dxa" w:w="1819"/>
-            <w:tcBorders>
-              <w:top w:val="single" w:color="A6B8D0" w:sz="4"/>
-              <w:left w:val="single" w:color="A6B8D0" w:sz="4"/>
-              <w:bottom w:val="single" w:color="A6B8D0" w:sz="4"/>
-              <w:right w:val="single" w:color="A6B8D0" w:sz="4"/>
-            </w:tcBorders>
-            <w:tcMar>
-              <w:top w:type="dxa" w:w="50"/>
-              <w:left w:type="dxa" w:w="90"/>
-              <w:bottom w:type="dxa" w:w="50"/>
-              <w:right w:type="dxa" w:w="90"/>
-            </w:tcMar>
-          </w:tcPr>
-          <w:p>
-            <w:pPr>
-              <w:keepNext/>
-              <w:keepLines/>
-              <w:spacing w:after="0" w:before="0" w:line="280"/>
-            </w:pPr>
-            <w:r>
-              <w:rPr>
-                <w:rFonts w:ascii="Yu Gothic" w:eastAsia="Yu Gothic" w:hAnsi="Yu Gothic"/>
-                <w:b w:val="false"/>
-                <w:bCs w:val="false"/>
-                <w:sz w:val="18"/>
-                <w:szCs w:val="18"/>
-              </w:rPr>
-              <w:t xml:space="preserve">決定</w:t>
-            </w:r>
-          </w:p>
-        </w:tc>
-        <w:tc>
-          <w:tcPr>
-            <w:tcW w:type="dxa" w:w="6455"/>
-            <w:tcBorders>
-              <w:top w:val="single" w:color="A6B8D0" w:sz="4"/>
-              <w:left w:val="single" w:color="A6B8D0" w:sz="4"/>
-              <w:bottom w:val="single" w:color="A6B8D0" w:sz="4"/>
-              <w:right w:val="single" w:color="A6B8D0" w:sz="4"/>
-            </w:tcBorders>
-            <w:tcMar>
-              <w:top w:type="dxa" w:w="50"/>
-              <w:left w:type="dxa" w:w="90"/>
-              <w:bottom w:type="dxa" w:w="50"/>
-              <w:right w:type="dxa" w:w="90"/>
-            </w:tcMar>
-          </w:tcPr>
-          <w:p>
-            <w:pPr>
-              <w:keepNext/>
-              <w:keepLines/>
-              <w:spacing w:after="0" w:before="0" w:line="280"/>
-            </w:pPr>
-            <w:r>
-              <w:rPr>
-                <w:rFonts w:ascii="Yu Gothic" w:eastAsia="Yu Gothic" w:hAnsi="Yu Gothic"/>
-                <w:b w:val="false"/>
-                <w:bCs w:val="false"/>
-                <w:sz w:val="18"/>
-                <w:szCs w:val="18"/>
-              </w:rPr>
-              <w:t xml:space="preserve">クライアントアプリは公開リポジトリのバイナリを受け取り自己更新する</w:t>
-            </w:r>
-          </w:p>
-        </w:tc>
-      </w:tr>
-      <w:tr>
-        <w:trPr>
-          <w:cantSplit/>
-          <w:tblHeader w:val="off"/>
-        </w:trPr>
-        <w:tc>
-          <w:tcPr>
-            <w:tcW w:type="dxa" w:w="1364"/>
-            <w:tcBorders>
-              <w:top w:val="single" w:color="A6B8D0" w:sz="4"/>
-              <w:left w:val="single" w:color="A6B8D0" w:sz="4"/>
-              <w:bottom w:val="single" w:color="A6B8D0" w:sz="4"/>
-              <w:right w:val="single" w:color="A6B8D0" w:sz="4"/>
-            </w:tcBorders>
-            <w:tcMar>
-              <w:top w:type="dxa" w:w="50"/>
-              <w:left w:type="dxa" w:w="90"/>
-              <w:bottom w:type="dxa" w:w="50"/>
-              <w:right w:type="dxa" w:w="90"/>
-            </w:tcMar>
-          </w:tcPr>
-          <w:p>
-            <w:pPr>
-              <w:keepNext/>
-              <w:keepLines/>
-              <w:spacing w:after="0" w:before="0" w:line="280"/>
-            </w:pPr>
-            <w:r>
-              <w:rPr>
-                <w:rFonts w:ascii="Yu Gothic" w:eastAsia="Yu Gothic" w:hAnsi="Yu Gothic"/>
-                <w:b w:val="false"/>
-                <w:bCs w:val="false"/>
-                <w:sz w:val="18"/>
-                <w:szCs w:val="18"/>
-              </w:rPr>
-              <w:t xml:space="preserve">I-04</w:t>
-            </w:r>
-          </w:p>
-        </w:tc>
-        <w:tc>
-          <w:tcPr>
-            <w:tcW w:type="dxa" w:w="1819"/>
-            <w:tcBorders>
-              <w:top w:val="single" w:color="A6B8D0" w:sz="4"/>
-              <w:left w:val="single" w:color="A6B8D0" w:sz="4"/>
-              <w:bottom w:val="single" w:color="A6B8D0" w:sz="4"/>
-              <w:right w:val="single" w:color="A6B8D0" w:sz="4"/>
-            </w:tcBorders>
-            <w:tcMar>
-              <w:top w:type="dxa" w:w="50"/>
-              <w:left w:type="dxa" w:w="90"/>
-              <w:bottom w:type="dxa" w:w="50"/>
-              <w:right w:type="dxa" w:w="90"/>
-            </w:tcMar>
-          </w:tcPr>
-          <w:p>
-            <w:pPr>
-              <w:keepNext/>
-              <w:keepLines/>
-              <w:spacing w:after="0" w:before="0" w:line="280"/>
-            </w:pPr>
-            <w:r>
-              <w:rPr>
-                <w:rFonts w:ascii="Yu Gothic" w:eastAsia="Yu Gothic" w:hAnsi="Yu Gothic"/>
-                <w:b w:val="false"/>
-                <w:bCs w:val="false"/>
-                <w:sz w:val="18"/>
-                <w:szCs w:val="18"/>
-              </w:rPr>
-              <w:t xml:space="preserve">要調査</w:t>
-            </w:r>
-          </w:p>
-        </w:tc>
-        <w:tc>
-          <w:tcPr>
-            <w:tcW w:type="dxa" w:w="6455"/>
-            <w:tcBorders>
-              <w:top w:val="single" w:color="A6B8D0" w:sz="4"/>
-              <w:left w:val="single" w:color="A6B8D0" w:sz="4"/>
-              <w:bottom w:val="single" w:color="A6B8D0" w:sz="4"/>
-              <w:right w:val="single" w:color="A6B8D0" w:sz="4"/>
-            </w:tcBorders>
-            <w:tcMar>
-              <w:top w:type="dxa" w:w="50"/>
-              <w:left w:type="dxa" w:w="90"/>
-              <w:bottom w:type="dxa" w:w="50"/>
-              <w:right w:type="dxa" w:w="90"/>
-            </w:tcMar>
-          </w:tcPr>
-          <w:p>
-            <w:pPr>
-              <w:keepNext/>
-              <w:keepLines/>
-              <w:spacing w:after="0" w:before="0" w:line="280"/>
-            </w:pPr>
-            <w:r>
-              <w:rPr>
-                <w:rFonts w:ascii="Yu Gothic" w:eastAsia="Yu Gothic" w:hAnsi="Yu Gothic"/>
-                <w:b w:val="false"/>
-                <w:bCs w:val="false"/>
-                <w:sz w:val="18"/>
-                <w:szCs w:val="18"/>
-              </w:rPr>
-              <w:t xml:space="preserve">中国本土からのGitHubへの接続</w:t>
-            </w:r>
-          </w:p>
-        </w:tc>
-      </w:tr>
-      <w:tr>
-        <w:trPr>
-          <w:cantSplit/>
-          <w:tblHeader w:val="off"/>
-        </w:trPr>
-        <w:tc>
-          <w:tcPr>
-            <w:tcW w:type="dxa" w:w="1364"/>
-            <w:tcBorders>
-              <w:top w:val="single" w:color="A6B8D0" w:sz="4"/>
-              <w:left w:val="single" w:color="A6B8D0" w:sz="4"/>
-              <w:bottom w:val="single" w:color="A6B8D0" w:sz="4"/>
-              <w:right w:val="single" w:color="A6B8D0" w:sz="4"/>
-            </w:tcBorders>
-            <w:tcMar>
-              <w:top w:type="dxa" w:w="50"/>
-              <w:left w:type="dxa" w:w="90"/>
-              <w:bottom w:type="dxa" w:w="50"/>
-              <w:right w:type="dxa" w:w="90"/>
-            </w:tcMar>
-          </w:tcPr>
-          <w:p>
-            <w:pPr>
-              <w:keepNext/>
-              <w:keepLines/>
-              <w:spacing w:after="0" w:before="0" w:line="280"/>
-            </w:pPr>
-            <w:r>
-              <w:rPr>
-                <w:rFonts w:ascii="Yu Gothic" w:eastAsia="Yu Gothic" w:hAnsi="Yu Gothic"/>
-                <w:b w:val="false"/>
-                <w:bCs w:val="false"/>
-                <w:sz w:val="18"/>
-                <w:szCs w:val="18"/>
-              </w:rPr>
-              <w:t xml:space="preserve">I-05</w:t>
-            </w:r>
-          </w:p>
-        </w:tc>
-        <w:tc>
-          <w:tcPr>
-            <w:tcW w:type="dxa" w:w="1819"/>
-            <w:tcBorders>
-              <w:top w:val="single" w:color="A6B8D0" w:sz="4"/>
-              <w:left w:val="single" w:color="A6B8D0" w:sz="4"/>
-              <w:bottom w:val="single" w:color="A6B8D0" w:sz="4"/>
-              <w:right w:val="single" w:color="A6B8D0" w:sz="4"/>
-            </w:tcBorders>
-            <w:tcMar>
-              <w:top w:type="dxa" w:w="50"/>
-              <w:left w:type="dxa" w:w="90"/>
-              <w:bottom w:type="dxa" w:w="50"/>
-              <w:right w:type="dxa" w:w="90"/>
-            </w:tcMar>
-          </w:tcPr>
-          <w:p>
-            <w:pPr>
-              <w:keepNext/>
-              <w:keepLines/>
-              <w:spacing w:after="0" w:before="0" w:line="280"/>
-            </w:pPr>
-            <w:r>
-              <w:rPr>
-                <w:rFonts w:ascii="Yu Gothic" w:eastAsia="Yu Gothic" w:hAnsi="Yu Gothic"/>
-                <w:b w:val="false"/>
-                <w:bCs w:val="false"/>
-                <w:sz w:val="18"/>
-                <w:szCs w:val="18"/>
-              </w:rPr>
-              <w:t xml:space="preserve">要調査</w:t>
-            </w:r>
-          </w:p>
-        </w:tc>
-        <w:tc>
-          <w:tcPr>
-            <w:tcW w:type="dxa" w:w="6455"/>
-            <w:tcBorders>
-              <w:top w:val="single" w:color="A6B8D0" w:sz="4"/>
-              <w:left w:val="single" w:color="A6B8D0" w:sz="4"/>
-              <w:bottom w:val="single" w:color="A6B8D0" w:sz="4"/>
-              <w:right w:val="single" w:color="A6B8D0" w:sz="4"/>
-            </w:tcBorders>
-            <w:tcMar>
-              <w:top w:type="dxa" w:w="50"/>
-              <w:left w:type="dxa" w:w="90"/>
-              <w:bottom w:type="dxa" w:w="50"/>
-              <w:right w:type="dxa" w:w="90"/>
-            </w:tcMar>
-          </w:tcPr>
-          <w:p>
-            <w:pPr>
-              <w:keepNext/>
-              <w:keepLines/>
-              <w:spacing w:after="0" w:before="0" w:line="280"/>
-            </w:pPr>
-            <w:r>
-              <w:rPr>
-                <w:rFonts w:ascii="Yu Gothic" w:eastAsia="Yu Gothic" w:hAnsi="Yu Gothic"/>
-                <w:b w:val="false"/>
-                <w:bCs w:val="false"/>
-                <w:sz w:val="18"/>
-                <w:szCs w:val="18"/>
-              </w:rPr>
-              <w:t xml:space="preserve">コード署名</w:t>
-            </w:r>
-          </w:p>
-        </w:tc>
-      </w:tr>
-      <w:tr>
-        <w:trPr>
-          <w:cantSplit/>
-          <w:tblHeader w:val="off"/>
-        </w:trPr>
-        <w:tc>
-          <w:tcPr>
-            <w:tcW w:type="dxa" w:w="1364"/>
-            <w:tcBorders>
-              <w:top w:val="single" w:color="A6B8D0" w:sz="4"/>
-              <w:left w:val="single" w:color="A6B8D0" w:sz="4"/>
-              <w:bottom w:val="single" w:color="A6B8D0" w:sz="4"/>
-              <w:right w:val="single" w:color="A6B8D0" w:sz="4"/>
-            </w:tcBorders>
-            <w:tcMar>
-              <w:top w:type="dxa" w:w="50"/>
-              <w:left w:type="dxa" w:w="90"/>
-              <w:bottom w:type="dxa" w:w="50"/>
-              <w:right w:type="dxa" w:w="90"/>
-            </w:tcMar>
-          </w:tcPr>
-          <w:p>
-            <w:pPr>
-              <w:keepNext/>
-              <w:keepLines/>
-              <w:spacing w:after="0" w:before="0" w:line="280"/>
-            </w:pPr>
-            <w:r>
-              <w:rPr>
-                <w:rFonts w:ascii="Yu Gothic" w:eastAsia="Yu Gothic" w:hAnsi="Yu Gothic"/>
-                <w:b w:val="false"/>
-                <w:bCs w:val="false"/>
-                <w:sz w:val="18"/>
-                <w:szCs w:val="18"/>
-              </w:rPr>
-              <w:t xml:space="preserve">A-6</w:t>
-            </w:r>
-          </w:p>
-        </w:tc>
-        <w:tc>
-          <w:tcPr>
-            <w:tcW w:type="dxa" w:w="1819"/>
-            <w:tcBorders>
-              <w:top w:val="single" w:color="A6B8D0" w:sz="4"/>
-              <w:left w:val="single" w:color="A6B8D0" w:sz="4"/>
-              <w:bottom w:val="single" w:color="A6B8D0" w:sz="4"/>
-              <w:right w:val="single" w:color="A6B8D0" w:sz="4"/>
-            </w:tcBorders>
-            <w:tcMar>
-              <w:top w:type="dxa" w:w="50"/>
-              <w:left w:type="dxa" w:w="90"/>
-              <w:bottom w:type="dxa" w:w="50"/>
-              <w:right w:type="dxa" w:w="90"/>
-            </w:tcMar>
-          </w:tcPr>
-          <w:p>
-            <w:pPr>
-              <w:keepNext/>
+            <w:tcW w:type="dxa" w:w="1072"/>
+            <w:tcBorders>
+              <w:top w:val="single" w:color="A6B8D0" w:sz="4"/>
+              <w:left w:val="single" w:color="A6B8D0" w:sz="4"/>
+              <w:bottom w:val="single" w:color="A6B8D0" w:sz="4"/>
+              <w:right w:val="single" w:color="A6B8D0" w:sz="4"/>
+            </w:tcBorders>
+            <w:tcMar>
+              <w:top w:type="dxa" w:w="50"/>
+              <w:left w:type="dxa" w:w="90"/>
+              <w:bottom w:type="dxa" w:w="50"/>
+              <w:right w:type="dxa" w:w="90"/>
+            </w:tcMar>
+          </w:tcPr>
+          <w:p>
+            <w:pPr>
+              <w:keepNext w:val="false"/>
+              <w:keepLines/>
+              <w:spacing w:after="0" w:before="0" w:line="280"/>
+            </w:pPr>
+            <w:r>
+              <w:rPr>
+                <w:rFonts w:ascii="Yu Gothic" w:eastAsia="Yu Gothic" w:hAnsi="Yu Gothic"/>
+                <w:b w:val="false"/>
+                <w:bCs w:val="false"/>
+                <w:sz w:val="18"/>
+                <w:szCs w:val="18"/>
+              </w:rPr>
+              <w:t xml:space="preserve">A-18</w:t>
+            </w:r>
+          </w:p>
+        </w:tc>
+        <w:tc>
+          <w:tcPr>
+            <w:tcW w:type="dxa" w:w="3489"/>
+            <w:tcBorders>
+              <w:top w:val="single" w:color="A6B8D0" w:sz="4"/>
+              <w:left w:val="single" w:color="A6B8D0" w:sz="4"/>
+              <w:bottom w:val="single" w:color="A6B8D0" w:sz="4"/>
+              <w:right w:val="single" w:color="A6B8D0" w:sz="4"/>
+            </w:tcBorders>
+            <w:tcMar>
+              <w:top w:type="dxa" w:w="50"/>
+              <w:left w:type="dxa" w:w="90"/>
+              <w:bottom w:type="dxa" w:w="50"/>
+              <w:right w:type="dxa" w:w="90"/>
+            </w:tcMar>
+          </w:tcPr>
+          <w:p>
+            <w:pPr>
+              <w:keepNext w:val="false"/>
               <w:keepLines/>
               <w:spacing w:after="0" w:before="0" w:line="280"/>
             </w:pPr>
@@ -1028,115 +596,7 @@
         </w:tc>
         <w:tc>
           <w:tcPr>
-            <w:tcW w:type="dxa" w:w="6455"/>
-            <w:tcBorders>
-              <w:top w:val="single" w:color="A6B8D0" w:sz="4"/>
-              <w:left w:val="single" w:color="A6B8D0" w:sz="4"/>
-              <w:bottom w:val="single" w:color="A6B8D0" w:sz="4"/>
-              <w:right w:val="single" w:color="A6B8D0" w:sz="4"/>
-            </w:tcBorders>
-            <w:tcMar>
-              <w:top w:type="dxa" w:w="50"/>
-              <w:left w:type="dxa" w:w="90"/>
-              <w:bottom w:type="dxa" w:w="50"/>
-              <w:right w:type="dxa" w:w="90"/>
-            </w:tcMar>
-          </w:tcPr>
-          <w:p>
-            <w:pPr>
-              <w:keepNext/>
-              <w:keepLines/>
-              <w:spacing w:after="0" w:before="0" w:line="280"/>
-            </w:pPr>
-            <w:r>
-              <w:rPr>
-                <w:rFonts w:ascii="Yu Gothic" w:eastAsia="Yu Gothic" w:hAnsi="Yu Gothic"/>
-                <w:b w:val="false"/>
-                <w:bCs w:val="false"/>
-                <w:sz w:val="18"/>
-                <w:szCs w:val="18"/>
-              </w:rPr>
-              <w:t xml:space="preserve">偽のアプリへの備え</w:t>
-            </w:r>
-          </w:p>
-        </w:tc>
-      </w:tr>
-      <w:tr>
-        <w:trPr>
-          <w:cantSplit/>
-          <w:tblHeader w:val="off"/>
-        </w:trPr>
-        <w:tc>
-          <w:tcPr>
-            <w:tcW w:type="dxa" w:w="1364"/>
-            <w:tcBorders>
-              <w:top w:val="single" w:color="A6B8D0" w:sz="4"/>
-              <w:left w:val="single" w:color="A6B8D0" w:sz="4"/>
-              <w:bottom w:val="single" w:color="A6B8D0" w:sz="4"/>
-              <w:right w:val="single" w:color="A6B8D0" w:sz="4"/>
-            </w:tcBorders>
-            <w:tcMar>
-              <w:top w:type="dxa" w:w="50"/>
-              <w:left w:type="dxa" w:w="90"/>
-              <w:bottom w:type="dxa" w:w="50"/>
-              <w:right w:type="dxa" w:w="90"/>
-            </w:tcMar>
-          </w:tcPr>
-          <w:p>
-            <w:pPr>
-              <w:keepNext w:val="false"/>
-              <w:keepLines/>
-              <w:spacing w:after="0" w:before="0" w:line="280"/>
-            </w:pPr>
-            <w:r>
-              <w:rPr>
-                <w:rFonts w:ascii="Yu Gothic" w:eastAsia="Yu Gothic" w:hAnsi="Yu Gothic"/>
-                <w:b w:val="false"/>
-                <w:bCs w:val="false"/>
-                <w:sz w:val="18"/>
-                <w:szCs w:val="18"/>
-              </w:rPr>
-              <w:t xml:space="preserve">A-18</w:t>
-            </w:r>
-          </w:p>
-        </w:tc>
-        <w:tc>
-          <w:tcPr>
-            <w:tcW w:type="dxa" w:w="1819"/>
-            <w:tcBorders>
-              <w:top w:val="single" w:color="A6B8D0" w:sz="4"/>
-              <w:left w:val="single" w:color="A6B8D0" w:sz="4"/>
-              <w:bottom w:val="single" w:color="A6B8D0" w:sz="4"/>
-              <w:right w:val="single" w:color="A6B8D0" w:sz="4"/>
-            </w:tcBorders>
-            <w:tcMar>
-              <w:top w:type="dxa" w:w="50"/>
-              <w:left w:type="dxa" w:w="90"/>
-              <w:bottom w:type="dxa" w:w="50"/>
-              <w:right w:type="dxa" w:w="90"/>
-            </w:tcMar>
-          </w:tcPr>
-          <w:p>
-            <w:pPr>
-              <w:keepNext w:val="false"/>
-              <w:keepLines/>
-              <w:spacing w:after="0" w:before="0" w:line="280"/>
-            </w:pPr>
-            <w:r>
-              <w:rPr>
-                <w:rFonts w:ascii="Yu Gothic" w:eastAsia="Yu Gothic" w:hAnsi="Yu Gothic"/>
-                <w:b w:val="false"/>
-                <w:bCs w:val="false"/>
-                <w:sz w:val="18"/>
-                <w:szCs w:val="18"/>
-              </w:rPr>
-              <w:t xml:space="preserve">項目割りで見つけた抜け</w:t>
-            </w:r>
-          </w:p>
-        </w:tc>
-        <w:tc>
-          <w:tcPr>
-            <w:tcW w:type="dxa" w:w="6455"/>
+            <w:tcW w:type="dxa" w:w="5077"/>
             <w:tcBorders>
               <w:top w:val="single" w:color="A6B8D0" w:sz="4"/>
               <w:left w:val="single" w:color="A6B8D0" w:sz="4"/>
@@ -2053,7 +1513,7 @@
                 <w:sz w:val="18"/>
                 <w:szCs w:val="18"/>
               </w:rPr>
-              <w:t xml:space="preserve">配布物は OS ごとに1つ：Windows は NSIS のインストーラ（利用者ごとの導入。Artifact Signing でコード署名）、macOS は Apple の CPU 向けの1つの DMG（Developer ID でコード署名し公証）、Linux は AppImage（更新の電子署名の鍵による更新の電子署名を付随ファイルで付ける）</w:t>
+              <w:t xml:space="preserve">配布物は OS ごとに1つ：Windows は NSIS のインストーラ（利用者ごとの導入。Artifact Signing でコード署名）、macOS は Apple の CPU 向けの1つの DMG（Developer ID でコード署名し公証）、Linux は AppImage（更新の電子署名の鍵による更新の電子署名を付随ファイルで付ける）。Flatpak は Flathub の仕組みで配る別の経路とし（2.1）、本決定の「1つ」は NRSD が自ら配る配布物を指す</w:t>
             </w:r>
           </w:p>
         </w:tc>
@@ -2275,7 +1735,7 @@
                 <w:sz w:val="18"/>
                 <w:szCs w:val="18"/>
               </w:rPr>
-              <w:t xml:space="preserve"> を真にして、案内の版と電子署名の版が一致しない更新を拒む</w:t>
+              <w:t xml:space="preserve"> を真にして、案内の版と電子署名の版が一致しない更新を拒む。これに加えて、案内と配布物のハッシュを TUF のメタデータ（4.3）で検証してから Tauri の仕組みに渡す（凍結・版の戻し・組み合わせの偽りへの備え）</w:t>
             </w:r>
           </w:p>
         </w:tc>
@@ -2679,7 +2139,7 @@
                 <w:sz w:val="18"/>
                 <w:szCs w:val="18"/>
               </w:rPr>
-              <w:t xml:space="preserve"> から運営者の PC で作り、電子署名を付ける（6.1）。コード署名の資格は、Windows はクラウドのコード署名の事業（Artifact Signing）、macOS は Developer ID とし、CI の秘密に置く。コード署名の資格が CI にあることによる危険は、第1章 T-22「CI・GitHub の組織を奪って、正しくコード署名された偽の配布物を公式のリリースに置く」と第13章 H-44「CI・GitHub の組織が乗っ取られると、正しくコード署名された偽の配布物を公式のリリースに置かれ得る」 で扱う</w:t>
+              <w:t xml:space="preserve"> から運営者の PC で作り、電子署名を付ける（6.1）。コード署名の資格は、Windows はクラウドのコード署名の事業（Artifact Signing）、macOS は Developer ID とし、CI の秘密に置く。コード署名の資格が CI にあることによる危険は、第8章 3.5 の脅威 T-22「CI・GitHub の組織を奪って、正しくコード署名された偽の配布物を公式のリリースに置く」と第13章 H-44「CI・GitHub の組織が乗っ取られると、正しくコード署名された偽の配布物を公式のリリースに置かれ得る」 で扱う</w:t>
             </w:r>
           </w:p>
         </w:tc>
@@ -2713,7 +2173,7 @@
                 <w:sz w:val="18"/>
                 <w:szCs w:val="18"/>
               </w:rPr>
-              <w:t xml:space="preserve">更新経路の乗っ取り（第1章 T-7「偽の参照情報・更新を配る」）への備え。Tauri の更新の電子署名は無効にできず、鍵を失うと更新を配れない（Tauri の更新の仕組みの公式の案内）。Tauri の署名の鍵は鍵のファイルで扱う作りであり、ハードウェアトークンの中で使う仕組みは確かめられなかった</w:t>
+              <w:t xml:space="preserve">更新経路の乗っ取り（第8章 3.4 の脅威 T-7「偽の参照情報・更新を配る」）への備え。Tauri の更新の電子署名は無効にできず、鍵を失うと更新を配れない（Tauri の更新の仕組みの公式の案内）。Tauri の署名の鍵は鍵のファイルで扱う作りであり、ハードウェアトークンの中で使う仕組みは確かめられなかった</w:t>
             </w:r>
           </w:p>
         </w:tc>
@@ -3003,7 +2463,27 @@
                 <w:sz w:val="18"/>
                 <w:szCs w:val="18"/>
               </w:rPr>
-              <w:t xml:space="preserve">版を戻す更新は配らない。誤りのある版を出した場合は、直した新しい版を出す（前に進めて直す）。まだ入れていない利用者への広がりは、更新の案内を1つ前の版に戻して止める</w:t>
+              <w:t xml:space="preserve">版を戻す更新は配らない。誤りのある版を出した場合は、直した新しい版を出す（前に進めて直す）。まだ入れていない利用者への広がりは、更新の案内を1つ前の版に戻し、誤りのある配布物を除いた新しい </w:t>
+            </w:r>
+            <w:r>
+              <w:rPr>
+                <w:rFonts w:ascii="Consolas" w:eastAsia="Yu Gothic" w:hAnsi="Consolas"/>
+                <w:b w:val="false"/>
+                <w:bCs w:val="false"/>
+                <w:sz w:val="18"/>
+                <w:szCs w:val="18"/>
+              </w:rPr>
+              <w:t xml:space="preserve">targets.json</w:t>
+            </w:r>
+            <w:r>
+              <w:rPr>
+                <w:rFonts w:ascii="Yu Gothic" w:eastAsia="Yu Gothic" w:hAnsi="Yu Gothic"/>
+                <w:b w:val="false"/>
+                <w:bCs w:val="false"/>
+                <w:sz w:val="18"/>
+                <w:szCs w:val="18"/>
+              </w:rPr>
+              <w:t xml:space="preserve">（TUF は版を戻せない。6.5）を出して止める</w:t>
             </w:r>
           </w:p>
         </w:tc>
@@ -3401,12 +2881,12 @@
         </w:tblBorders>
       </w:tblPr>
       <w:tblGrid>
-        <w:gridCol w:w="1248"/>
-        <w:gridCol w:w="1130"/>
-        <w:gridCol w:w="1785"/>
+        <w:gridCol w:w="1156"/>
+        <w:gridCol w:w="1324"/>
+        <w:gridCol w:w="1946"/>
         <w:gridCol w:w="1030"/>
-        <w:gridCol w:w="2184"/>
-        <w:gridCol w:w="2261"/>
+        <w:gridCol w:w="2089"/>
+        <w:gridCol w:w="2093"/>
       </w:tblGrid>
       <w:tr>
         <w:trPr>
@@ -3415,7 +2895,7 @@
         </w:trPr>
         <w:tc>
           <w:tcPr>
-            <w:tcW w:type="dxa" w:w="1248"/>
+            <w:tcW w:type="dxa" w:w="1156"/>
             <w:tcBorders>
               <w:top w:val="single" w:color="A6B8D0" w:sz="4"/>
               <w:left w:val="single" w:color="A6B8D0" w:sz="4"/>
@@ -3450,7 +2930,7 @@
         </w:tc>
         <w:tc>
           <w:tcPr>
-            <w:tcW w:type="dxa" w:w="1130"/>
+            <w:tcW w:type="dxa" w:w="1324"/>
             <w:tcBorders>
               <w:top w:val="single" w:color="A6B8D0" w:sz="4"/>
               <w:left w:val="single" w:color="A6B8D0" w:sz="4"/>
@@ -3485,7 +2965,7 @@
         </w:tc>
         <w:tc>
           <w:tcPr>
-            <w:tcW w:type="dxa" w:w="1785"/>
+            <w:tcW w:type="dxa" w:w="1946"/>
             <w:tcBorders>
               <w:top w:val="single" w:color="A6B8D0" w:sz="4"/>
               <w:left w:val="single" w:color="A6B8D0" w:sz="4"/>
@@ -3555,7 +3035,7 @@
         </w:tc>
         <w:tc>
           <w:tcPr>
-            <w:tcW w:type="dxa" w:w="2184"/>
+            <w:tcW w:type="dxa" w:w="2089"/>
             <w:tcBorders>
               <w:top w:val="single" w:color="A6B8D0" w:sz="4"/>
               <w:left w:val="single" w:color="A6B8D0" w:sz="4"/>
@@ -3590,7 +3070,7 @@
         </w:tc>
         <w:tc>
           <w:tcPr>
-            <w:tcW w:type="dxa" w:w="2261"/>
+            <w:tcW w:type="dxa" w:w="2093"/>
             <w:tcBorders>
               <w:top w:val="single" w:color="A6B8D0" w:sz="4"/>
               <w:left w:val="single" w:color="A6B8D0" w:sz="4"/>
@@ -3631,7 +3111,7 @@
         </w:trPr>
         <w:tc>
           <w:tcPr>
-            <w:tcW w:type="dxa" w:w="1248"/>
+            <w:tcW w:type="dxa" w:w="1156"/>
             <w:tcBorders>
               <w:top w:val="single" w:color="A6B8D0" w:sz="4"/>
               <w:left w:val="single" w:color="A6B8D0" w:sz="4"/>
@@ -3665,7 +3145,7 @@
         </w:tc>
         <w:tc>
           <w:tcPr>
-            <w:tcW w:type="dxa" w:w="1130"/>
+            <w:tcW w:type="dxa" w:w="1324"/>
             <w:tcBorders>
               <w:top w:val="single" w:color="A6B8D0" w:sz="4"/>
               <w:left w:val="single" w:color="A6B8D0" w:sz="4"/>
@@ -3713,13 +3193,33 @@
                 <w:sz w:val="18"/>
                 <w:szCs w:val="18"/>
               </w:rPr>
-              <w:t xml:space="preserve">）。installMode は currentUser（Tauri の既定）</w:t>
-            </w:r>
-          </w:p>
-        </w:tc>
-        <w:tc>
-          <w:tcPr>
-            <w:tcW w:type="dxa" w:w="1785"/>
+              <w:t xml:space="preserve">）。installMode は currentUser（Tauri の既定）。インストーラの言語は日本語・簡体字中国語・英語（NSIS の </w:t>
+            </w:r>
+            <w:r>
+              <w:rPr>
+                <w:rFonts w:ascii="Consolas" w:eastAsia="Yu Gothic" w:hAnsi="Consolas"/>
+                <w:b w:val="false"/>
+                <w:bCs w:val="false"/>
+                <w:sz w:val="18"/>
+                <w:szCs w:val="18"/>
+              </w:rPr>
+              <w:t xml:space="preserve">languages</w:t>
+            </w:r>
+            <w:r>
+              <w:rPr>
+                <w:rFonts w:ascii="Yu Gothic" w:eastAsia="Yu Gothic" w:hAnsi="Yu Gothic"/>
+                <w:b w:val="false"/>
+                <w:bCs w:val="false"/>
+                <w:sz w:val="18"/>
+                <w:szCs w:val="18"/>
+              </w:rPr>
+              <w:t xml:space="preserve">。OS の言語に合わせ、選ばせない）</w:t>
+            </w:r>
+          </w:p>
+        </w:tc>
+        <w:tc>
+          <w:tcPr>
+            <w:tcW w:type="dxa" w:w="1946"/>
             <w:tcBorders>
               <w:top w:val="single" w:color="A6B8D0" w:sz="4"/>
               <w:left w:val="single" w:color="A6B8D0" w:sz="4"/>
@@ -3797,7 +3297,7 @@
         </w:tc>
         <w:tc>
           <w:tcPr>
-            <w:tcW w:type="dxa" w:w="2184"/>
+            <w:tcW w:type="dxa" w:w="2089"/>
             <w:tcBorders>
               <w:top w:val="single" w:color="A6B8D0" w:sz="4"/>
               <w:left w:val="single" w:color="A6B8D0" w:sz="4"/>
@@ -3831,7 +3331,7 @@
         </w:tc>
         <w:tc>
           <w:tcPr>
-            <w:tcW w:type="dxa" w:w="2261"/>
+            <w:tcW w:type="dxa" w:w="2093"/>
             <w:tcBorders>
               <w:top w:val="single" w:color="A6B8D0" w:sz="4"/>
               <w:left w:val="single" w:color="A6B8D0" w:sz="4"/>
@@ -3871,7 +3371,7 @@
         </w:trPr>
         <w:tc>
           <w:tcPr>
-            <w:tcW w:type="dxa" w:w="1248"/>
+            <w:tcW w:type="dxa" w:w="1156"/>
             <w:tcBorders>
               <w:top w:val="single" w:color="A6B8D0" w:sz="4"/>
               <w:left w:val="single" w:color="A6B8D0" w:sz="4"/>
@@ -3905,7 +3405,7 @@
         </w:tc>
         <w:tc>
           <w:tcPr>
-            <w:tcW w:type="dxa" w:w="1130"/>
+            <w:tcW w:type="dxa" w:w="1324"/>
             <w:tcBorders>
               <w:top w:val="single" w:color="A6B8D0" w:sz="4"/>
               <w:left w:val="single" w:color="A6B8D0" w:sz="4"/>
@@ -3939,7 +3439,7 @@
         </w:tc>
         <w:tc>
           <w:tcPr>
-            <w:tcW w:type="dxa" w:w="1785"/>
+            <w:tcW w:type="dxa" w:w="1946"/>
             <w:tcBorders>
               <w:top w:val="single" w:color="A6B8D0" w:sz="4"/>
               <w:left w:val="single" w:color="A6B8D0" w:sz="4"/>
@@ -4007,7 +3507,7 @@
         </w:tc>
         <w:tc>
           <w:tcPr>
-            <w:tcW w:type="dxa" w:w="2184"/>
+            <w:tcW w:type="dxa" w:w="2089"/>
             <w:tcBorders>
               <w:top w:val="single" w:color="A6B8D0" w:sz="4"/>
               <w:left w:val="single" w:color="A6B8D0" w:sz="4"/>
@@ -4041,7 +3541,7 @@
         </w:tc>
         <w:tc>
           <w:tcPr>
-            <w:tcW w:type="dxa" w:w="2261"/>
+            <w:tcW w:type="dxa" w:w="2093"/>
             <w:tcBorders>
               <w:top w:val="single" w:color="A6B8D0" w:sz="4"/>
               <w:left w:val="single" w:color="A6B8D0" w:sz="4"/>
@@ -4081,7 +3581,7 @@
         </w:trPr>
         <w:tc>
           <w:tcPr>
-            <w:tcW w:type="dxa" w:w="1248"/>
+            <w:tcW w:type="dxa" w:w="1156"/>
             <w:tcBorders>
               <w:top w:val="single" w:color="A6B8D0" w:sz="4"/>
               <w:left w:val="single" w:color="A6B8D0" w:sz="4"/>
@@ -4115,7 +3615,7 @@
         </w:tc>
         <w:tc>
           <w:tcPr>
-            <w:tcW w:type="dxa" w:w="1130"/>
+            <w:tcW w:type="dxa" w:w="1324"/>
             <w:tcBorders>
               <w:top w:val="single" w:color="A6B8D0" w:sz="4"/>
               <w:left w:val="single" w:color="A6B8D0" w:sz="4"/>
@@ -4149,7 +3649,7 @@
         </w:tc>
         <w:tc>
           <w:tcPr>
-            <w:tcW w:type="dxa" w:w="1785"/>
+            <w:tcW w:type="dxa" w:w="1946"/>
             <w:tcBorders>
               <w:top w:val="single" w:color="A6B8D0" w:sz="4"/>
               <w:left w:val="single" w:color="A6B8D0" w:sz="4"/>
@@ -4217,7 +3717,7 @@
         </w:tc>
         <w:tc>
           <w:tcPr>
-            <w:tcW w:type="dxa" w:w="2184"/>
+            <w:tcW w:type="dxa" w:w="2089"/>
             <w:tcBorders>
               <w:top w:val="single" w:color="A6B8D0" w:sz="4"/>
               <w:left w:val="single" w:color="A6B8D0" w:sz="4"/>
@@ -4251,7 +3751,7 @@
         </w:tc>
         <w:tc>
           <w:tcPr>
-            <w:tcW w:type="dxa" w:w="2261"/>
+            <w:tcW w:type="dxa" w:w="2093"/>
             <w:tcBorders>
               <w:top w:val="single" w:color="A6B8D0" w:sz="4"/>
               <w:left w:val="single" w:color="A6B8D0" w:sz="4"/>
@@ -4323,7 +3823,109 @@
         <w:rPr>
           <w:rFonts w:ascii="Yu Gothic" w:eastAsia="Yu Gothic" w:hAnsi="Yu Gothic"/>
         </w:rPr>
+        <w:t xml:space="preserve">ブラウザの拡張「証拠を残す」（Chrome の系統と Firefox）は公開の拡張の店に置き、ソースは公開リポジトリの </w:t>
+      </w:r>
+      <w:r>
+        <w:rPr>
+          <w:rFonts w:ascii="Consolas" w:eastAsia="Yu Gothic" w:hAnsi="Consolas"/>
+        </w:rPr>
+        <w:t xml:space="preserve">extension/</w:t>
+      </w:r>
+      <w:r>
+        <w:rPr>
+          <w:rFonts w:ascii="Yu Gothic" w:eastAsia="Yu Gothic" w:hAnsi="Yu Gothic"/>
+        </w:rPr>
+        <w:t xml:space="preserve">。版はアプリと別に付け、拡張の店の審査を経る。拡張は設定も記録も持たず、更新は店の仕組みによる（第6章 2.2.2）（2026-09-30 NRSD の要求）。</w:t>
+      </w:r>
+    </w:p>
+    <w:p>
+      <w:pPr>
+        <w:pStyle w:val="ListParagraph"/>
+        <w:keepNext/>
+        <w:keepLines/>
+        <w:numPr>
+          <w:ilvl w:val="0"/>
+          <w:numId w:val="2"/>
+        </w:numPr>
+        <w:spacing w:after="20" w:before="20" w:line="300"/>
+      </w:pPr>
+      <w:r>
+        <w:rPr>
+          <w:rFonts w:ascii="Yu Gothic" w:eastAsia="Yu Gothic" w:hAnsi="Yu Gothic"/>
+        </w:rPr>
+        <w:t xml:space="preserve">Linux は AppImage に加えて Flatpak を Flathub に置く（Tauri の公式の案内による。Linux のデスクトップの事実上の標準の配布の場）。実行環境は </w:t>
+      </w:r>
+      <w:r>
+        <w:rPr>
+          <w:rFonts w:ascii="Consolas" w:eastAsia="Yu Gothic" w:hAnsi="Consolas"/>
+        </w:rPr>
+        <w:t xml:space="preserve">org.gnome.Platform</w:t>
+      </w:r>
+      <w:r>
+        <w:rPr>
+          <w:rFonts w:ascii="Yu Gothic" w:eastAsia="Yu Gothic" w:hAnsi="Yu Gothic"/>
+        </w:rPr>
+        <w:t xml:space="preserve"> の Flathub が勧める版、許可は </w:t>
+      </w:r>
+      <w:r>
+        <w:rPr>
+          <w:rFonts w:ascii="Consolas" w:eastAsia="Yu Gothic" w:hAnsi="Consolas"/>
+        </w:rPr>
+        <w:t xml:space="preserve">--share=network</w:t>
+      </w:r>
+      <w:r>
+        <w:rPr>
+          <w:rFonts w:ascii="Yu Gothic" w:eastAsia="Yu Gothic" w:hAnsi="Yu Gothic"/>
+        </w:rPr>
+        <w:t xml:space="preserve"> とポータルだけ（</w:t>
+      </w:r>
+      <w:r>
+        <w:rPr>
+          <w:rFonts w:ascii="Consolas" w:eastAsia="Yu Gothic" w:hAnsi="Consolas"/>
+        </w:rPr>
+        <w:t xml:space="preserve">--filesystem</w:t>
+      </w:r>
+      <w:r>
+        <w:rPr>
+          <w:rFonts w:ascii="Yu Gothic" w:eastAsia="Yu Gothic" w:hAnsi="Yu Gothic"/>
+        </w:rPr>
+        <w:t xml:space="preserve"> は付けない）。ファイルの選択・既定のブラウザ・通知は xdg-desktop-portal 経由（tauri-plugin-dialog・opener・notification が対応）。更新は Flathub の仕組みに任せ、Tauri の更新は Flatpak の版では切る。砂箱の許可は網と利用者が選んだファイルだけ。AppImage は Flatpak を使わない環境のために残す（2026-10-01 NRSD の要求）。</w:t>
+      </w:r>
+    </w:p>
+    <w:p>
+      <w:pPr>
+        <w:pStyle w:val="ListParagraph"/>
+        <w:keepNext/>
+        <w:keepLines/>
+        <w:numPr>
+          <w:ilvl w:val="0"/>
+          <w:numId w:val="2"/>
+        </w:numPr>
+        <w:spacing w:after="20" w:before="20" w:line="300"/>
+      </w:pPr>
+      <w:r>
+        <w:rPr>
+          <w:rFonts w:ascii="Yu Gothic" w:eastAsia="Yu Gothic" w:hAnsi="Yu Gothic"/>
+        </w:rPr>
         <w:t xml:space="preserve">配布物の大きさ：アプリ本体、Linux では同梱の WebKitGTK 等（約70MB 以上。［要実測］）、ONNX ランタイム（約14MB 以上。第11章 4.3「素材」）、TrustMark のモデル（約65MB）、u2netp（約4.6MB）、フォント（約71MB。第11章 4.3「素材」の同梱のフォント約52MB と画面の文字のフォント約18MB の和。絵文字 25.3MB を含む）。［要実測］合計。想定：各 OS とも200MB 前後。判定：300MB 以下。</w:t>
+      </w:r>
+    </w:p>
+    <w:p>
+      <w:pPr>
+        <w:pStyle w:val="ListParagraph"/>
+        <w:keepNext/>
+        <w:keepLines/>
+        <w:numPr>
+          <w:ilvl w:val="0"/>
+          <w:numId w:val="2"/>
+        </w:numPr>
+        <w:spacing w:after="20" w:before="20" w:line="300"/>
+      </w:pPr>
+      <w:r>
+        <w:rPr>
+          <w:rFonts w:ascii="Yu Gothic" w:eastAsia="Yu Gothic" w:hAnsi="Yu Gothic"/>
+        </w:rPr>
+        <w:t xml:space="preserve">ネットにつながない PC：インストーラは WebView2 を除いて自己完結する。WebView2 を持たない Windows（企業の固定の版等）でネットにつながない場合は入れられない（8「本章で宣言する破れ」）。</w:t>
       </w:r>
     </w:p>
     <w:p>
@@ -4341,7 +3943,7 @@
         <w:rPr>
           <w:rFonts w:ascii="Yu Gothic" w:eastAsia="Yu Gothic" w:hAnsi="Yu Gothic"/>
         </w:rPr>
-        <w:t xml:space="preserve">ネットにつながない PC：インストーラは WebView2 を除いて自己完結する。WebView2 を持たない Windows（企業の固定の版等）でネットにつながない場合は入れられない（8「本章で宣言する破れ」）。</w:t>
+        <w:t xml:space="preserve">危険：配布物が大きい（フォント約71MB、モデル約70MB（TrustMark 約65MB、u2netp 約4.6MB）、ONNX ランタイム）。影響：入手に時間がかかる。備え：LXGW WenKai は Lite 版を採った（第4章 6.1「同梱のフォント」）。判定300MB 以下（第9章 2.1「OS ごとの配布物」）</w:t>
       </w:r>
     </w:p>
     <w:p>
@@ -5117,7 +4719,7 @@
         <w:rPr>
           <w:rFonts w:ascii="Yu Gothic" w:eastAsia="Yu Gothic" w:hAnsi="Yu Gothic"/>
         </w:rPr>
-        <w:t xml:space="preserve">実行：OS の鍵保管の署名鍵を消す、次にアプリのデータの場所（app_local_data_dir。Windows では WebView2 のデータ </w:t>
+        <w:t xml:space="preserve">実行：先にリンクした端末（第8章 5.4）へ「この端末を外した」の行を送る（届かなければ他の端末で手で外す。中継の登録は端末の鍵が無くなれば無効）、次に OS の鍵保管の署名鍵と端末の鍵を消す、次にアプリのデータの場所（app_local_data_dir。Windows では WebView2 のデータ </w:t>
       </w:r>
       <w:r>
         <w:rPr>
@@ -5261,6 +4863,24 @@
           <w:rFonts w:ascii="Yu Gothic" w:eastAsia="Yu Gothic" w:hAnsi="Yu Gothic"/>
         </w:rPr>
         <w:t xml:space="preserve">3. 公式版の証明</w:t>
+      </w:r>
+    </w:p>
+    <w:p>
+      <w:pPr>
+        <w:pStyle w:val="ListParagraph"/>
+        <w:keepNext w:val="false"/>
+        <w:keepLines/>
+        <w:numPr>
+          <w:ilvl w:val="0"/>
+          <w:numId w:val="2"/>
+        </w:numPr>
+        <w:spacing w:after="20" w:before="20" w:line="300"/>
+      </w:pPr>
+      <w:r>
+        <w:rPr>
+          <w:rFonts w:ascii="Yu Gothic" w:eastAsia="Yu Gothic" w:hAnsi="Yu Gothic"/>
+        </w:rPr>
+        <w:t xml:space="preserve">脅威 T-3（なりすまし）：偽のアプリを配る。攻撃する者：第三者。狙う資産：署名鍵、記録。残る破れ：README 以外から入手した利用者</w:t>
       </w:r>
     </w:p>
     <w:p>
@@ -6031,6 +5651,24 @@
     <w:p>
       <w:pPr>
         <w:pStyle w:val="ListParagraph"/>
+        <w:keepNext/>
+        <w:keepLines/>
+        <w:numPr>
+          <w:ilvl w:val="0"/>
+          <w:numId w:val="2"/>
+        </w:numPr>
+        <w:spacing w:after="20" w:before="20" w:line="300"/>
+      </w:pPr>
+      <w:r>
+        <w:rPr>
+          <w:rFonts w:ascii="Yu Gothic" w:eastAsia="Yu Gothic" w:hAnsi="Yu Gothic"/>
+        </w:rPr>
+        <w:t xml:space="preserve">Windows 11 の Smart App Control は未署名の実行ファイルを止めるため、インストーラの中の実行ファイル・DLL もすべて署名する。</w:t>
+      </w:r>
+    </w:p>
+    <w:p>
+      <w:pPr>
+        <w:pStyle w:val="ListParagraph"/>
         <w:keepNext w:val="false"/>
         <w:keepLines/>
         <w:numPr>
@@ -6043,7 +5681,7 @@
         <w:rPr>
           <w:rFonts w:ascii="Yu Gothic" w:eastAsia="Yu Gothic" w:hAnsi="Yu Gothic"/>
         </w:rPr>
-        <w:t xml:space="preserve">Windows 11 の Smart App Control は未署名の実行ファイルを止めるため、インストーラの中の実行ファイル・DLL もすべて署名する。</w:t>
+        <w:t xml:space="preserve">危険：コード署名の評判（Windows の SmartScreen）。影響：初めの頃に警告が出る。備え：案内（第9章）</w:t>
       </w:r>
     </w:p>
     <w:p>
@@ -6090,7 +5728,67 @@
         <w:rPr>
           <w:rFonts w:ascii="Yu Gothic" w:eastAsia="Yu Gothic" w:hAnsi="Yu Gothic"/>
         </w:rPr>
-        <w:t xml:space="preserve">公式の入手先は公開リポジトリの README とし、README に載せた入手先（GitHub のリリースと、README の中国語の節に載せる NRSD の香港のミラーの2つ）だけを公式とする（5）。README に「公式の入手先は、GitHub のリリースと、ここに載せた NRSD のミラーの2つです。他のサイトで配られているものは公式ではありません」と明記する。どちらの入手先の配布物も、同じ SHA-256 とコード署名の発行元で見分けられる。</w:t>
+        <w:t xml:space="preserve">公式の入手先は公開リポジトリの README とし、README に載せた入手先（GitHub のリリース、README の中国語の節に載せる NRSD の香港のミラー、Linux の Flathub（2.1）の3つ）だけを公式とする（5）。README に「公式の入手先は、GitHub のリリース、ここに載せた NRSD のミラー、Flathub の3つです。他のサイトで配られているものは公式ではありません」と明記する。GitHub とミラーの配布物は、同じ SHA-256 とコード署名の発行元で見分けられる。Flathub の版は Flathub の仕組み（NRSD の manifest から Flathub の CI がビルドし、Flathub が署名する）で見分け、README に Flathub のアプリの識別子を載せる。</w:t>
+      </w:r>
+    </w:p>
+    <w:p>
+      <w:pPr>
+        <w:pStyle w:val="ListParagraph"/>
+        <w:keepNext/>
+        <w:keepLines/>
+        <w:numPr>
+          <w:ilvl w:val="0"/>
+          <w:numId w:val="2"/>
+        </w:numPr>
+        <w:spacing w:after="20" w:before="20" w:line="300"/>
+      </w:pPr>
+      <w:r>
+        <w:rPr>
+          <w:rFonts w:ascii="Yu Gothic" w:eastAsia="Yu Gothic" w:hAnsi="Yu Gothic"/>
+        </w:rPr>
+        <w:t xml:space="preserve">配布物は再現可能に作る（Reproducible Builds：</w:t>
+      </w:r>
+      <w:r>
+        <w:rPr>
+          <w:rFonts w:ascii="Consolas" w:eastAsia="Yu Gothic" w:hAnsi="Consolas"/>
+        </w:rPr>
+        <w:t xml:space="preserve">SOURCE_DATE_EPOCH</w:t>
+      </w:r>
+      <w:r>
+        <w:rPr>
+          <w:rFonts w:ascii="Yu Gothic" w:eastAsia="Yu Gothic" w:hAnsi="Yu Gothic"/>
+        </w:rPr>
+        <w:t xml:space="preserve"> を版のコミットの日時に固定、</w:t>
+      </w:r>
+      <w:r>
+        <w:rPr>
+          <w:rFonts w:ascii="Consolas" w:eastAsia="Yu Gothic" w:hAnsi="Consolas"/>
+        </w:rPr>
+        <w:t xml:space="preserve">--remap-path-prefix</w:t>
+      </w:r>
+      <w:r>
+        <w:rPr>
+          <w:rFonts w:ascii="Yu Gothic" w:eastAsia="Yu Gothic" w:hAnsi="Yu Gothic"/>
+        </w:rPr>
+        <w:t xml:space="preserve">、Cargo.lock と package-lock の固定、ビルドの環境を記録）。CI で2回別の環境で作り、署名を外した中身の SHA-256 が一致しなければリリースを止める。README に第三者が同じ配布物を作って照らす手順を載せる。attestations は SLSA Build Level 3 の来歴として出す（2026-10-01 NRSD の要求）。</w:t>
+      </w:r>
+    </w:p>
+    <w:p>
+      <w:pPr>
+        <w:pStyle w:val="ListParagraph"/>
+        <w:keepNext/>
+        <w:keepLines/>
+        <w:numPr>
+          <w:ilvl w:val="0"/>
+          <w:numId w:val="2"/>
+        </w:numPr>
+        <w:spacing w:after="20" w:before="20" w:line="300"/>
+      </w:pPr>
+      <w:r>
+        <w:rPr>
+          <w:rFonts w:ascii="Yu Gothic" w:eastAsia="Yu Gothic" w:hAnsi="Yu Gothic"/>
+        </w:rPr>
+        <w:t xml:space="preserve">リリースに使う鍵（R-9-2-2）：DD-9-4「更新の電子署名の鍵は CI の外に置き、コード署名の資格は CI の秘密に置く」。更新の電子署名の鍵は Tauri の署名の鍵（失うと既存の利用者へ更新を配れない）であり、ネットにつながない運営者の PC の中の鍵のファイル（合言葉で暗号化）と、紙の控え（金庫）で二重に保管する。</w:t>
       </w:r>
     </w:p>
     <w:p>
@@ -6108,7 +5806,7 @@
         <w:rPr>
           <w:rFonts w:ascii="Yu Gothic" w:eastAsia="Yu Gothic" w:hAnsi="Yu Gothic"/>
         </w:rPr>
-        <w:t xml:space="preserve">リリースに使う鍵（R-9-2-2「リリースに使う鍵が保護されている」）：DD-9-4「更新の電子署名の鍵は CI の外に置き、コード署名の資格は CI の秘密に置く」。更新の電子署名の鍵は Tauri の署名の鍵（失うと既存の利用者へ更新を配れない）であり、ネットにつながない運営者の PC の中の鍵のファイル（合言葉で暗号化）と、紙の控え（金庫）で二重に保管する。</w:t>
+        <w:t xml:space="preserve">秘密：アプリの更新の電子署名の鍵。置き場：Tauri の署名の鍵のファイル（合言葉で暗号化）を、ネットにつながない運営者の PC に置く。紙の控えを金庫に置く（第9章 DD-9-4「更新の電子署名の鍵は CI の外に置き、コード署名の資格は CI の秘密に置く」）。漏れた時：偽の更新を配られ得る。失うと更新を配れない（第9章）</w:t>
       </w:r>
     </w:p>
     <w:p>
@@ -6147,9 +5845,9 @@
       </w:tblPr>
       <w:tblGrid>
         <w:gridCol w:w="1030"/>
-        <w:gridCol w:w="3295"/>
-        <w:gridCol w:w="1958"/>
-        <w:gridCol w:w="3355"/>
+        <w:gridCol w:w="3567"/>
+        <w:gridCol w:w="1683"/>
+        <w:gridCol w:w="3358"/>
       </w:tblGrid>
       <w:tr>
         <w:trPr>
@@ -6193,7 +5891,7 @@
         </w:tc>
         <w:tc>
           <w:tcPr>
-            <w:tcW w:type="dxa" w:w="3295"/>
+            <w:tcW w:type="dxa" w:w="3567"/>
             <w:tcBorders>
               <w:top w:val="single" w:color="A6B8D0" w:sz="4"/>
               <w:left w:val="single" w:color="A6B8D0" w:sz="4"/>
@@ -6228,7 +5926,7 @@
         </w:tc>
         <w:tc>
           <w:tcPr>
-            <w:tcW w:type="dxa" w:w="1958"/>
+            <w:tcW w:type="dxa" w:w="1683"/>
             <w:tcBorders>
               <w:top w:val="single" w:color="A6B8D0" w:sz="4"/>
               <w:left w:val="single" w:color="A6B8D0" w:sz="4"/>
@@ -6263,7 +5961,7 @@
         </w:tc>
         <w:tc>
           <w:tcPr>
-            <w:tcW w:type="dxa" w:w="3355"/>
+            <w:tcW w:type="dxa" w:w="3358"/>
             <w:tcBorders>
               <w:top w:val="single" w:color="A6B8D0" w:sz="4"/>
               <w:left w:val="single" w:color="A6B8D0" w:sz="4"/>
@@ -6338,7 +6036,7 @@
         </w:tc>
         <w:tc>
           <w:tcPr>
-            <w:tcW w:type="dxa" w:w="3295"/>
+            <w:tcW w:type="dxa" w:w="3567"/>
             <w:tcBorders>
               <w:top w:val="single" w:color="A6B8D0" w:sz="4"/>
               <w:left w:val="single" w:color="A6B8D0" w:sz="4"/>
@@ -6372,7 +6070,7 @@
         </w:tc>
         <w:tc>
           <w:tcPr>
-            <w:tcW w:type="dxa" w:w="1958"/>
+            <w:tcW w:type="dxa" w:w="1683"/>
             <w:tcBorders>
               <w:top w:val="single" w:color="A6B8D0" w:sz="4"/>
               <w:left w:val="single" w:color="A6B8D0" w:sz="4"/>
@@ -6406,7 +6104,7 @@
         </w:tc>
         <w:tc>
           <w:tcPr>
-            <w:tcW w:type="dxa" w:w="3355"/>
+            <w:tcW w:type="dxa" w:w="3358"/>
             <w:tcBorders>
               <w:top w:val="single" w:color="A6B8D0" w:sz="4"/>
               <w:left w:val="single" w:color="A6B8D0" w:sz="4"/>
@@ -6480,7 +6178,7 @@
         </w:tc>
         <w:tc>
           <w:tcPr>
-            <w:tcW w:type="dxa" w:w="3295"/>
+            <w:tcW w:type="dxa" w:w="3567"/>
             <w:tcBorders>
               <w:top w:val="single" w:color="A6B8D0" w:sz="4"/>
               <w:left w:val="single" w:color="A6B8D0" w:sz="4"/>
@@ -6514,7 +6212,7 @@
         </w:tc>
         <w:tc>
           <w:tcPr>
-            <w:tcW w:type="dxa" w:w="1958"/>
+            <w:tcW w:type="dxa" w:w="1683"/>
             <w:tcBorders>
               <w:top w:val="single" w:color="A6B8D0" w:sz="4"/>
               <w:left w:val="single" w:color="A6B8D0" w:sz="4"/>
@@ -6548,35 +6246,35 @@
         </w:tc>
         <w:tc>
           <w:tcPr>
-            <w:tcW w:type="dxa" w:w="3355"/>
-            <w:tcBorders>
-              <w:top w:val="single" w:color="A6B8D0" w:sz="4"/>
-              <w:left w:val="single" w:color="A6B8D0" w:sz="4"/>
-              <w:bottom w:val="single" w:color="A6B8D0" w:sz="4"/>
-              <w:right w:val="single" w:color="A6B8D0" w:sz="4"/>
-            </w:tcBorders>
-            <w:tcMar>
-              <w:top w:type="dxa" w:w="50"/>
-              <w:left w:type="dxa" w:w="90"/>
-              <w:bottom w:type="dxa" w:w="50"/>
-              <w:right w:type="dxa" w:w="90"/>
-            </w:tcMar>
-          </w:tcPr>
-          <w:p>
-            <w:pPr>
-              <w:keepNext/>
-              <w:keepLines/>
-              <w:spacing w:after="0" w:before="0" w:line="280"/>
-            </w:pPr>
-            <w:r>
-              <w:rPr>
-                <w:rFonts w:ascii="Yu Gothic" w:eastAsia="Yu Gothic" w:hAnsi="Yu Gothic"/>
-                <w:b w:val="false"/>
-                <w:bCs w:val="false"/>
-                <w:sz w:val="18"/>
-                <w:szCs w:val="18"/>
-              </w:rPr>
-              <w:t xml:space="preserve">取得に失敗した場合（応答がない、途中で切れる、2xx でない）は、次の確かめからミラーを先にした取得先の並びにする（4.3）。ミラーでも3回続けて失敗したら利用者に知らせ、手動の入れ直しを案内する</w:t>
+            <w:tcW w:type="dxa" w:w="3358"/>
+            <w:tcBorders>
+              <w:top w:val="single" w:color="A6B8D0" w:sz="4"/>
+              <w:left w:val="single" w:color="A6B8D0" w:sz="4"/>
+              <w:bottom w:val="single" w:color="A6B8D0" w:sz="4"/>
+              <w:right w:val="single" w:color="A6B8D0" w:sz="4"/>
+            </w:tcBorders>
+            <w:tcMar>
+              <w:top w:type="dxa" w:w="50"/>
+              <w:left w:type="dxa" w:w="90"/>
+              <w:bottom w:type="dxa" w:w="50"/>
+              <w:right w:type="dxa" w:w="90"/>
+            </w:tcMar>
+          </w:tcPr>
+          <w:p>
+            <w:pPr>
+              <w:keepNext/>
+              <w:keepLines/>
+              <w:spacing w:after="0" w:before="0" w:line="280"/>
+            </w:pPr>
+            <w:r>
+              <w:rPr>
+                <w:rFonts w:ascii="Yu Gothic" w:eastAsia="Yu Gothic" w:hAnsi="Yu Gothic"/>
+                <w:b w:val="false"/>
+                <w:bCs w:val="false"/>
+                <w:sz w:val="18"/>
+                <w:szCs w:val="18"/>
+              </w:rPr>
+              <w:t xml:space="preserve">取得に失敗した場合（応答がない、途中で切れる、2xx でない）は、第1章 4.2 末尾の共通の再試行（3回、その後は回線の復帰と1時間ごと）に従い、次からミラーを先にした取得先の並びにする（4.3）。ミラーでも3回続けて失敗したら利用者に知らせ、手動の入れ直しを案内する</w:t>
             </w:r>
           </w:p>
         </w:tc>
@@ -6622,41 +6320,41 @@
         </w:tc>
         <w:tc>
           <w:tcPr>
-            <w:tcW w:type="dxa" w:w="3295"/>
-            <w:tcBorders>
-              <w:top w:val="single" w:color="A6B8D0" w:sz="4"/>
-              <w:left w:val="single" w:color="A6B8D0" w:sz="4"/>
-              <w:bottom w:val="single" w:color="A6B8D0" w:sz="4"/>
-              <w:right w:val="single" w:color="A6B8D0" w:sz="4"/>
-            </w:tcBorders>
-            <w:tcMar>
-              <w:top w:type="dxa" w:w="50"/>
-              <w:left w:type="dxa" w:w="90"/>
-              <w:bottom w:type="dxa" w:w="50"/>
-              <w:right w:type="dxa" w:w="90"/>
-            </w:tcMar>
-          </w:tcPr>
-          <w:p>
-            <w:pPr>
-              <w:keepNext/>
-              <w:keepLines/>
-              <w:spacing w:after="0" w:before="0" w:line="280"/>
-            </w:pPr>
-            <w:r>
-              <w:rPr>
-                <w:rFonts w:ascii="Yu Gothic" w:eastAsia="Yu Gothic" w:hAnsi="Yu Gothic"/>
-                <w:b w:val="false"/>
-                <w:bCs w:val="false"/>
-                <w:sz w:val="18"/>
-                <w:szCs w:val="18"/>
-              </w:rPr>
-              <w:t xml:space="preserve">更新の電子署名を、アプリに埋め込んだ公開鍵で検証する</w:t>
-            </w:r>
-          </w:p>
-        </w:tc>
-        <w:tc>
-          <w:tcPr>
-            <w:tcW w:type="dxa" w:w="1958"/>
+            <w:tcW w:type="dxa" w:w="3567"/>
+            <w:tcBorders>
+              <w:top w:val="single" w:color="A6B8D0" w:sz="4"/>
+              <w:left w:val="single" w:color="A6B8D0" w:sz="4"/>
+              <w:bottom w:val="single" w:color="A6B8D0" w:sz="4"/>
+              <w:right w:val="single" w:color="A6B8D0" w:sz="4"/>
+            </w:tcBorders>
+            <w:tcMar>
+              <w:top w:type="dxa" w:w="50"/>
+              <w:left w:type="dxa" w:w="90"/>
+              <w:bottom w:type="dxa" w:w="50"/>
+              <w:right w:type="dxa" w:w="90"/>
+            </w:tcMar>
+          </w:tcPr>
+          <w:p>
+            <w:pPr>
+              <w:keepNext/>
+              <w:keepLines/>
+              <w:spacing w:after="0" w:before="0" w:line="280"/>
+            </w:pPr>
+            <w:r>
+              <w:rPr>
+                <w:rFonts w:ascii="Yu Gothic" w:eastAsia="Yu Gothic" w:hAnsi="Yu Gothic"/>
+                <w:b w:val="false"/>
+                <w:bCs w:val="false"/>
+                <w:sz w:val="18"/>
+                <w:szCs w:val="18"/>
+              </w:rPr>
+              <w:t xml:space="preserve">TUF のメタデータ（4.3）を tough で検証し、次に更新の電子署名をアプリに埋め込んだ公開鍵で検証する</w:t>
+            </w:r>
+          </w:p>
+        </w:tc>
+        <w:tc>
+          <w:tcPr>
+            <w:tcW w:type="dxa" w:w="1683"/>
             <w:tcBorders>
               <w:top w:val="single" w:color="A6B8D0" w:sz="4"/>
               <w:left w:val="single" w:color="A6B8D0" w:sz="4"/>
@@ -6690,7 +6388,7 @@
         </w:tc>
         <w:tc>
           <w:tcPr>
-            <w:tcW w:type="dxa" w:w="3355"/>
+            <w:tcW w:type="dxa" w:w="3358"/>
             <w:tcBorders>
               <w:top w:val="single" w:color="A6B8D0" w:sz="4"/>
               <w:left w:val="single" w:color="A6B8D0" w:sz="4"/>
@@ -6764,7 +6462,7 @@
         </w:tc>
         <w:tc>
           <w:tcPr>
-            <w:tcW w:type="dxa" w:w="3295"/>
+            <w:tcW w:type="dxa" w:w="3567"/>
             <w:tcBorders>
               <w:top w:val="single" w:color="A6B8D0" w:sz="4"/>
               <w:left w:val="single" w:color="A6B8D0" w:sz="4"/>
@@ -6798,7 +6496,7 @@
         </w:tc>
         <w:tc>
           <w:tcPr>
-            <w:tcW w:type="dxa" w:w="1958"/>
+            <w:tcW w:type="dxa" w:w="1683"/>
             <w:tcBorders>
               <w:top w:val="single" w:color="A6B8D0" w:sz="4"/>
               <w:left w:val="single" w:color="A6B8D0" w:sz="4"/>
@@ -6832,7 +6530,7 @@
         </w:tc>
         <w:tc>
           <w:tcPr>
-            <w:tcW w:type="dxa" w:w="3355"/>
+            <w:tcW w:type="dxa" w:w="3358"/>
             <w:tcBorders>
               <w:top w:val="single" w:color="A6B8D0" w:sz="4"/>
               <w:left w:val="single" w:color="A6B8D0" w:sz="4"/>
@@ -6906,7 +6604,7 @@
         </w:tc>
         <w:tc>
           <w:tcPr>
-            <w:tcW w:type="dxa" w:w="3295"/>
+            <w:tcW w:type="dxa" w:w="3567"/>
             <w:tcBorders>
               <w:top w:val="single" w:color="A6B8D0" w:sz="4"/>
               <w:left w:val="single" w:color="A6B8D0" w:sz="4"/>
@@ -6940,7 +6638,7 @@
         </w:tc>
         <w:tc>
           <w:tcPr>
-            <w:tcW w:type="dxa" w:w="1958"/>
+            <w:tcW w:type="dxa" w:w="1683"/>
             <w:tcBorders>
               <w:top w:val="single" w:color="A6B8D0" w:sz="4"/>
               <w:left w:val="single" w:color="A6B8D0" w:sz="4"/>
@@ -6974,7 +6672,7 @@
         </w:tc>
         <w:tc>
           <w:tcPr>
-            <w:tcW w:type="dxa" w:w="3355"/>
+            <w:tcW w:type="dxa" w:w="3358"/>
             <w:tcBorders>
               <w:top w:val="single" w:color="A6B8D0" w:sz="4"/>
               <w:left w:val="single" w:color="A6B8D0" w:sz="4"/>
@@ -7048,7 +6746,7 @@
         </w:tc>
         <w:tc>
           <w:tcPr>
-            <w:tcW w:type="dxa" w:w="3295"/>
+            <w:tcW w:type="dxa" w:w="3567"/>
             <w:tcBorders>
               <w:top w:val="single" w:color="A6B8D0" w:sz="4"/>
               <w:left w:val="single" w:color="A6B8D0" w:sz="4"/>
@@ -7082,7 +6780,7 @@
         </w:tc>
         <w:tc>
           <w:tcPr>
-            <w:tcW w:type="dxa" w:w="1958"/>
+            <w:tcW w:type="dxa" w:w="1683"/>
             <w:tcBorders>
               <w:top w:val="single" w:color="A6B8D0" w:sz="4"/>
               <w:left w:val="single" w:color="A6B8D0" w:sz="4"/>
@@ -7116,7 +6814,7 @@
         </w:tc>
         <w:tc>
           <w:tcPr>
-            <w:tcW w:type="dxa" w:w="3355"/>
+            <w:tcW w:type="dxa" w:w="3358"/>
             <w:tcBorders>
               <w:top w:val="single" w:color="A6B8D0" w:sz="4"/>
               <w:left w:val="single" w:color="A6B8D0" w:sz="4"/>
@@ -7170,7 +6868,103 @@
         <w:rPr>
           <w:rFonts w:ascii="Yu Gothic" w:eastAsia="Yu Gothic" w:hAnsi="Yu Gothic"/>
         </w:rPr>
-        <w:t xml:space="preserve">利用者の操作は要らない（R-9-3-1「操作なしで更新され、受け取ったものが検証される」）。入れ替えの時期だけを利用者の操作に合わせる（DD-9-5「入れ替えは閉じる時か利用者が押した時」）。</w:t>
+        <w:t xml:space="preserve">利用者の操作は要らない（R-9-3-1）。入れ替えの時期だけを利用者の操作に合わせる（DD-9-5「入れ替えは閉じる時か利用者が押した時」）。</w:t>
+      </w:r>
+    </w:p>
+    <w:p>
+      <w:pPr>
+        <w:pStyle w:val="ListParagraph"/>
+        <w:keepNext/>
+        <w:keepLines/>
+        <w:numPr>
+          <w:ilvl w:val="0"/>
+          <w:numId w:val="2"/>
+        </w:numPr>
+        <w:spacing w:after="20" w:before="20" w:line="300"/>
+      </w:pPr>
+      <w:r>
+        <w:rPr>
+          <w:rFonts w:ascii="Yu Gothic" w:eastAsia="Yu Gothic" w:hAnsi="Yu Gothic"/>
+        </w:rPr>
+        <w:t xml:space="preserve">更新の確かめで送るのは取得の要求のみであり、相手に IP アドレスが見える。要求の User-Agent は更新の部品の名前と版（</w:t>
+      </w:r>
+      <w:r>
+        <w:rPr>
+          <w:rFonts w:ascii="Consolas" w:eastAsia="Yu Gothic" w:hAnsi="Consolas"/>
+        </w:rPr>
+        <w:t xml:space="preserve">tauri-plugin-updater/&lt;版&gt;</w:t>
+      </w:r>
+      <w:r>
+        <w:rPr>
+          <w:rFonts w:ascii="Yu Gothic" w:eastAsia="Yu Gothic" w:hAnsi="Yu Gothic"/>
+        </w:rPr>
+        <w:t xml:space="preserve">）であり、アプリの版は送らない（tauri-plugin-updater の updater.rs）（第12章 5.2「端末の外への送信の一覧」）。</w:t>
+      </w:r>
+    </w:p>
+    <w:p>
+      <w:pPr>
+        <w:pStyle w:val="ListParagraph"/>
+        <w:keepNext/>
+        <w:keepLines/>
+        <w:numPr>
+          <w:ilvl w:val="0"/>
+          <w:numId w:val="2"/>
+        </w:numPr>
+        <w:spacing w:after="20" w:before="20" w:line="300"/>
+      </w:pPr>
+      <w:r>
+        <w:rPr>
+          <w:rFonts w:ascii="Yu Gothic" w:eastAsia="Yu Gothic" w:hAnsi="Yu Gothic"/>
+        </w:rPr>
+        <w:t xml:space="preserve">OS のシャットダウン・ログオフ（Windows の </w:t>
+      </w:r>
+      <w:r>
+        <w:rPr>
+          <w:rFonts w:ascii="Consolas" w:eastAsia="Yu Gothic" w:hAnsi="Consolas"/>
+        </w:rPr>
+        <w:t xml:space="preserve">WM_QUERYENDSESSION</w:t>
+      </w:r>
+      <w:r>
+        <w:rPr>
+          <w:rFonts w:ascii="Yu Gothic" w:eastAsia="Yu Gothic" w:hAnsi="Yu Gothic"/>
+        </w:rPr>
+        <w:t xml:space="preserve">、macOS の </w:t>
+      </w:r>
+      <w:r>
+        <w:rPr>
+          <w:rFonts w:ascii="Consolas" w:eastAsia="Yu Gothic" w:hAnsi="Consolas"/>
+        </w:rPr>
+        <w:t xml:space="preserve">applicationShouldTerminate</w:t>
+      </w:r>
+      <w:r>
+        <w:rPr>
+          <w:rFonts w:ascii="Yu Gothic" w:eastAsia="Yu Gothic" w:hAnsi="Yu Gothic"/>
+        </w:rPr>
+        <w:t xml:space="preserve">、Tauri の </w:t>
+      </w:r>
+      <w:r>
+        <w:rPr>
+          <w:rFonts w:ascii="Consolas" w:eastAsia="Yu Gothic" w:hAnsi="Consolas"/>
+        </w:rPr>
+        <w:t xml:space="preserve">ExitRequested</w:t>
+      </w:r>
+      <w:r>
+        <w:rPr>
+          <w:rFonts w:ascii="Yu Gothic" w:eastAsia="Yu Gothic" w:hAnsi="Yu Gothic"/>
+        </w:rPr>
+        <w:t xml:space="preserve">）では入れ替えを始めず、作業の保存だけを行い、</w:t>
+      </w:r>
+      <w:r>
+        <w:rPr>
+          <w:rFonts w:ascii="Consolas" w:eastAsia="Yu Gothic" w:hAnsi="Consolas"/>
+        </w:rPr>
+        <w:t xml:space="preserve">state/update-pending</w:t>
+      </w:r>
+      <w:r>
+        <w:rPr>
+          <w:rFonts w:ascii="Yu Gothic" w:eastAsia="Yu Gothic" w:hAnsi="Yu Gothic"/>
+        </w:rPr>
+        <w:t xml:space="preserve"> の印を置く。次の起動で、画面を出す前に検証済みの配布物で入れ替える（Firefox の staged update が次の起動で適用されるのと同じ）。利用者の操作で閉じた時だけ、その場で入れ替える（DD-9-5）。</w:t>
       </w:r>
     </w:p>
     <w:p>
@@ -7188,19 +6982,7 @@
         <w:rPr>
           <w:rFonts w:ascii="Yu Gothic" w:eastAsia="Yu Gothic" w:hAnsi="Yu Gothic"/>
         </w:rPr>
-        <w:t xml:space="preserve">更新の確かめで送るのは取得の要求のみであり、相手に IP アドレスが見える。要求の User-Agent は更新の部品の名前と版（</w:t>
-      </w:r>
-      <w:r>
-        <w:rPr>
-          <w:rFonts w:ascii="Consolas" w:eastAsia="Yu Gothic" w:hAnsi="Consolas"/>
-        </w:rPr>
-        <w:t xml:space="preserve">tauri-plugin-updater/&lt;版&gt;</w:t>
-      </w:r>
-      <w:r>
-        <w:rPr>
-          <w:rFonts w:ascii="Yu Gothic" w:eastAsia="Yu Gothic" w:hAnsi="Yu Gothic"/>
-        </w:rPr>
-        <w:t xml:space="preserve">）であり、アプリの版は送らない（tauri-plugin-updater の updater.rs）（第12章 5.2「端末の外への送信の一覧」）。</w:t>
+        <w:t xml:space="preserve">配布物の一時の置き場は Tauri の更新の部品の一時の場所（OS の一時のフォルダー）とし、取得の前に空きが配布物の大きさの2倍あることを確かめる（足りなければ次の確かめで試し、G-21 に1行）。</w:t>
       </w:r>
     </w:p>
     <w:p>
@@ -7229,7 +7011,91 @@
         <w:rPr>
           <w:rFonts w:ascii="Yu Gothic" w:eastAsia="Yu Gothic" w:hAnsi="Yu Gothic"/>
         </w:rPr>
-        <w:t xml:space="preserve">参照情報の中に「最低限の版」を持たせ、それより古い版は C2PA署名・登録を止めて更新を求める（記録の形式や参照情報の形式の変更に追従させるため）。閲覧（確かめる画面）、証拠一式の取り出し、控えの作成は古い版でも使える（利用者の記録を取り出せなくしないため）。</w:t>
+        <w:t xml:space="preserve">版の比較は SemVer の順序による。プレビュー版（5.1）は先行の版の印を除いた本体の版で比べる。</w:t>
+      </w:r>
+    </w:p>
+    <w:p>
+      <w:pPr>
+        <w:pStyle w:val="ListParagraph"/>
+        <w:keepNext/>
+        <w:keepLines/>
+        <w:numPr>
+          <w:ilvl w:val="0"/>
+          <w:numId w:val="2"/>
+        </w:numPr>
+        <w:spacing w:after="20" w:before="20" w:line="300"/>
+      </w:pPr>
+      <w:r>
+        <w:rPr>
+          <w:rFonts w:ascii="Yu Gothic" w:eastAsia="Yu Gothic" w:hAnsi="Yu Gothic"/>
+        </w:rPr>
+        <w:t xml:space="preserve">参照情報の </w:t>
+      </w:r>
+      <w:r>
+        <w:rPr>
+          <w:rFonts w:ascii="Consolas" w:eastAsia="Yu Gothic" w:hAnsi="Consolas"/>
+        </w:rPr>
+        <w:t xml:space="preserve">minimum-version.json</w:t>
+      </w:r>
+      <w:r>
+        <w:rPr>
+          <w:rFonts w:ascii="Yu Gothic" w:eastAsia="Yu Gothic" w:hAnsi="Yu Gothic"/>
+        </w:rPr>
+        <w:t xml:space="preserve">（</w:t>
+      </w:r>
+      <w:r>
+        <w:rPr>
+          <w:rFonts w:ascii="Consolas" w:eastAsia="Yu Gothic" w:hAnsi="Consolas"/>
+        </w:rPr>
+        <w:t xml:space="preserve">app</w:t>
+      </w:r>
+      <w:r>
+        <w:rPr>
+          <w:rFonts w:ascii="Yu Gothic" w:eastAsia="Yu Gothic" w:hAnsi="Yu Gothic"/>
+        </w:rPr>
+        <w:t xml:space="preserve">（SemVer）、</w:t>
+      </w:r>
+      <w:r>
+        <w:rPr>
+          <w:rFonts w:ascii="Consolas" w:eastAsia="Yu Gothic" w:hAnsi="Consolas"/>
+        </w:rPr>
+        <w:t xml:space="preserve">reason</w:t>
+      </w:r>
+      <w:r>
+        <w:rPr>
+          <w:rFonts w:ascii="Yu Gothic" w:eastAsia="Yu Gothic" w:hAnsi="Yu Gothic"/>
+        </w:rPr>
+        <w:t xml:space="preserve">（3言語）、</w:t>
+      </w:r>
+      <w:r>
+        <w:rPr>
+          <w:rFonts w:ascii="Consolas" w:eastAsia="Yu Gothic" w:hAnsi="Consolas"/>
+        </w:rPr>
+        <w:t xml:space="preserve">date</w:t>
+      </w:r>
+      <w:r>
+        <w:rPr>
+          <w:rFonts w:ascii="Yu Gothic" w:eastAsia="Yu Gothic" w:hAnsi="Yu Gothic"/>
+        </w:rPr>
+        <w:t xml:space="preserve">）に「最低限の版」を持たせ、それより古い版は C2PA署名・登録を止めて更新を求める（記録の形式や参照情報の形式の変更に追従させるため）。閲覧（確かめる画面）、証拠一式の取り出し、控えの作成は古い版でも使える（利用者の記録を取り出せなくしないため）。</w:t>
+      </w:r>
+    </w:p>
+    <w:p>
+      <w:pPr>
+        <w:pStyle w:val="ListParagraph"/>
+        <w:keepNext/>
+        <w:keepLines/>
+        <w:numPr>
+          <w:ilvl w:val="0"/>
+          <w:numId w:val="2"/>
+        </w:numPr>
+        <w:spacing w:after="20" w:before="20" w:line="300"/>
+      </w:pPr>
+      <w:r>
+        <w:rPr>
+          <w:rFonts w:ascii="Yu Gothic" w:eastAsia="Yu Gothic" w:hAnsi="Yu Gothic"/>
+        </w:rPr>
+        <w:t xml:space="preserve">最低限の版を上げるのは、①記録や参照情報の形式を古い版が正しく扱えない場合、②古い版に利用者の記録を損なう誤りや脆弱性がある場合、に限る。</w:t>
       </w:r>
     </w:p>
     <w:p>
@@ -7247,7 +7113,19 @@
         <w:rPr>
           <w:rFonts w:ascii="Yu Gothic" w:eastAsia="Yu Gothic" w:hAnsi="Yu Gothic"/>
         </w:rPr>
-        <w:t xml:space="preserve">最低限の版を上げるのは、①記録や参照情報の形式を古い版が正しく扱えない場合、②古い版に利用者の記録を損なう誤りや脆弱性がある場合、に限る。</w:t>
+        <w:t xml:space="preserve">同じ値を更新の案内の TUF のメタデータ（委任 </w:t>
+      </w:r>
+      <w:r>
+        <w:rPr>
+          <w:rFonts w:ascii="Consolas" w:eastAsia="Yu Gothic" w:hAnsi="Consolas"/>
+        </w:rPr>
+        <w:t xml:space="preserve">release</w:t>
+      </w:r>
+      <w:r>
+        <w:rPr>
+          <w:rFonts w:ascii="Yu Gothic" w:eastAsia="Yu Gothic" w:hAnsi="Yu Gothic"/>
+        </w:rPr>
+        <w:t xml:space="preserve"> の targets の custom）にも持たせ、規約に同意せず参照情報を取らない利用者（第12章 DD-12-3）にも、更新の案内の経路で届くようにする。</w:t>
       </w:r>
     </w:p>
     <w:p>
@@ -8026,31 +7904,31 @@
         <w:rPr>
           <w:rFonts w:ascii="Yu Gothic" w:eastAsia="Yu Gothic" w:hAnsi="Yu Gothic"/>
         </w:rPr>
-        <w:t xml:space="preserve">Tauri は、応答が成功（2xx）でない時だけ次の取得先に進む（公式の案内）。GitHub が成功を返しても中身が壊れていれば、更新の電子署名の検証に通らず適用しない。この場合は次の確かめの時にミラーを先に試す。取得先の並びはアプリの実行の時に更新の部品の </w:t>
+        <w:t xml:space="preserve">Tauri は、応答が成功（2xx）でない時だけ次の取得先に進む（公式の案内）。GitHub が成功を返しても中身が壊れていれば、更新の電子署名の検証に通らず適用しない。Tauri が取得先を次へ進めるのは案内の取得の段だけであり、配布物は案内の </w:t>
       </w:r>
       <w:r>
         <w:rPr>
           <w:rFonts w:ascii="Consolas" w:eastAsia="Yu Gothic" w:hAnsi="Consolas"/>
         </w:rPr>
+        <w:t xml:space="preserve">url</w:t>
+      </w:r>
+      <w:r>
+        <w:rPr>
+          <w:rFonts w:ascii="Yu Gothic" w:eastAsia="Yu Gothic" w:hAnsi="Yu Gothic"/>
+        </w:rPr>
+        <w:t xml:space="preserve"> から取るため、中国本土で案内は届き配布物が遮られる場合に備えて、取得先の並びはアプリの側で決めて更新の部品の </w:t>
+      </w:r>
+      <w:r>
+        <w:rPr>
+          <w:rFonts w:ascii="Consolas" w:eastAsia="Yu Gothic" w:hAnsi="Consolas"/>
+        </w:rPr>
         <w:t xml:space="preserve">endpoints</w:t>
       </w:r>
       <w:r>
         <w:rPr>
           <w:rFonts w:ascii="Yu Gothic" w:eastAsia="Yu Gothic" w:hAnsi="Yu Gothic"/>
         </w:rPr>
-        <w:t xml:space="preserve"> で渡せる（tauri-plugin-updater の updater.rs）ため、GitHub で配布物の取得に失敗した回と検証に失敗した回を数え、失敗の後はミラーを先にした並びで確かめ直す。Tauri が取得先を次へ進めるのは案内の取得の段だけであり、配布物は案内の </w:t>
-      </w:r>
-      <w:r>
-        <w:rPr>
-          <w:rFonts w:ascii="Consolas" w:eastAsia="Yu Gothic" w:hAnsi="Consolas"/>
-        </w:rPr>
-        <w:t xml:space="preserve">url</w:t>
-      </w:r>
-      <w:r>
-        <w:rPr>
-          <w:rFonts w:ascii="Yu Gothic" w:eastAsia="Yu Gothic" w:hAnsi="Yu Gothic"/>
-        </w:rPr>
-        <w:t xml:space="preserve"> から取るため、中国本土で案内は届き配布物が遮られる場合に備えて、アプリの側で並びを変える。</w:t>
+        <w:t xml:space="preserve"> で渡す（tauri-plugin-updater の updater.rs）。並びと失敗した取得先を後ろに回す規則は第1章 4.2「外部とのやり取り」による。</w:t>
       </w:r>
     </w:p>
     <w:p>
@@ -8074,7 +7952,7 @@
     <w:p>
       <w:pPr>
         <w:pStyle w:val="ListParagraph"/>
-        <w:keepNext w:val="false"/>
+        <w:keepNext/>
         <w:keepLines/>
         <w:numPr>
           <w:ilvl w:val="0"/>
@@ -8123,17 +8001,6 @@
           <w:rFonts w:ascii="Yu Gothic" w:eastAsia="Yu Gothic" w:hAnsi="Yu Gothic"/>
         </w:rPr>
         <w:t xml:space="preserve"> と電子署名の版が一致しない更新は適用しない（DD-9-2「更新は Tauri の仕組みで取得し、案内と電子署名の版を照らす」）。</w:t>
-      </w:r>
-    </w:p>
-    <w:p>
-      <w:pPr>
-        <w:pStyle w:val="Heading2"/>
-      </w:pPr>
-      <w:r>
-        <w:rPr>
-          <w:rFonts w:ascii="Yu Gothic" w:eastAsia="Yu Gothic" w:hAnsi="Yu Gothic"/>
-        </w:rPr>
-        <w:t xml:space="preserve">4.4 記録の形式の移行</w:t>
       </w:r>
     </w:p>
     <w:p>
@@ -8151,19 +8018,223 @@
         <w:rPr>
           <w:rFonts w:ascii="Yu Gothic" w:eastAsia="Yu Gothic" w:hAnsi="Yu Gothic"/>
         </w:rPr>
-        <w:t xml:space="preserve">記録の </w:t>
+        <w:t xml:space="preserve">更新の案内と参照情報の包みは、The Update Framework（TUF）の仕様の形のメタデータ（</w:t>
       </w:r>
       <w:r>
         <w:rPr>
           <w:rFonts w:ascii="Consolas" w:eastAsia="Yu Gothic" w:hAnsi="Consolas"/>
         </w:rPr>
-        <w:t xml:space="preserve">schema</w:t>
-      </w:r>
-      <w:r>
-        <w:rPr>
-          <w:rFonts w:ascii="Yu Gothic" w:eastAsia="Yu Gothic" w:hAnsi="Yu Gothic"/>
-        </w:rPr>
-        <w:t xml:space="preserve"> の版が上がる更新では、新しい版の初回の起動で移行を行う。</w:t>
+        <w:t xml:space="preserve">root.json</w:t>
+      </w:r>
+      <w:r>
+        <w:rPr>
+          <w:rFonts w:ascii="Yu Gothic" w:eastAsia="Yu Gothic" w:hAnsi="Yu Gothic"/>
+        </w:rPr>
+        <w:t xml:space="preserve">：NRSD の鍵を役割に分ける。</w:t>
+      </w:r>
+      <w:r>
+        <w:rPr>
+          <w:rFonts w:ascii="Consolas" w:eastAsia="Yu Gothic" w:hAnsi="Consolas"/>
+        </w:rPr>
+        <w:t xml:space="preserve">targets.json</w:t>
+      </w:r>
+      <w:r>
+        <w:rPr>
+          <w:rFonts w:ascii="Yu Gothic" w:eastAsia="Yu Gothic" w:hAnsi="Yu Gothic"/>
+        </w:rPr>
+        <w:t xml:space="preserve">：配布物と参照情報の各ファイルのハッシュと大きさ。</w:t>
+      </w:r>
+      <w:r>
+        <w:rPr>
+          <w:rFonts w:ascii="Consolas" w:eastAsia="Yu Gothic" w:hAnsi="Consolas"/>
+        </w:rPr>
+        <w:t xml:space="preserve">snapshot.json</w:t>
+      </w:r>
+      <w:r>
+        <w:rPr>
+          <w:rFonts w:ascii="Yu Gothic" w:eastAsia="Yu Gothic" w:hAnsi="Yu Gothic"/>
+        </w:rPr>
+        <w:t xml:space="preserve">。</w:t>
+      </w:r>
+      <w:r>
+        <w:rPr>
+          <w:rFonts w:ascii="Consolas" w:eastAsia="Yu Gothic" w:hAnsi="Consolas"/>
+        </w:rPr>
+        <w:t xml:space="preserve">timestamp.json</w:t>
+      </w:r>
+      <w:r>
+        <w:rPr>
+          <w:rFonts w:ascii="Yu Gothic" w:eastAsia="Yu Gothic" w:hAnsi="Yu Gothic"/>
+        </w:rPr>
+        <w:t xml:space="preserve">：期限7日（初期値））で配り、アプリは tough（Rust の TUF の実装）で検証してから Tauri の更新の仕組みに配布物を渡す。凍結は timestamp の期限、戻しは版の番号、組み合わせの偽りは snapshot で検出する。鍵の入れ替えは root の版で行い、アプリの更新を待たない（第1章 18.3 の手順を置き換える。第8章 3.4 の包みの検証と一本化する）。役割の鍵と期限：root は2本（更新の電子署名の鍵と同じネットにつながない PC の鍵と、参照情報のハードウェアトークン）でしきい値1、期限1年（PEP 458 は3本のしきい値2を勧めるが、NRSD は1人のため、鍵を別の場所に置く2本で紛失に備える）。top-level targets はオフラインの PC の鍵、期限6か月。委任 </w:t>
+      </w:r>
+      <w:r>
+        <w:rPr>
+          <w:rFonts w:ascii="Consolas" w:eastAsia="Yu Gothic" w:hAnsi="Consolas"/>
+        </w:rPr>
+        <w:t xml:space="preserve">reference</w:t>
+      </w:r>
+      <w:r>
+        <w:rPr>
+          <w:rFonts w:ascii="Yu Gothic" w:eastAsia="Yu Gothic" w:hAnsi="Yu Gothic"/>
+        </w:rPr>
+        <w:t xml:space="preserve">（</w:t>
+      </w:r>
+      <w:r>
+        <w:rPr>
+          <w:rFonts w:ascii="Consolas" w:eastAsia="Yu Gothic" w:hAnsi="Consolas"/>
+        </w:rPr>
+        <w:t xml:space="preserve">reference/*</w:t>
+      </w:r>
+      <w:r>
+        <w:rPr>
+          <w:rFonts w:ascii="Yu Gothic" w:eastAsia="Yu Gothic" w:hAnsi="Yu Gothic"/>
+        </w:rPr>
+        <w:t xml:space="preserve">）は主・予備の2本のハードウェアトークンの鍵でしきい値1、期限120日（包みの期限）。委任 </w:t>
+      </w:r>
+      <w:r>
+        <w:rPr>
+          <w:rFonts w:ascii="Consolas" w:eastAsia="Yu Gothic" w:hAnsi="Consolas"/>
+        </w:rPr>
+        <w:t xml:space="preserve">release</w:t>
+      </w:r>
+      <w:r>
+        <w:rPr>
+          <w:rFonts w:ascii="Yu Gothic" w:eastAsia="Yu Gothic" w:hAnsi="Yu Gothic"/>
+        </w:rPr>
+        <w:t xml:space="preserve">（</w:t>
+      </w:r>
+      <w:r>
+        <w:rPr>
+          <w:rFonts w:ascii="Consolas" w:eastAsia="Yu Gothic" w:hAnsi="Consolas"/>
+        </w:rPr>
+        <w:t xml:space="preserve">dist/*</w:t>
+      </w:r>
+      <w:r>
+        <w:rPr>
+          <w:rFonts w:ascii="Yu Gothic" w:eastAsia="Yu Gothic" w:hAnsi="Yu Gothic"/>
+        </w:rPr>
+        <w:t xml:space="preserve">）はオフラインの PC の鍵、期限6か月。snapshot・timestamp は </w:t>
+      </w:r>
+      <w:r>
+        <w:rPr>
+          <w:rFonts w:ascii="Consolas" w:eastAsia="Yu Gothic" w:hAnsi="Consolas"/>
+        </w:rPr>
+        <w:t xml:space="preserve">tuf-online</w:t>
+      </w:r>
+      <w:r>
+        <w:rPr>
+          <w:rFonts w:ascii="Yu Gothic" w:eastAsia="Yu Gothic" w:hAnsi="Yu Gothic"/>
+        </w:rPr>
+        <w:t xml:space="preserve"> の鍵、期限7日（2026-10-01 NRSD の要求）。委任のメタデータのファイル名は TUF の規則どおり役割の名前（</w:t>
+      </w:r>
+      <w:r>
+        <w:rPr>
+          <w:rFonts w:ascii="Consolas" w:eastAsia="Yu Gothic" w:hAnsi="Consolas"/>
+        </w:rPr>
+        <w:t xml:space="preserve">reference.json</w:t>
+      </w:r>
+      <w:r>
+        <w:rPr>
+          <w:rFonts w:ascii="Yu Gothic" w:eastAsia="Yu Gothic" w:hAnsi="Yu Gothic"/>
+        </w:rPr>
+        <w:t xml:space="preserve">・</w:t>
+      </w:r>
+      <w:r>
+        <w:rPr>
+          <w:rFonts w:ascii="Consolas" w:eastAsia="Yu Gothic" w:hAnsi="Consolas"/>
+        </w:rPr>
+        <w:t xml:space="preserve">release.json</w:t>
+      </w:r>
+      <w:r>
+        <w:rPr>
+          <w:rFonts w:ascii="Yu Gothic" w:eastAsia="Yu Gothic" w:hAnsi="Yu Gothic"/>
+        </w:rPr>
+        <w:t xml:space="preserve">。第8章 3.3）であり、本書と他の章で「委任 </w:t>
+      </w:r>
+      <w:r>
+        <w:rPr>
+          <w:rFonts w:ascii="Consolas" w:eastAsia="Yu Gothic" w:hAnsi="Consolas"/>
+        </w:rPr>
+        <w:t xml:space="preserve">release</w:t>
+      </w:r>
+      <w:r>
+        <w:rPr>
+          <w:rFonts w:ascii="Yu Gothic" w:eastAsia="Yu Gothic" w:hAnsi="Yu Gothic"/>
+        </w:rPr>
+        <w:t xml:space="preserve"> の </w:t>
+      </w:r>
+      <w:r>
+        <w:rPr>
+          <w:rFonts w:ascii="Consolas" w:eastAsia="Yu Gothic" w:hAnsi="Consolas"/>
+        </w:rPr>
+        <w:t xml:space="preserve">targets.json</w:t>
+      </w:r>
+      <w:r>
+        <w:rPr>
+          <w:rFonts w:ascii="Yu Gothic" w:eastAsia="Yu Gothic" w:hAnsi="Yu Gothic"/>
+        </w:rPr>
+        <w:t xml:space="preserve">」と書くのは </w:t>
+      </w:r>
+      <w:r>
+        <w:rPr>
+          <w:rFonts w:ascii="Consolas" w:eastAsia="Yu Gothic" w:hAnsi="Consolas"/>
+        </w:rPr>
+        <w:t xml:space="preserve">release.json</w:t>
+      </w:r>
+      <w:r>
+        <w:rPr>
+          <w:rFonts w:ascii="Yu Gothic" w:eastAsia="Yu Gothic" w:hAnsi="Yu Gothic"/>
+        </w:rPr>
+        <w:t xml:space="preserve"> を指す。メタデータの置き場は公開ページの </w:t>
+      </w:r>
+      <w:r>
+        <w:rPr>
+          <w:rFonts w:ascii="Consolas" w:eastAsia="Yu Gothic" w:hAnsi="Consolas"/>
+        </w:rPr>
+        <w:t xml:space="preserve">tuf/</w:t>
+      </w:r>
+      <w:r>
+        <w:rPr>
+          <w:rFonts w:ascii="Yu Gothic" w:eastAsia="Yu Gothic" w:hAnsi="Yu Gothic"/>
+        </w:rPr>
+        <w:t xml:space="preserve">（第8章 3.3）と香港のミラーの同じ経路。</w:t>
+      </w:r>
+      <w:r>
+        <w:rPr>
+          <w:rFonts w:ascii="Consolas" w:eastAsia="Yu Gothic" w:hAnsi="Consolas"/>
+        </w:rPr>
+        <w:t xml:space="preserve">tuf-online</w:t>
+      </w:r>
+      <w:r>
+        <w:rPr>
+          <w:rFonts w:ascii="Yu Gothic" w:eastAsia="Yu Gothic" w:hAnsi="Yu Gothic"/>
+        </w:rPr>
+        <w:t xml:space="preserve"> の CI の仕事は、リリースと参照情報の公開のたびと、それが無くても3日ごと（初期値。期限7日の半分）に </w:t>
+      </w:r>
+      <w:r>
+        <w:rPr>
+          <w:rFonts w:ascii="Consolas" w:eastAsia="Yu Gothic" w:hAnsi="Consolas"/>
+        </w:rPr>
+        <w:t xml:space="preserve">snapshot.json</w:t>
+      </w:r>
+      <w:r>
+        <w:rPr>
+          <w:rFonts w:ascii="Yu Gothic" w:eastAsia="Yu Gothic" w:hAnsi="Yu Gothic"/>
+        </w:rPr>
+        <w:t xml:space="preserve">・</w:t>
+      </w:r>
+      <w:r>
+        <w:rPr>
+          <w:rFonts w:ascii="Consolas" w:eastAsia="Yu Gothic" w:hAnsi="Consolas"/>
+        </w:rPr>
+        <w:t xml:space="preserve">timestamp.json</w:t>
+      </w:r>
+      <w:r>
+        <w:rPr>
+          <w:rFonts w:ascii="Yu Gothic" w:eastAsia="Yu Gothic" w:hAnsi="Yu Gothic"/>
+        </w:rPr>
+        <w:t xml:space="preserve"> を署名し直し、公開ページとミラーの両方へ自動で置く（第8章 3.6）。CI が止まって timestamp が切れた時は、アプリは取得の失敗として扱い手元の版を使い続ける（第8章 3.4 の表の5）。</w:t>
       </w:r>
     </w:p>
     <w:p>
@@ -8181,31 +8252,19 @@
         <w:rPr>
           <w:rFonts w:ascii="Yu Gothic" w:eastAsia="Yu Gothic" w:hAnsi="Yu Gothic"/>
         </w:rPr>
-        <w:t xml:space="preserve">手順：①移行の前に、形式の変わる記録（証拠のファイルは形式が変わらないため除く）を同じ場所の </w:t>
+        <w:t xml:space="preserve">Flatpak の版（2.1）も同じ </w:t>
       </w:r>
       <w:r>
         <w:rPr>
           <w:rFonts w:ascii="Consolas" w:eastAsia="Yu Gothic" w:hAnsi="Consolas"/>
         </w:rPr>
-        <w:t xml:space="preserve">migration-backup/&lt;元の版&gt;/</w:t>
-      </w:r>
-      <w:r>
-        <w:rPr>
-          <w:rFonts w:ascii="Yu Gothic" w:eastAsia="Yu Gothic" w:hAnsi="Yu Gothic"/>
-        </w:rPr>
-        <w:t xml:space="preserve"> に写す。写す前に空きの容量を確かめ、足りなければ移行を始めずに知らせる（第8章 6.1「端末の容量の目安」） ②移行を行う ③移行の後の記録を検証する（記録の電子署名、件数、</w:t>
-      </w:r>
-      <w:r>
-        <w:rPr>
-          <w:rFonts w:ascii="Consolas" w:eastAsia="Yu Gothic" w:hAnsi="Consolas"/>
-        </w:rPr>
-        <w:t xml:space="preserve">schema</w:t>
-      </w:r>
-      <w:r>
-        <w:rPr>
-          <w:rFonts w:ascii="Yu Gothic" w:eastAsia="Yu Gothic" w:hAnsi="Yu Gothic"/>
-        </w:rPr>
-        <w:t xml:space="preserve"> の版） ④成功したら写しを30日（初期値）残して消す。</w:t>
+        <w:t xml:space="preserve">root.json</w:t>
+      </w:r>
+      <w:r>
+        <w:rPr>
+          <w:rFonts w:ascii="Yu Gothic" w:eastAsia="Yu Gothic" w:hAnsi="Yu Gothic"/>
+        </w:rPr>
+        <w:t xml:space="preserve"> を埋め込み、参照情報の検証と最低限の版の扱いは同じ。最低限の版を下回った時の案内だけ「Flathub で更新」に替える。root の鍵の入れ替えは root の版の連なりで届きアプリの版に依らず、しきい値を割るまで root の鍵を失った場合だけ Flathub 経由の新しい版が要る。</w:t>
       </w:r>
     </w:p>
     <w:p>
@@ -8223,7 +8282,19 @@
         <w:rPr>
           <w:rFonts w:ascii="Yu Gothic" w:eastAsia="Yu Gothic" w:hAnsi="Yu Gothic"/>
         </w:rPr>
-        <w:t xml:space="preserve">失敗した場合：写しに戻し、「更新の後の準備に失敗しました。記録は元のままです」と示す。新しい版は記録を読み取り専用で開いて（書き込みをしない）起動し、指摘の送り方（第10章 9「指摘の受け口」）を示す。古い版の再導入は案内しない（版の戻しは行わない。DD-9-6「版を戻す更新は配らない」）。</w:t>
+        <w:t xml:space="preserve">秘密：TUF の鍵（root・targets はオフライン：更新の電子署名の鍵・参照情報の電子署名の鍵と同じ置き場。snapshot・timestamp はオンライン：CI の別の環境 </w:t>
+      </w:r>
+      <w:r>
+        <w:rPr>
+          <w:rFonts w:ascii="Consolas" w:eastAsia="Yu Gothic" w:hAnsi="Consolas"/>
+        </w:rPr>
+        <w:t xml:space="preserve">tuf-online</w:t>
+      </w:r>
+      <w:r>
+        <w:rPr>
+          <w:rFonts w:ascii="Yu Gothic" w:eastAsia="Yu Gothic" w:hAnsi="Yu Gothic"/>
+        </w:rPr>
+        <w:t xml:space="preserve">。第11章 DD-11-13、8.3）。置き場：上に同じ。漏れた時：root・targets の漏れは偽の配布物・参照情報に至る（H-22 と同じ手順）。snapshot・timestamp の漏れは偽の中身を作れず、凍結・混ぜ合わせだけ。鍵を替えて root の版を上げる</w:t>
       </w:r>
     </w:p>
     <w:p>
@@ -8234,7 +8305,7 @@
         <w:rPr>
           <w:rFonts w:ascii="Yu Gothic" w:eastAsia="Yu Gothic" w:hAnsi="Yu Gothic"/>
         </w:rPr>
-        <w:t xml:space="preserve">4.5 失敗と乗っ取り</w:t>
+        <w:t xml:space="preserve">4.4 記録の形式の移行</w:t>
       </w:r>
     </w:p>
     <w:p>
@@ -8252,7 +8323,61 @@
         <w:rPr>
           <w:rFonts w:ascii="Yu Gothic" w:eastAsia="Yu Gothic" w:hAnsi="Yu Gothic"/>
         </w:rPr>
-        <w:t xml:space="preserve">入れ替えの途中で止まった場合：Windows の NSIS は古いファイルを残したまま止まり得る。次の起動で古い版が起動すれば、4.1 の2から試し直す。起動しない場合は README の入れ直しの手順による（記録は消えない。2.2）。</w:t>
+        <w:t xml:space="preserve">記録の </w:t>
+      </w:r>
+      <w:r>
+        <w:rPr>
+          <w:rFonts w:ascii="Consolas" w:eastAsia="Yu Gothic" w:hAnsi="Consolas"/>
+        </w:rPr>
+        <w:t xml:space="preserve">schema</w:t>
+      </w:r>
+      <w:r>
+        <w:rPr>
+          <w:rFonts w:ascii="Yu Gothic" w:eastAsia="Yu Gothic" w:hAnsi="Yu Gothic"/>
+        </w:rPr>
+        <w:t xml:space="preserve"> の版が上がる更新では、新しい版の初回の起動で移行を行う。</w:t>
+      </w:r>
+    </w:p>
+    <w:p>
+      <w:pPr>
+        <w:pStyle w:val="ListParagraph"/>
+        <w:keepNext/>
+        <w:keepLines/>
+        <w:numPr>
+          <w:ilvl w:val="0"/>
+          <w:numId w:val="2"/>
+        </w:numPr>
+        <w:spacing w:after="20" w:before="20" w:line="300"/>
+      </w:pPr>
+      <w:r>
+        <w:rPr>
+          <w:rFonts w:ascii="Yu Gothic" w:eastAsia="Yu Gothic" w:hAnsi="Yu Gothic"/>
+        </w:rPr>
+        <w:t xml:space="preserve">手順：①移行の前に、形式の変わる記録（証拠のファイルは形式が変わらないため除く）を同じ場所の </w:t>
+      </w:r>
+      <w:r>
+        <w:rPr>
+          <w:rFonts w:ascii="Consolas" w:eastAsia="Yu Gothic" w:hAnsi="Consolas"/>
+        </w:rPr>
+        <w:t xml:space="preserve">migration-backup/&lt;元の版&gt;/</w:t>
+      </w:r>
+      <w:r>
+        <w:rPr>
+          <w:rFonts w:ascii="Yu Gothic" w:eastAsia="Yu Gothic" w:hAnsi="Yu Gothic"/>
+        </w:rPr>
+        <w:t xml:space="preserve"> に写す。写す前に空きの容量を確かめ、足りなければ移行を始めずに知らせる（第8章 6.1「端末の容量の目安」） ②移行を行う ③移行の後の記録を検証する（記録の電子署名、件数、</w:t>
+      </w:r>
+      <w:r>
+        <w:rPr>
+          <w:rFonts w:ascii="Consolas" w:eastAsia="Yu Gothic" w:hAnsi="Consolas"/>
+        </w:rPr>
+        <w:t xml:space="preserve">schema</w:t>
+      </w:r>
+      <w:r>
+        <w:rPr>
+          <w:rFonts w:ascii="Yu Gothic" w:eastAsia="Yu Gothic" w:hAnsi="Yu Gothic"/>
+        </w:rPr>
+        <w:t xml:space="preserve"> の版） ④成功したら写しを30日（初期値）残して消す。</w:t>
       </w:r>
     </w:p>
     <w:p>
@@ -8270,18 +8395,18 @@
         <w:rPr>
           <w:rFonts w:ascii="Yu Gothic" w:eastAsia="Yu Gothic" w:hAnsi="Yu Gothic"/>
         </w:rPr>
-        <w:t xml:space="preserve">更新経路の乗っ取り（R-9-3-3「更新経路が乗っ取られたときの備えがある」）：更新の電子署名の鍵がリポジトリの外にあるため、公開リポジトリのアカウントを奪われても、正しい更新の電子署名のない更新は適用されない。鍵そのものが漏れた場合は、新しい鍵を入れた版を README から手動で入れ直してもらう（Tauri の更新の公開鍵はアプリに埋め込まれているため、自動では入れ替えられない。破れとして宣言）。</w:t>
-      </w:r>
-    </w:p>
-    <w:p>
-      <w:pPr>
-        <w:pStyle w:val="Heading1"/>
-      </w:pPr>
-      <w:r>
-        <w:rPr>
-          <w:rFonts w:ascii="Yu Gothic" w:eastAsia="Yu Gothic" w:hAnsi="Yu Gothic"/>
-        </w:rPr>
-        <w:t xml:space="preserve">5. 入手経路</w:t>
+        <w:t xml:space="preserve">失敗した場合：写しに戻し、「更新の後の準備に失敗しました。記録は元のままです」と示す。新しい版は記録を読み取り専用で開いて（書き込みをしない）起動し、指摘の送り方（第10章 9「指摘の受け口」）を示す。古い版の再導入は案内しない（版の戻しは行わない。DD-9-6「版を戻す更新は配らない」）。</w:t>
+      </w:r>
+    </w:p>
+    <w:p>
+      <w:pPr>
+        <w:pStyle w:val="Heading2"/>
+      </w:pPr>
+      <w:r>
+        <w:rPr>
+          <w:rFonts w:ascii="Yu Gothic" w:eastAsia="Yu Gothic" w:hAnsi="Yu Gothic"/>
+        </w:rPr>
+        <w:t xml:space="preserve">4.5 失敗と乗っ取り</w:t>
       </w:r>
     </w:p>
     <w:p>
@@ -8299,7 +8424,7 @@
         <w:rPr>
           <w:rFonts w:ascii="Yu Gothic" w:eastAsia="Yu Gothic" w:hAnsi="Yu Gothic"/>
         </w:rPr>
-        <w:t xml:space="preserve">README（日・中・英）：①何ができるか（1段落）、②ダウンロード（OS ごとのボタン状のリンク）、③入れ方（OS ごとに画像3枚まで。Windows は SmartScreen の画面、macOS は「アプリケーション」へ引く画面、Linux は実行の権限）、④公式版の見分け方（発行元名、SHA-256、その確かめ方）、⑤照合の手順（画像の署名者と告知コードの確かめ方）、⑥アプリの消し方と記録の扱い（2.2）、⑦原作の権利に関与しないこと・利用者の情報を集めないこと。GitHub の画面の他の部分を見なくて済むよう、README の先頭にこれだけを置く。</w:t>
+        <w:t xml:space="preserve">入れ替えの途中で止まった場合：Windows の NSIS は古いファイルを残したまま止まり得る。次の起動で古い版が起動すれば、4.1 の2から試し直す。起動しない場合は README の入れ直しの手順による（記録は消えない。2.2）。</w:t>
       </w:r>
     </w:p>
     <w:p>
@@ -8317,6 +8442,71 @@
         <w:rPr>
           <w:rFonts w:ascii="Yu Gothic" w:eastAsia="Yu Gothic" w:hAnsi="Yu Gothic"/>
         </w:rPr>
+        <w:t xml:space="preserve">更新経路の乗っ取り（R-9-3-3）：更新の電子署名の鍵がリポジトリの外にあるため、公開リポジトリのアカウントを奪われても、正しい更新の電子署名のない更新は適用されない。鍵そのものが漏れた場合は、新しい鍵を入れた版を README から手動で入れ直してもらう（Tauri の更新の公開鍵はアプリに埋め込まれているため、自動では入れ替えられない。第13章 H-22「NRSD の鍵（更新・参照情報）が盗まれた場合、偽の更新・参照情報を配られ得る」）。</w:t>
+      </w:r>
+    </w:p>
+    <w:p>
+      <w:pPr>
+        <w:pStyle w:val="ListParagraph"/>
+        <w:keepNext w:val="false"/>
+        <w:keepLines/>
+        <w:numPr>
+          <w:ilvl w:val="0"/>
+          <w:numId w:val="2"/>
+        </w:numPr>
+        <w:spacing w:after="20" w:before="20" w:line="300"/>
+      </w:pPr>
+      <w:r>
+        <w:rPr>
+          <w:rFonts w:ascii="Yu Gothic" w:eastAsia="Yu Gothic" w:hAnsi="Yu Gothic"/>
+        </w:rPr>
+        <w:t xml:space="preserve">更新の配布物をファイルから手で適用する入口を G-20「設定」に置く（持ち出しキット。5）。500MB まで（第1章 4.2 の取得の上限と同じ）。キットに入れた TUF のメタデータ（4.3）、コード署名、更新の電子署名のすべてを検証する（2026-09-30 NRSD の要求）。</w:t>
+      </w:r>
+    </w:p>
+    <w:p>
+      <w:pPr>
+        <w:pStyle w:val="Heading1"/>
+      </w:pPr>
+      <w:r>
+        <w:rPr>
+          <w:rFonts w:ascii="Yu Gothic" w:eastAsia="Yu Gothic" w:hAnsi="Yu Gothic"/>
+        </w:rPr>
+        <w:t xml:space="preserve">5. 入手経路</w:t>
+      </w:r>
+    </w:p>
+    <w:p>
+      <w:pPr>
+        <w:pStyle w:val="ListParagraph"/>
+        <w:keepNext/>
+        <w:keepLines/>
+        <w:numPr>
+          <w:ilvl w:val="0"/>
+          <w:numId w:val="2"/>
+        </w:numPr>
+        <w:spacing w:after="20" w:before="20" w:line="300"/>
+      </w:pPr>
+      <w:r>
+        <w:rPr>
+          <w:rFonts w:ascii="Yu Gothic" w:eastAsia="Yu Gothic" w:hAnsi="Yu Gothic"/>
+        </w:rPr>
+        <w:t xml:space="preserve">README（日・中・英）：①何ができるか（1段落）、②ダウンロード（OS ごとのボタン状のリンク。Linux は AppImage と Flathub の2つ）、③入れ方（OS ごとに画像3枚まで。Windows は SmartScreen の画面、macOS は「アプリケーション」へ引く画面、Linux は実行の権限）、④公式版の見分け方（発行元名、SHA-256、その確かめ方）、⑤照合の手順（画像の署名者と告知コードの確かめ方）、⑥アプリの消し方と記録の扱い（2.2）、⑦原作の権利に関与しないこと・利用者の情報を集めないこと。GitHub の画面の他の部分を見なくて済むよう、README の先頭にこれだけを置く。</w:t>
+      </w:r>
+    </w:p>
+    <w:p>
+      <w:pPr>
+        <w:pStyle w:val="ListParagraph"/>
+        <w:keepNext/>
+        <w:keepLines/>
+        <w:numPr>
+          <w:ilvl w:val="0"/>
+          <w:numId w:val="2"/>
+        </w:numPr>
+        <w:spacing w:after="20" w:before="20" w:line="300"/>
+      </w:pPr>
+      <w:r>
+        <w:rPr>
+          <w:rFonts w:ascii="Yu Gothic" w:eastAsia="Yu Gothic" w:hAnsi="Yu Gothic"/>
+        </w:rPr>
         <w:t xml:space="preserve">中国本土：README の中国語の節に、香港のミラーの最新版の配布物への直接のリンクと、その SHA-256 を載せる。リンクは GitHub の README の中にあるため、設計計画書 D-12-6「GitHubのリンクから配布し、READMEをわかりやすく記載する」の範囲に収まる。ミラーは更新の取得（4）と初回の入手の両方に使う。</w:t>
       </w:r>
     </w:p>
@@ -8335,7 +8525,7 @@
         <w:rPr>
           <w:rFonts w:ascii="Yu Gothic" w:eastAsia="Yu Gothic" w:hAnsi="Yu Gothic"/>
         </w:rPr>
-        <w:t xml:space="preserve">理由：中国本土では github.com への接続が妨げられることが多く、リリースの大きなファイルの取得は遅い（調査資料「GitHubと配布」）。設計計画書は中国の利用者を主な対象の1つとし、概要設計書 R-8-5-2「中国本土からも公開リポジトリの配布物・参照情報を取得できる」を満たすには、初回の入手にも GitHub の外の経路が要る。</w:t>
+        <w:t xml:space="preserve">理由：中国本土では github.com への接続が妨げられることが多く、リリースの大きなファイルの取得は遅い（調査資料「GitHubと配布」）。設計計画書は中国の利用者を主な対象の1つとし、概要設計書 R-8-5-2を満たすには、初回の入手にも GitHub の外の経路が要る。</w:t>
       </w:r>
     </w:p>
     <w:p>
@@ -8412,6 +8602,96 @@
     </w:p>
     <w:p>
       <w:pPr>
+        <w:pStyle w:val="ListParagraph"/>
+        <w:keepNext w:val="false"/>
+        <w:keepLines/>
+        <w:numPr>
+          <w:ilvl w:val="0"/>
+          <w:numId w:val="2"/>
+        </w:numPr>
+        <w:spacing w:after="20" w:before="20" w:line="300"/>
+      </w:pPr>
+      <w:r>
+        <w:rPr>
+          <w:rFonts w:ascii="Yu Gothic" w:eastAsia="Yu Gothic" w:hAnsi="Yu Gothic"/>
+        </w:rPr>
+        <w:t xml:space="preserve">「持ち出しキット」：G-20「設定」から、アプリの配布物（コード署名・更新の電子署名つき）と最新の参照情報の包みを1つのフォルダー（</w:t>
+      </w:r>
+      <w:r>
+        <w:rPr>
+          <w:rFonts w:ascii="Consolas" w:eastAsia="Yu Gothic" w:hAnsi="Consolas"/>
+        </w:rPr>
+        <w:t xml:space="preserve">c2pa4cosplayer-kit/README.txt</w:t>
+      </w:r>
+      <w:r>
+        <w:rPr>
+          <w:rFonts w:ascii="Yu Gothic" w:eastAsia="Yu Gothic" w:hAnsi="Yu Gothic"/>
+        </w:rPr>
+        <w:t xml:space="preserve">（3言語）、</w:t>
+      </w:r>
+      <w:r>
+        <w:rPr>
+          <w:rFonts w:ascii="Consolas" w:eastAsia="Yu Gothic" w:hAnsi="Consolas"/>
+        </w:rPr>
+        <w:t xml:space="preserve">dist/&lt;版&gt;/&lt;OS&gt;/</w:t>
+      </w:r>
+      <w:r>
+        <w:rPr>
+          <w:rFonts w:ascii="Yu Gothic" w:eastAsia="Yu Gothic" w:hAnsi="Yu Gothic"/>
+        </w:rPr>
+        <w:t xml:space="preserve"> に配布物と </w:t>
+      </w:r>
+      <w:r>
+        <w:rPr>
+          <w:rFonts w:ascii="Consolas" w:eastAsia="Yu Gothic" w:hAnsi="Consolas"/>
+        </w:rPr>
+        <w:t xml:space="preserve">.sig</w:t>
+      </w:r>
+      <w:r>
+        <w:rPr>
+          <w:rFonts w:ascii="Yu Gothic" w:eastAsia="Yu Gothic" w:hAnsi="Yu Gothic"/>
+        </w:rPr>
+        <w:t xml:space="preserve">、</w:t>
+      </w:r>
+      <w:r>
+        <w:rPr>
+          <w:rFonts w:ascii="Consolas" w:eastAsia="Yu Gothic" w:hAnsi="Consolas"/>
+        </w:rPr>
+        <w:t xml:space="preserve">reference/</w:t>
+      </w:r>
+      <w:r>
+        <w:rPr>
+          <w:rFonts w:ascii="Yu Gothic" w:eastAsia="Yu Gothic" w:hAnsi="Yu Gothic"/>
+        </w:rPr>
+        <w:t xml:space="preserve"> に包みと TUF のメタデータ、</w:t>
+      </w:r>
+      <w:r>
+        <w:rPr>
+          <w:rFonts w:ascii="Consolas" w:eastAsia="Yu Gothic" w:hAnsi="Consolas"/>
+        </w:rPr>
+        <w:t xml:space="preserve">SHA256SUMS</w:t>
+      </w:r>
+      <w:r>
+        <w:rPr>
+          <w:rFonts w:ascii="Yu Gothic" w:eastAsia="Yu Gothic" w:hAnsi="Yu Gothic"/>
+        </w:rPr>
+        <w:t xml:space="preserve">）に書き出せる。配布物は、更新で取得して検証した写しをキャッシュの場所の </w:t>
+      </w:r>
+      <w:r>
+        <w:rPr>
+          <w:rFonts w:ascii="Consolas" w:eastAsia="Yu Gothic" w:hAnsi="Consolas"/>
+        </w:rPr>
+        <w:t xml:space="preserve">kits/</w:t>
+      </w:r>
+      <w:r>
+        <w:rPr>
+          <w:rFonts w:ascii="Yu Gothic" w:eastAsia="Yu Gothic" w:hAnsi="Yu Gothic"/>
+        </w:rPr>
+        <w:t xml:space="preserve"> に1版だけ残しておき、それを使う。無ければ公開リポジトリ・ミラーから取得して検証してから作る。USB で運び、届かない環境の別の利用者が導入と更新を行える。検証は通常の入手・更新と同じ（2026-09-30 NRSD の要求）。</w:t>
+      </w:r>
+    </w:p>
+    <w:p>
+      <w:pPr>
         <w:pStyle w:val="Heading2"/>
       </w:pPr>
       <w:r>
@@ -8496,7 +8776,43 @@
         <w:rPr>
           <w:rFonts w:ascii="Yu Gothic" w:eastAsia="Yu Gothic" w:hAnsi="Yu Gothic"/>
         </w:rPr>
-        <w:t xml:space="preserve">プレビュー版の更新の案内は、公式の案内とは別の URL に置き、試行の参加者のアプリだけがそこを見る。試行の後に正式の版が出たら、正式の案内へ移る。</w:t>
+        <w:t xml:space="preserve">プレビュー版の更新の案内は、公式の案内とは別の URL に置き、試行の参加者のアプリだけがそこを見る。更新の電子署名の鍵は正式版と同じとし、プレビュー版の配布物も </w:t>
+      </w:r>
+      <w:r>
+        <w:rPr>
+          <w:rFonts w:ascii="Consolas" w:eastAsia="Yu Gothic" w:hAnsi="Consolas"/>
+        </w:rPr>
+        <w:t xml:space="preserve">dist/&lt;版&gt;/</w:t>
+      </w:r>
+      <w:r>
+        <w:rPr>
+          <w:rFonts w:ascii="Yu Gothic" w:eastAsia="Yu Gothic" w:hAnsi="Yu Gothic"/>
+        </w:rPr>
+        <w:t xml:space="preserve"> に置いて委任 </w:t>
+      </w:r>
+      <w:r>
+        <w:rPr>
+          <w:rFonts w:ascii="Consolas" w:eastAsia="Yu Gothic" w:hAnsi="Consolas"/>
+        </w:rPr>
+        <w:t xml:space="preserve">release</w:t>
+      </w:r>
+      <w:r>
+        <w:rPr>
+          <w:rFonts w:ascii="Yu Gothic" w:eastAsia="Yu Gothic" w:hAnsi="Yu Gothic"/>
+        </w:rPr>
+        <w:t xml:space="preserve"> の </w:t>
+      </w:r>
+      <w:r>
+        <w:rPr>
+          <w:rFonts w:ascii="Consolas" w:eastAsia="Yu Gothic" w:hAnsi="Consolas"/>
+        </w:rPr>
+        <w:t xml:space="preserve">targets.json</w:t>
+      </w:r>
+      <w:r>
+        <w:rPr>
+          <w:rFonts w:ascii="Yu Gothic" w:eastAsia="Yu Gothic" w:hAnsi="Yu Gothic"/>
+        </w:rPr>
+        <w:t xml:space="preserve"> に載せる（TUF の検証は正式版と同じ。4.3）。試行の後に正式の版が出たら、プレビュー版のアプリは正式の案内へ自動で移る（2026-09-30 NRSD の要求）。</w:t>
       </w:r>
     </w:p>
     <w:p>
@@ -8674,7 +8990,31 @@
         <w:rPr>
           <w:rFonts w:ascii="Yu Gothic" w:eastAsia="Yu Gothic" w:hAnsi="Yu Gothic"/>
         </w:rPr>
-        <w:t xml:space="preserve"> により更新の電子署名を付ける（DD-9-4「更新の電子署名の鍵は CI の外に置き、コード署名の資格は CI の秘密に置く」）。</w:t>
+        <w:t xml:space="preserve"> により更新の電子署名を付ける（DD-9-4「更新の電子署名の鍵は CI の外に置き、コード署名の資格は CI の秘密に置く」）。同じ PC で、TUF の委任 </w:t>
+      </w:r>
+      <w:r>
+        <w:rPr>
+          <w:rFonts w:ascii="Consolas" w:eastAsia="Yu Gothic" w:hAnsi="Consolas"/>
+        </w:rPr>
+        <w:t xml:space="preserve">release</w:t>
+      </w:r>
+      <w:r>
+        <w:rPr>
+          <w:rFonts w:ascii="Yu Gothic" w:eastAsia="Yu Gothic" w:hAnsi="Yu Gothic"/>
+        </w:rPr>
+        <w:t xml:space="preserve"> の </w:t>
+      </w:r>
+      <w:r>
+        <w:rPr>
+          <w:rFonts w:ascii="Consolas" w:eastAsia="Yu Gothic" w:hAnsi="Consolas"/>
+        </w:rPr>
+        <w:t xml:space="preserve">targets.json</w:t>
+      </w:r>
+      <w:r>
+        <w:rPr>
+          <w:rFonts w:ascii="Yu Gothic" w:eastAsia="Yu Gothic" w:hAnsi="Yu Gothic"/>
+        </w:rPr>
+        <w:t xml:space="preserve"> に各配布物のハッシュと大きさを載せて署名する（4.3）。</w:t>
       </w:r>
     </w:p>
     <w:p>
@@ -8722,7 +9062,97 @@
         <w:rPr>
           <w:rFonts w:ascii="Yu Gothic" w:eastAsia="Yu Gothic" w:hAnsi="Yu Gothic"/>
         </w:rPr>
-        <w:t xml:space="preserve">、ミラー用はミラー。第8章 3.1「構成」）を最後に置き換える（案内が配布物より先に出ないようにする。案内は改変できないリリースの外に置くため、差し替えられる）。</w:t>
+        <w:t xml:space="preserve">、ミラー用はミラー。第8章 3.1「構成」）を最後に置き換える（案内が配布物より先に出ないようにする。案内は改変できないリリースの外に置くため、差し替えられる）。署名した </w:t>
+      </w:r>
+      <w:r>
+        <w:rPr>
+          <w:rFonts w:ascii="Consolas" w:eastAsia="Yu Gothic" w:hAnsi="Consolas"/>
+        </w:rPr>
+        <w:t xml:space="preserve">targets.json</w:t>
+      </w:r>
+      <w:r>
+        <w:rPr>
+          <w:rFonts w:ascii="Yu Gothic" w:eastAsia="Yu Gothic" w:hAnsi="Yu Gothic"/>
+        </w:rPr>
+        <w:t xml:space="preserve"> を公開ページの </w:t>
+      </w:r>
+      <w:r>
+        <w:rPr>
+          <w:rFonts w:ascii="Consolas" w:eastAsia="Yu Gothic" w:hAnsi="Consolas"/>
+        </w:rPr>
+        <w:t xml:space="preserve">tuf/</w:t>
+      </w:r>
+      <w:r>
+        <w:rPr>
+          <w:rFonts w:ascii="Yu Gothic" w:eastAsia="Yu Gothic" w:hAnsi="Yu Gothic"/>
+        </w:rPr>
+        <w:t xml:space="preserve"> に置くと、CI の </w:t>
+      </w:r>
+      <w:r>
+        <w:rPr>
+          <w:rFonts w:ascii="Consolas" w:eastAsia="Yu Gothic" w:hAnsi="Consolas"/>
+        </w:rPr>
+        <w:t xml:space="preserve">tuf-online</w:t>
+      </w:r>
+      <w:r>
+        <w:rPr>
+          <w:rFonts w:ascii="Yu Gothic" w:eastAsia="Yu Gothic" w:hAnsi="Yu Gothic"/>
+        </w:rPr>
+        <w:t xml:space="preserve"> が </w:t>
+      </w:r>
+      <w:r>
+        <w:rPr>
+          <w:rFonts w:ascii="Consolas" w:eastAsia="Yu Gothic" w:hAnsi="Consolas"/>
+        </w:rPr>
+        <w:t xml:space="preserve">snapshot.json</w:t>
+      </w:r>
+      <w:r>
+        <w:rPr>
+          <w:rFonts w:ascii="Yu Gothic" w:eastAsia="Yu Gothic" w:hAnsi="Yu Gothic"/>
+        </w:rPr>
+        <w:t xml:space="preserve">・</w:t>
+      </w:r>
+      <w:r>
+        <w:rPr>
+          <w:rFonts w:ascii="Consolas" w:eastAsia="Yu Gothic" w:hAnsi="Consolas"/>
+        </w:rPr>
+        <w:t xml:space="preserve">timestamp.json</w:t>
+      </w:r>
+      <w:r>
+        <w:rPr>
+          <w:rFonts w:ascii="Yu Gothic" w:eastAsia="Yu Gothic" w:hAnsi="Yu Gothic"/>
+        </w:rPr>
+        <w:t xml:space="preserve"> を署名し直して公開ページとミラーに置く（4.3、第8章 3.6）。アプリは TUF の検証が通るまで新しい配布物を取らない。 公開ページの </w:t>
+      </w:r>
+      <w:r>
+        <w:rPr>
+          <w:rFonts w:ascii="Consolas" w:eastAsia="Yu Gothic" w:hAnsi="Consolas"/>
+        </w:rPr>
+        <w:t xml:space="preserve">/rights/</w:t>
+      </w:r>
+      <w:r>
+        <w:rPr>
+          <w:rFonts w:ascii="Yu Gothic" w:eastAsia="Yu Gothic" w:hAnsi="Yu Gothic"/>
+        </w:rPr>
+        <w:t xml:space="preserve"> と規約の頁は CI が参照情報の原稿から生成し、差分を引き込みの要求で確かめてから公開する（第8章 3.3）。 Flatpak の manifest を Flathub のリポジトリに引き込みの要求で出す（ビルドは Flathub の CI）。</w:t>
+      </w:r>
+    </w:p>
+    <w:p>
+      <w:pPr>
+        <w:pStyle w:val="ListParagraph"/>
+        <w:keepNext/>
+        <w:keepLines/>
+        <w:numPr>
+          <w:ilvl w:val="0"/>
+          <w:numId w:val="4"/>
+        </w:numPr>
+        <w:spacing w:after="20" w:before="20" w:line="300"/>
+      </w:pPr>
+      <w:r>
+        <w:rPr>
+          <w:rFonts w:ascii="Yu Gothic" w:eastAsia="Yu Gothic" w:hAnsi="Yu Gothic"/>
+        </w:rPr>
+        <w:t xml:space="preserve">参照情報の「最低限の版」を必要に応じて上げる（4.2）。</w:t>
       </w:r>
     </w:p>
     <w:p>
@@ -8740,7 +9170,31 @@
         <w:rPr>
           <w:rFonts w:ascii="Yu Gothic" w:eastAsia="Yu Gothic" w:hAnsi="Yu Gothic"/>
         </w:rPr>
-        <w:t xml:space="preserve">参照情報の「最低限の版」を必要に応じて上げる（4.2）。</w:t>
+        <w:t xml:space="preserve">ブラウザの拡張との互換の表（第6章 2.2.2）を確かめる。拡張の版は SemVer で独立に付け、</w:t>
+      </w:r>
+      <w:r>
+        <w:rPr>
+          <w:rFonts w:ascii="Consolas" w:eastAsia="Yu Gothic" w:hAnsi="Consolas"/>
+        </w:rPr>
+        <w:t xml:space="preserve">extension/CHANGELOG.md</w:t>
+      </w:r>
+      <w:r>
+        <w:rPr>
+          <w:rFonts w:ascii="Yu Gothic" w:eastAsia="Yu Gothic" w:hAnsi="Yu Gothic"/>
+        </w:rPr>
+        <w:t xml:space="preserve"> を持つ。店への提出（Chrome Web Store・AMO の審査）は </w:t>
+      </w:r>
+      <w:r>
+        <w:rPr>
+          <w:rFonts w:ascii="Consolas" w:eastAsia="Yu Gothic" w:hAnsi="Consolas"/>
+        </w:rPr>
+        <w:t xml:space="preserve">tools/</w:t>
+      </w:r>
+      <w:r>
+        <w:rPr>
+          <w:rFonts w:ascii="Yu Gothic" w:eastAsia="Yu Gothic" w:hAnsi="Yu Gothic"/>
+        </w:rPr>
+        <w:t xml:space="preserve"> の手順書による。</w:t>
       </w:r>
     </w:p>
     <w:p>
@@ -8816,7 +9270,7 @@
         <w:rPr>
           <w:rFonts w:ascii="Yu Gothic" w:eastAsia="Yu Gothic" w:hAnsi="Yu Gothic"/>
         </w:rPr>
-        <w:t xml:space="preserve">本システムの暗号の用途は、C2PA署名と記録の電子署名（ECDSA P-256）、ハッシュ（SHA-256）、控えのファイルの暗号化（age の形式：scrypt、ChaCha20-Poly1305、HMAC-SHA-256）、更新の電子署名（Ed25519。Tauri の署名の鍵の形式）、通信（TLS）であり、いずれも公開の標準の暗号である。独自の暗号を実装しない（第12章 DD-12-8「公開の標準の暗号のみを使い、公開・無償で配る」）。</w:t>
+        <w:t xml:space="preserve">本システムの暗号の用途は、C2PA署名と記録の電子署名（ECDSA P-256）、ハッシュ（SHA-256。直接の接続のファイルの転送は BLAKE3）、控えのファイルの暗号化（age の形式：scrypt、ChaCha20-Poly1305、HMAC-SHA-256。回復の鍵の X25519）、更新の電子署名（Ed25519。Tauri の署名の鍵の形式）、TUF のメタデータの署名（Ed25519）、直接の接続（iroh：QUIC の TLS 1.3、Ed25519 の端末の鍵、合い言葉から鍵を導く Argon2id、合い言葉による鍵の合意 SPAKE2（RFC 9382）、安全番号の SHA-512）、通信（TLS）であり（2026-10-01 に全部を列挙し直した）、いずれも公開の標準の暗号である。独自の暗号を実装しない（第12章 DD-12-8「公開の標準の暗号のみを使い、公開・無償で配る」）。</w:t>
       </w:r>
     </w:p>
     <w:p>
@@ -8911,7 +9365,31 @@
         <w:rPr>
           <w:rFonts w:ascii="Yu Gothic" w:eastAsia="Yu Gothic" w:hAnsi="Yu Gothic"/>
         </w:rPr>
-        <w:t xml:space="preserve">）。SemVer は数字の先頭に0を置けないため、月は </w:t>
+        <w:t xml:space="preserve">）。形は Semantic Versioning 2.0.0 に合う。変更の記録は Keep a Changelog の形（版ごとに Added・Changed・Fixed・Security の見出し。3言語）で </w:t>
+      </w:r>
+      <w:r>
+        <w:rPr>
+          <w:rFonts w:ascii="Consolas" w:eastAsia="Yu Gothic" w:hAnsi="Consolas"/>
+        </w:rPr>
+        <w:t xml:space="preserve">CHANGELOG.md</w:t>
+      </w:r>
+      <w:r>
+        <w:rPr>
+          <w:rFonts w:ascii="Yu Gothic" w:eastAsia="Yu Gothic" w:hAnsi="Yu Gothic"/>
+        </w:rPr>
+        <w:t xml:space="preserve"> に書き、更新の案内の </w:t>
+      </w:r>
+      <w:r>
+        <w:rPr>
+          <w:rFonts w:ascii="Consolas" w:eastAsia="Yu Gothic" w:hAnsi="Consolas"/>
+        </w:rPr>
+        <w:t xml:space="preserve">notes</w:t>
+      </w:r>
+      <w:r>
+        <w:rPr>
+          <w:rFonts w:ascii="Yu Gothic" w:eastAsia="Yu Gothic" w:hAnsi="Yu Gothic"/>
+        </w:rPr>
+        <w:t xml:space="preserve"> と G-21「お知らせ」 の変更点はここから作る（2026-10-01 NRSD の要求）。SemVer は数字の先頭に0を置けないため、月は </w:t>
       </w:r>
       <w:r>
         <w:rPr>
@@ -9022,9 +9500,9 @@
         </w:tblBorders>
       </w:tblPr>
       <w:tblGrid>
-        <w:gridCol w:w="490"/>
-        <w:gridCol w:w="7659"/>
-        <w:gridCol w:w="1489"/>
+        <w:gridCol w:w="437"/>
+        <w:gridCol w:w="7873"/>
+        <w:gridCol w:w="1328"/>
       </w:tblGrid>
       <w:tr>
         <w:trPr>
@@ -9033,7 +9511,7 @@
         </w:trPr>
         <w:tc>
           <w:tcPr>
-            <w:tcW w:type="dxa" w:w="490"/>
+            <w:tcW w:type="dxa" w:w="437"/>
             <w:tcBorders>
               <w:top w:val="single" w:color="A6B8D0" w:sz="4"/>
               <w:left w:val="single" w:color="A6B8D0" w:sz="4"/>
@@ -9068,7 +9546,7 @@
         </w:tc>
         <w:tc>
           <w:tcPr>
-            <w:tcW w:type="dxa" w:w="7659"/>
+            <w:tcW w:type="dxa" w:w="7873"/>
             <w:tcBorders>
               <w:top w:val="single" w:color="A6B8D0" w:sz="4"/>
               <w:left w:val="single" w:color="A6B8D0" w:sz="4"/>
@@ -9103,7 +9581,7 @@
         </w:tc>
         <w:tc>
           <w:tcPr>
-            <w:tcW w:type="dxa" w:w="1489"/>
+            <w:tcW w:type="dxa" w:w="1328"/>
             <w:tcBorders>
               <w:top w:val="single" w:color="A6B8D0" w:sz="4"/>
               <w:left w:val="single" w:color="A6B8D0" w:sz="4"/>
@@ -9144,7 +9622,7 @@
         </w:trPr>
         <w:tc>
           <w:tcPr>
-            <w:tcW w:type="dxa" w:w="490"/>
+            <w:tcW w:type="dxa" w:w="437"/>
             <w:tcBorders>
               <w:top w:val="single" w:color="A6B8D0" w:sz="4"/>
               <w:left w:val="single" w:color="A6B8D0" w:sz="4"/>
@@ -9178,41 +9656,161 @@
         </w:tc>
         <w:tc>
           <w:tcPr>
-            <w:tcW w:type="dxa" w:w="7659"/>
-            <w:tcBorders>
-              <w:top w:val="single" w:color="A6B8D0" w:sz="4"/>
-              <w:left w:val="single" w:color="A6B8D0" w:sz="4"/>
-              <w:bottom w:val="single" w:color="A6B8D0" w:sz="4"/>
-              <w:right w:val="single" w:color="A6B8D0" w:sz="4"/>
-            </w:tcBorders>
-            <w:tcMar>
-              <w:top w:type="dxa" w:w="50"/>
-              <w:left w:type="dxa" w:w="90"/>
-              <w:bottom w:type="dxa" w:w="50"/>
-              <w:right w:type="dxa" w:w="90"/>
-            </w:tcMar>
-          </w:tcPr>
-          <w:p>
-            <w:pPr>
-              <w:keepNext/>
-              <w:keepLines/>
-              <w:spacing w:after="0" w:before="0" w:line="280"/>
-            </w:pPr>
-            <w:r>
-              <w:rPr>
-                <w:rFonts w:ascii="Yu Gothic" w:eastAsia="Yu Gothic" w:hAnsi="Yu Gothic"/>
-                <w:b w:val="false"/>
-                <w:bCs w:val="false"/>
-                <w:sz w:val="18"/>
-                <w:szCs w:val="18"/>
-              </w:rPr>
-              <w:t xml:space="preserve">更新の案内（GitHub 用とミラー用）を1つ前の版に戻し、まだ入れていない利用者への広がりを止める</w:t>
-            </w:r>
-          </w:p>
-        </w:tc>
-        <w:tc>
-          <w:tcPr>
-            <w:tcW w:type="dxa" w:w="1489"/>
+            <w:tcW w:type="dxa" w:w="7873"/>
+            <w:tcBorders>
+              <w:top w:val="single" w:color="A6B8D0" w:sz="4"/>
+              <w:left w:val="single" w:color="A6B8D0" w:sz="4"/>
+              <w:bottom w:val="single" w:color="A6B8D0" w:sz="4"/>
+              <w:right w:val="single" w:color="A6B8D0" w:sz="4"/>
+            </w:tcBorders>
+            <w:tcMar>
+              <w:top w:type="dxa" w:w="50"/>
+              <w:left w:type="dxa" w:w="90"/>
+              <w:bottom w:type="dxa" w:w="50"/>
+              <w:right w:type="dxa" w:w="90"/>
+            </w:tcMar>
+          </w:tcPr>
+          <w:p>
+            <w:pPr>
+              <w:keepNext/>
+              <w:keepLines/>
+              <w:spacing w:after="0" w:before="0" w:line="280"/>
+            </w:pPr>
+            <w:r>
+              <w:rPr>
+                <w:rFonts w:ascii="Yu Gothic" w:eastAsia="Yu Gothic" w:hAnsi="Yu Gothic"/>
+                <w:b w:val="false"/>
+                <w:bCs w:val="false"/>
+                <w:sz w:val="18"/>
+                <w:szCs w:val="18"/>
+              </w:rPr>
+              <w:t xml:space="preserve">更新の案内（GitHub 用とミラー用）を1つ前の版に戻し、まだ入れていない利用者への広がりを止める。TUF は版を戻せないため、誤りのある配布物を除いた新しい </w:t>
+            </w:r>
+            <w:r>
+              <w:rPr>
+                <w:rFonts w:ascii="Consolas" w:eastAsia="Yu Gothic" w:hAnsi="Consolas"/>
+                <w:b w:val="false"/>
+                <w:bCs w:val="false"/>
+                <w:sz w:val="18"/>
+                <w:szCs w:val="18"/>
+              </w:rPr>
+              <w:t xml:space="preserve">targets.json</w:t>
+            </w:r>
+            <w:r>
+              <w:rPr>
+                <w:rFonts w:ascii="Yu Gothic" w:eastAsia="Yu Gothic" w:hAnsi="Yu Gothic"/>
+                <w:b w:val="false"/>
+                <w:bCs w:val="false"/>
+                <w:sz w:val="18"/>
+                <w:szCs w:val="18"/>
+              </w:rPr>
+              <w:t xml:space="preserve">（委任 </w:t>
+            </w:r>
+            <w:r>
+              <w:rPr>
+                <w:rFonts w:ascii="Consolas" w:eastAsia="Yu Gothic" w:hAnsi="Consolas"/>
+                <w:b w:val="false"/>
+                <w:bCs w:val="false"/>
+                <w:sz w:val="18"/>
+                <w:szCs w:val="18"/>
+              </w:rPr>
+              <w:t xml:space="preserve">release</w:t>
+            </w:r>
+            <w:r>
+              <w:rPr>
+                <w:rFonts w:ascii="Yu Gothic" w:eastAsia="Yu Gothic" w:hAnsi="Yu Gothic"/>
+                <w:b w:val="false"/>
+                <w:bCs w:val="false"/>
+                <w:sz w:val="18"/>
+                <w:szCs w:val="18"/>
+              </w:rPr>
+              <w:t xml:space="preserve">。版は1つ上げる）をオフラインの PC の鍵で署名して置き、</w:t>
+            </w:r>
+            <w:r>
+              <w:rPr>
+                <w:rFonts w:ascii="Consolas" w:eastAsia="Yu Gothic" w:hAnsi="Consolas"/>
+                <w:b w:val="false"/>
+                <w:bCs w:val="false"/>
+                <w:sz w:val="18"/>
+                <w:szCs w:val="18"/>
+              </w:rPr>
+              <w:t xml:space="preserve">tuf-online</w:t>
+            </w:r>
+            <w:r>
+              <w:rPr>
+                <w:rFonts w:ascii="Yu Gothic" w:eastAsia="Yu Gothic" w:hAnsi="Yu Gothic"/>
+                <w:b w:val="false"/>
+                <w:bCs w:val="false"/>
+                <w:sz w:val="18"/>
+                <w:szCs w:val="18"/>
+              </w:rPr>
+              <w:t xml:space="preserve"> が </w:t>
+            </w:r>
+            <w:r>
+              <w:rPr>
+                <w:rFonts w:ascii="Consolas" w:eastAsia="Yu Gothic" w:hAnsi="Consolas"/>
+                <w:b w:val="false"/>
+                <w:bCs w:val="false"/>
+                <w:sz w:val="18"/>
+                <w:szCs w:val="18"/>
+              </w:rPr>
+              <w:t xml:space="preserve">snapshot</w:t>
+            </w:r>
+            <w:r>
+              <w:rPr>
+                <w:rFonts w:ascii="Yu Gothic" w:eastAsia="Yu Gothic" w:hAnsi="Yu Gothic"/>
+                <w:b w:val="false"/>
+                <w:bCs w:val="false"/>
+                <w:sz w:val="18"/>
+                <w:szCs w:val="18"/>
+              </w:rPr>
+              <w:t xml:space="preserve">・</w:t>
+            </w:r>
+            <w:r>
+              <w:rPr>
+                <w:rFonts w:ascii="Consolas" w:eastAsia="Yu Gothic" w:hAnsi="Consolas"/>
+                <w:b w:val="false"/>
+                <w:bCs w:val="false"/>
+                <w:sz w:val="18"/>
+                <w:szCs w:val="18"/>
+              </w:rPr>
+              <w:t xml:space="preserve">timestamp</w:t>
+            </w:r>
+            <w:r>
+              <w:rPr>
+                <w:rFonts w:ascii="Yu Gothic" w:eastAsia="Yu Gothic" w:hAnsi="Yu Gothic"/>
+                <w:b w:val="false"/>
+                <w:bCs w:val="false"/>
+                <w:sz w:val="18"/>
+                <w:szCs w:val="18"/>
+              </w:rPr>
+              <w:t xml:space="preserve"> を署名し直す（4.3）。誤りのある版のハッシュが </w:t>
+            </w:r>
+            <w:r>
+              <w:rPr>
+                <w:rFonts w:ascii="Consolas" w:eastAsia="Yu Gothic" w:hAnsi="Consolas"/>
+                <w:b w:val="false"/>
+                <w:bCs w:val="false"/>
+                <w:sz w:val="18"/>
+                <w:szCs w:val="18"/>
+              </w:rPr>
+              <w:t xml:space="preserve">targets.json</w:t>
+            </w:r>
+            <w:r>
+              <w:rPr>
+                <w:rFonts w:ascii="Yu Gothic" w:eastAsia="Yu Gothic" w:hAnsi="Yu Gothic"/>
+                <w:b w:val="false"/>
+                <w:bCs w:val="false"/>
+                <w:sz w:val="18"/>
+                <w:szCs w:val="18"/>
+              </w:rPr>
+              <w:t xml:space="preserve"> から消えるため、案内が残っていてもアプリは取らない</w:t>
+            </w:r>
+          </w:p>
+        </w:tc>
+        <w:tc>
+          <w:tcPr>
+            <w:tcW w:type="dxa" w:w="1328"/>
             <w:tcBorders>
               <w:top w:val="single" w:color="A6B8D0" w:sz="4"/>
               <w:left w:val="single" w:color="A6B8D0" w:sz="4"/>
@@ -9252,7 +9850,7 @@
         </w:trPr>
         <w:tc>
           <w:tcPr>
-            <w:tcW w:type="dxa" w:w="490"/>
+            <w:tcW w:type="dxa" w:w="437"/>
             <w:tcBorders>
               <w:top w:val="single" w:color="A6B8D0" w:sz="4"/>
               <w:left w:val="single" w:color="A6B8D0" w:sz="4"/>
@@ -9286,7 +9884,7 @@
         </w:tc>
         <w:tc>
           <w:tcPr>
-            <w:tcW w:type="dxa" w:w="7659"/>
+            <w:tcW w:type="dxa" w:w="7873"/>
             <w:tcBorders>
               <w:top w:val="single" w:color="A6B8D0" w:sz="4"/>
               <w:left w:val="single" w:color="A6B8D0" w:sz="4"/>
@@ -9320,7 +9918,7 @@
         </w:tc>
         <w:tc>
           <w:tcPr>
-            <w:tcW w:type="dxa" w:w="1489"/>
+            <w:tcW w:type="dxa" w:w="1328"/>
             <w:tcBorders>
               <w:top w:val="single" w:color="A6B8D0" w:sz="4"/>
               <w:left w:val="single" w:color="A6B8D0" w:sz="4"/>
@@ -9360,7 +9958,7 @@
         </w:trPr>
         <w:tc>
           <w:tcPr>
-            <w:tcW w:type="dxa" w:w="490"/>
+            <w:tcW w:type="dxa" w:w="437"/>
             <w:tcBorders>
               <w:top w:val="single" w:color="A6B8D0" w:sz="4"/>
               <w:left w:val="single" w:color="A6B8D0" w:sz="4"/>
@@ -9394,7 +9992,7 @@
         </w:tc>
         <w:tc>
           <w:tcPr>
-            <w:tcW w:type="dxa" w:w="7659"/>
+            <w:tcW w:type="dxa" w:w="7873"/>
             <w:tcBorders>
               <w:top w:val="single" w:color="A6B8D0" w:sz="4"/>
               <w:left w:val="single" w:color="A6B8D0" w:sz="4"/>
@@ -9428,7 +10026,7 @@
         </w:tc>
         <w:tc>
           <w:tcPr>
-            <w:tcW w:type="dxa" w:w="1489"/>
+            <w:tcW w:type="dxa" w:w="1328"/>
             <w:tcBorders>
               <w:top w:val="single" w:color="A6B8D0" w:sz="4"/>
               <w:left w:val="single" w:color="A6B8D0" w:sz="4"/>
@@ -9468,7 +10066,7 @@
         </w:trPr>
         <w:tc>
           <w:tcPr>
-            <w:tcW w:type="dxa" w:w="490"/>
+            <w:tcW w:type="dxa" w:w="437"/>
             <w:tcBorders>
               <w:top w:val="single" w:color="A6B8D0" w:sz="4"/>
               <w:left w:val="single" w:color="A6B8D0" w:sz="4"/>
@@ -9502,7 +10100,7 @@
         </w:tc>
         <w:tc>
           <w:tcPr>
-            <w:tcW w:type="dxa" w:w="7659"/>
+            <w:tcW w:type="dxa" w:w="7873"/>
             <w:tcBorders>
               <w:top w:val="single" w:color="A6B8D0" w:sz="4"/>
               <w:left w:val="single" w:color="A6B8D0" w:sz="4"/>
@@ -9536,7 +10134,7 @@
         </w:tc>
         <w:tc>
           <w:tcPr>
-            <w:tcW w:type="dxa" w:w="1489"/>
+            <w:tcW w:type="dxa" w:w="1328"/>
             <w:tcBorders>
               <w:top w:val="single" w:color="A6B8D0" w:sz="4"/>
               <w:left w:val="single" w:color="A6B8D0" w:sz="4"/>
@@ -9617,9 +10215,8 @@
         </w:tblBorders>
       </w:tblPr>
       <w:tblGrid>
-        <w:gridCol w:w="1554"/>
-        <w:gridCol w:w="4600"/>
-        <w:gridCol w:w="3484"/>
+        <w:gridCol w:w="4184"/>
+        <w:gridCol w:w="5454"/>
       </w:tblGrid>
       <w:tr>
         <w:trPr>
@@ -9628,7 +10225,7 @@
         </w:trPr>
         <w:tc>
           <w:tcPr>
-            <w:tcW w:type="dxa" w:w="1554"/>
+            <w:tcW w:type="dxa" w:w="4184"/>
             <w:tcBorders>
               <w:top w:val="single" w:color="A6B8D0" w:sz="4"/>
               <w:left w:val="single" w:color="A6B8D0" w:sz="4"/>
@@ -9657,48 +10254,13 @@
                 <w:sz w:val="18"/>
                 <w:szCs w:val="18"/>
               </w:rPr>
-              <w:t xml:space="preserve">要件の番号</w:t>
-            </w:r>
-          </w:p>
-        </w:tc>
-        <w:tc>
-          <w:tcPr>
-            <w:tcW w:type="dxa" w:w="4600"/>
-            <w:tcBorders>
-              <w:top w:val="single" w:color="A6B8D0" w:sz="4"/>
-              <w:left w:val="single" w:color="A6B8D0" w:sz="4"/>
-              <w:bottom w:val="single" w:color="A6B8D0" w:sz="4"/>
-              <w:right w:val="single" w:color="A6B8D0" w:sz="4"/>
-            </w:tcBorders>
-            <w:shd w:fill="DCE6F2" w:color="auto" w:val="clear"/>
-            <w:tcMar>
-              <w:top w:type="dxa" w:w="50"/>
-              <w:left w:type="dxa" w:w="90"/>
-              <w:bottom w:type="dxa" w:w="50"/>
-              <w:right w:type="dxa" w:w="90"/>
-            </w:tcMar>
-          </w:tcPr>
-          <w:p>
-            <w:pPr>
-              <w:keepNext/>
-              <w:keepLines/>
-              <w:spacing w:after="0" w:before="0" w:line="280"/>
-            </w:pPr>
-            <w:r>
-              <w:rPr>
-                <w:rFonts w:ascii="Yu Gothic" w:eastAsia="Yu Gothic" w:hAnsi="Yu Gothic"/>
-                <w:b/>
-                <w:bCs/>
-                <w:sz w:val="18"/>
-                <w:szCs w:val="18"/>
-              </w:rPr>
-              <w:t xml:space="preserve">要件の内容</w:t>
-            </w:r>
-          </w:p>
-        </w:tc>
-        <w:tc>
-          <w:tcPr>
-            <w:tcW w:type="dxa" w:w="3484"/>
+              <w:t xml:space="preserve">要件の番号（文は概要設計書）</w:t>
+            </w:r>
+          </w:p>
+        </w:tc>
+        <w:tc>
+          <w:tcPr>
+            <w:tcW w:type="dxa" w:w="5454"/>
             <w:tcBorders>
               <w:top w:val="single" w:color="A6B8D0" w:sz="4"/>
               <w:left w:val="single" w:color="A6B8D0" w:sz="4"/>
@@ -9739,7 +10301,7 @@
         </w:trPr>
         <w:tc>
           <w:tcPr>
-            <w:tcW w:type="dxa" w:w="1554"/>
+            <w:tcW w:type="dxa" w:w="4184"/>
             <w:tcBorders>
               <w:top w:val="single" w:color="A6B8D0" w:sz="4"/>
               <w:left w:val="single" w:color="A6B8D0" w:sz="4"/>
@@ -9773,41 +10335,7 @@
         </w:tc>
         <w:tc>
           <w:tcPr>
-            <w:tcW w:type="dxa" w:w="4600"/>
-            <w:tcBorders>
-              <w:top w:val="single" w:color="A6B8D0" w:sz="4"/>
-              <w:left w:val="single" w:color="A6B8D0" w:sz="4"/>
-              <w:bottom w:val="single" w:color="A6B8D0" w:sz="4"/>
-              <w:right w:val="single" w:color="A6B8D0" w:sz="4"/>
-            </w:tcBorders>
-            <w:tcMar>
-              <w:top w:type="dxa" w:w="50"/>
-              <w:left w:type="dxa" w:w="90"/>
-              <w:bottom w:type="dxa" w:w="50"/>
-              <w:right w:type="dxa" w:w="90"/>
-            </w:tcMar>
-          </w:tcPr>
-          <w:p>
-            <w:pPr>
-              <w:keepNext/>
-              <w:keepLines/>
-              <w:spacing w:after="0" w:before="0" w:line="280"/>
-            </w:pPr>
-            <w:r>
-              <w:rPr>
-                <w:rFonts w:ascii="Yu Gothic" w:eastAsia="Yu Gothic" w:hAnsi="Yu Gothic"/>
-                <w:b w:val="false"/>
-                <w:bCs w:val="false"/>
-                <w:sz w:val="18"/>
-                <w:szCs w:val="18"/>
-              </w:rPr>
-              <w:t xml:space="preserve">3つのOSで、非技術者が入れられる</w:t>
-            </w:r>
-          </w:p>
-        </w:tc>
-        <w:tc>
-          <w:tcPr>
-            <w:tcW w:type="dxa" w:w="3484"/>
+            <w:tcW w:type="dxa" w:w="5454"/>
             <w:tcBorders>
               <w:top w:val="single" w:color="A6B8D0" w:sz="4"/>
               <w:left w:val="single" w:color="A6B8D0" w:sz="4"/>
@@ -9847,7 +10375,7 @@
         </w:trPr>
         <w:tc>
           <w:tcPr>
-            <w:tcW w:type="dxa" w:w="1554"/>
+            <w:tcW w:type="dxa" w:w="4184"/>
             <w:tcBorders>
               <w:top w:val="single" w:color="A6B8D0" w:sz="4"/>
               <w:left w:val="single" w:color="A6B8D0" w:sz="4"/>
@@ -9881,41 +10409,7 @@
         </w:tc>
         <w:tc>
           <w:tcPr>
-            <w:tcW w:type="dxa" w:w="4600"/>
-            <w:tcBorders>
-              <w:top w:val="single" w:color="A6B8D0" w:sz="4"/>
-              <w:left w:val="single" w:color="A6B8D0" w:sz="4"/>
-              <w:bottom w:val="single" w:color="A6B8D0" w:sz="4"/>
-              <w:right w:val="single" w:color="A6B8D0" w:sz="4"/>
-            </w:tcBorders>
-            <w:tcMar>
-              <w:top w:type="dxa" w:w="50"/>
-              <w:left w:type="dxa" w:w="90"/>
-              <w:bottom w:type="dxa" w:w="50"/>
-              <w:right w:type="dxa" w:w="90"/>
-            </w:tcMar>
-          </w:tcPr>
-          <w:p>
-            <w:pPr>
-              <w:keepNext/>
-              <w:keepLines/>
-              <w:spacing w:after="0" w:before="0" w:line="280"/>
-            </w:pPr>
-            <w:r>
-              <w:rPr>
-                <w:rFonts w:ascii="Yu Gothic" w:eastAsia="Yu Gothic" w:hAnsi="Yu Gothic"/>
-                <w:b w:val="false"/>
-                <w:bCs w:val="false"/>
-                <w:sz w:val="18"/>
-                <w:szCs w:val="18"/>
-              </w:rPr>
-              <w:t xml:space="preserve">アンインストール時の端末のデータの扱いが決まっている</w:t>
-            </w:r>
-          </w:p>
-        </w:tc>
-        <w:tc>
-          <w:tcPr>
-            <w:tcW w:type="dxa" w:w="3484"/>
+            <w:tcW w:type="dxa" w:w="5454"/>
             <w:tcBorders>
               <w:top w:val="single" w:color="A6B8D0" w:sz="4"/>
               <w:left w:val="single" w:color="A6B8D0" w:sz="4"/>
@@ -9955,7 +10449,7 @@
         </w:trPr>
         <w:tc>
           <w:tcPr>
-            <w:tcW w:type="dxa" w:w="1554"/>
+            <w:tcW w:type="dxa" w:w="4184"/>
             <w:tcBorders>
               <w:top w:val="single" w:color="A6B8D0" w:sz="4"/>
               <w:left w:val="single" w:color="A6B8D0" w:sz="4"/>
@@ -9989,41 +10483,7 @@
         </w:tc>
         <w:tc>
           <w:tcPr>
-            <w:tcW w:type="dxa" w:w="4600"/>
-            <w:tcBorders>
-              <w:top w:val="single" w:color="A6B8D0" w:sz="4"/>
-              <w:left w:val="single" w:color="A6B8D0" w:sz="4"/>
-              <w:bottom w:val="single" w:color="A6B8D0" w:sz="4"/>
-              <w:right w:val="single" w:color="A6B8D0" w:sz="4"/>
-            </w:tcBorders>
-            <w:tcMar>
-              <w:top w:type="dxa" w:w="50"/>
-              <w:left w:type="dxa" w:w="90"/>
-              <w:bottom w:type="dxa" w:w="50"/>
-              <w:right w:type="dxa" w:w="90"/>
-            </w:tcMar>
-          </w:tcPr>
-          <w:p>
-            <w:pPr>
-              <w:keepNext/>
-              <w:keepLines/>
-              <w:spacing w:after="0" w:before="0" w:line="280"/>
-            </w:pPr>
-            <w:r>
-              <w:rPr>
-                <w:rFonts w:ascii="Yu Gothic" w:eastAsia="Yu Gothic" w:hAnsi="Yu Gothic"/>
-                <w:b w:val="false"/>
-                <w:bCs w:val="false"/>
-                <w:sz w:val="18"/>
-                <w:szCs w:val="18"/>
-              </w:rPr>
-              <w:t xml:space="preserve">偽アプリと区別できる</w:t>
-            </w:r>
-          </w:p>
-        </w:tc>
-        <w:tc>
-          <w:tcPr>
-            <w:tcW w:type="dxa" w:w="3484"/>
+            <w:tcW w:type="dxa" w:w="5454"/>
             <w:tcBorders>
               <w:top w:val="single" w:color="A6B8D0" w:sz="4"/>
               <w:left w:val="single" w:color="A6B8D0" w:sz="4"/>
@@ -10063,7 +10523,7 @@
         </w:trPr>
         <w:tc>
           <w:tcPr>
-            <w:tcW w:type="dxa" w:w="1554"/>
+            <w:tcW w:type="dxa" w:w="4184"/>
             <w:tcBorders>
               <w:top w:val="single" w:color="A6B8D0" w:sz="4"/>
               <w:left w:val="single" w:color="A6B8D0" w:sz="4"/>
@@ -10097,69 +10557,35 @@
         </w:tc>
         <w:tc>
           <w:tcPr>
-            <w:tcW w:type="dxa" w:w="4600"/>
-            <w:tcBorders>
-              <w:top w:val="single" w:color="A6B8D0" w:sz="4"/>
-              <w:left w:val="single" w:color="A6B8D0" w:sz="4"/>
-              <w:bottom w:val="single" w:color="A6B8D0" w:sz="4"/>
-              <w:right w:val="single" w:color="A6B8D0" w:sz="4"/>
-            </w:tcBorders>
-            <w:tcMar>
-              <w:top w:type="dxa" w:w="50"/>
-              <w:left w:type="dxa" w:w="90"/>
-              <w:bottom w:type="dxa" w:w="50"/>
-              <w:right w:type="dxa" w:w="90"/>
-            </w:tcMar>
-          </w:tcPr>
-          <w:p>
-            <w:pPr>
-              <w:keepNext/>
-              <w:keepLines/>
-              <w:spacing w:after="0" w:before="0" w:line="280"/>
-            </w:pPr>
-            <w:r>
-              <w:rPr>
-                <w:rFonts w:ascii="Yu Gothic" w:eastAsia="Yu Gothic" w:hAnsi="Yu Gothic"/>
-                <w:b w:val="false"/>
-                <w:bCs w:val="false"/>
-                <w:sz w:val="18"/>
-                <w:szCs w:val="18"/>
-              </w:rPr>
-              <w:t xml:space="preserve">リリースに使う鍵が保護されている</w:t>
-            </w:r>
-          </w:p>
-        </w:tc>
-        <w:tc>
-          <w:tcPr>
-            <w:tcW w:type="dxa" w:w="3484"/>
-            <w:tcBorders>
-              <w:top w:val="single" w:color="A6B8D0" w:sz="4"/>
-              <w:left w:val="single" w:color="A6B8D0" w:sz="4"/>
-              <w:bottom w:val="single" w:color="A6B8D0" w:sz="4"/>
-              <w:right w:val="single" w:color="A6B8D0" w:sz="4"/>
-            </w:tcBorders>
-            <w:tcMar>
-              <w:top w:type="dxa" w:w="50"/>
-              <w:left w:type="dxa" w:w="90"/>
-              <w:bottom w:type="dxa" w:w="50"/>
-              <w:right w:type="dxa" w:w="90"/>
-            </w:tcMar>
-          </w:tcPr>
-          <w:p>
-            <w:pPr>
-              <w:keepNext/>
-              <w:keepLines/>
-              <w:spacing w:after="0" w:before="0" w:line="280"/>
-            </w:pPr>
-            <w:r>
-              <w:rPr>
-                <w:rFonts w:ascii="Yu Gothic" w:eastAsia="Yu Gothic" w:hAnsi="Yu Gothic"/>
-                <w:b w:val="false"/>
-                <w:bCs w:val="false"/>
-                <w:sz w:val="18"/>
-                <w:szCs w:val="18"/>
-              </w:rPr>
-              <w:t xml:space="preserve">3.2「見分け方」</w:t>
+            <w:tcW w:type="dxa" w:w="5454"/>
+            <w:tcBorders>
+              <w:top w:val="single" w:color="A6B8D0" w:sz="4"/>
+              <w:left w:val="single" w:color="A6B8D0" w:sz="4"/>
+              <w:bottom w:val="single" w:color="A6B8D0" w:sz="4"/>
+              <w:right w:val="single" w:color="A6B8D0" w:sz="4"/>
+            </w:tcBorders>
+            <w:tcMar>
+              <w:top w:type="dxa" w:w="50"/>
+              <w:left w:type="dxa" w:w="90"/>
+              <w:bottom w:type="dxa" w:w="50"/>
+              <w:right w:type="dxa" w:w="90"/>
+            </w:tcMar>
+          </w:tcPr>
+          <w:p>
+            <w:pPr>
+              <w:keepNext/>
+              <w:keepLines/>
+              <w:spacing w:after="0" w:before="0" w:line="280"/>
+            </w:pPr>
+            <w:r>
+              <w:rPr>
+                <w:rFonts w:ascii="Yu Gothic" w:eastAsia="Yu Gothic" w:hAnsi="Yu Gothic"/>
+                <w:b w:val="false"/>
+                <w:bCs w:val="false"/>
+                <w:sz w:val="18"/>
+                <w:szCs w:val="18"/>
+              </w:rPr>
+              <w:t xml:space="preserve">3.2「見分け方」、4.3「更新の案内（静的な JSON）の形」（TUF の役割の鍵）</w:t>
             </w:r>
           </w:p>
         </w:tc>
@@ -10171,7 +10597,7 @@
         </w:trPr>
         <w:tc>
           <w:tcPr>
-            <w:tcW w:type="dxa" w:w="1554"/>
+            <w:tcW w:type="dxa" w:w="4184"/>
             <w:tcBorders>
               <w:top w:val="single" w:color="A6B8D0" w:sz="4"/>
               <w:left w:val="single" w:color="A6B8D0" w:sz="4"/>
@@ -10205,41 +10631,7 @@
         </w:tc>
         <w:tc>
           <w:tcPr>
-            <w:tcW w:type="dxa" w:w="4600"/>
-            <w:tcBorders>
-              <w:top w:val="single" w:color="A6B8D0" w:sz="4"/>
-              <w:left w:val="single" w:color="A6B8D0" w:sz="4"/>
-              <w:bottom w:val="single" w:color="A6B8D0" w:sz="4"/>
-              <w:right w:val="single" w:color="A6B8D0" w:sz="4"/>
-            </w:tcBorders>
-            <w:tcMar>
-              <w:top w:type="dxa" w:w="50"/>
-              <w:left w:type="dxa" w:w="90"/>
-              <w:bottom w:type="dxa" w:w="50"/>
-              <w:right w:type="dxa" w:w="90"/>
-            </w:tcMar>
-          </w:tcPr>
-          <w:p>
-            <w:pPr>
-              <w:keepNext/>
-              <w:keepLines/>
-              <w:spacing w:after="0" w:before="0" w:line="280"/>
-            </w:pPr>
-            <w:r>
-              <w:rPr>
-                <w:rFonts w:ascii="Yu Gothic" w:eastAsia="Yu Gothic" w:hAnsi="Yu Gothic"/>
-                <w:b w:val="false"/>
-                <w:bCs w:val="false"/>
-                <w:sz w:val="18"/>
-                <w:szCs w:val="18"/>
-              </w:rPr>
-              <w:t xml:space="preserve">操作なしで更新され、受け取ったものが検証される</w:t>
-            </w:r>
-          </w:p>
-        </w:tc>
-        <w:tc>
-          <w:tcPr>
-            <w:tcW w:type="dxa" w:w="3484"/>
+            <w:tcW w:type="dxa" w:w="5454"/>
             <w:tcBorders>
               <w:top w:val="single" w:color="A6B8D0" w:sz="4"/>
               <w:left w:val="single" w:color="A6B8D0" w:sz="4"/>
@@ -10279,7 +10671,7 @@
         </w:trPr>
         <w:tc>
           <w:tcPr>
-            <w:tcW w:type="dxa" w:w="1554"/>
+            <w:tcW w:type="dxa" w:w="4184"/>
             <w:tcBorders>
               <w:top w:val="single" w:color="A6B8D0" w:sz="4"/>
               <w:left w:val="single" w:color="A6B8D0" w:sz="4"/>
@@ -10313,41 +10705,7 @@
         </w:tc>
         <w:tc>
           <w:tcPr>
-            <w:tcW w:type="dxa" w:w="4600"/>
-            <w:tcBorders>
-              <w:top w:val="single" w:color="A6B8D0" w:sz="4"/>
-              <w:left w:val="single" w:color="A6B8D0" w:sz="4"/>
-              <w:bottom w:val="single" w:color="A6B8D0" w:sz="4"/>
-              <w:right w:val="single" w:color="A6B8D0" w:sz="4"/>
-            </w:tcBorders>
-            <w:tcMar>
-              <w:top w:type="dxa" w:w="50"/>
-              <w:left w:type="dxa" w:w="90"/>
-              <w:bottom w:type="dxa" w:w="50"/>
-              <w:right w:type="dxa" w:w="90"/>
-            </w:tcMar>
-          </w:tcPr>
-          <w:p>
-            <w:pPr>
-              <w:keepNext/>
-              <w:keepLines/>
-              <w:spacing w:after="0" w:before="0" w:line="280"/>
-            </w:pPr>
-            <w:r>
-              <w:rPr>
-                <w:rFonts w:ascii="Yu Gothic" w:eastAsia="Yu Gothic" w:hAnsi="Yu Gothic"/>
-                <w:b w:val="false"/>
-                <w:bCs w:val="false"/>
-                <w:sz w:val="18"/>
-                <w:szCs w:val="18"/>
-              </w:rPr>
-              <w:t xml:space="preserve">失敗しても壊れず、データが移行される</w:t>
-            </w:r>
-          </w:p>
-        </w:tc>
-        <w:tc>
-          <w:tcPr>
-            <w:tcW w:type="dxa" w:w="3484"/>
+            <w:tcW w:type="dxa" w:w="5454"/>
             <w:tcBorders>
               <w:top w:val="single" w:color="A6B8D0" w:sz="4"/>
               <w:left w:val="single" w:color="A6B8D0" w:sz="4"/>
@@ -10387,7 +10745,7 @@
         </w:trPr>
         <w:tc>
           <w:tcPr>
-            <w:tcW w:type="dxa" w:w="1554"/>
+            <w:tcW w:type="dxa" w:w="4184"/>
             <w:tcBorders>
               <w:top w:val="single" w:color="A6B8D0" w:sz="4"/>
               <w:left w:val="single" w:color="A6B8D0" w:sz="4"/>
@@ -10421,69 +10779,35 @@
         </w:tc>
         <w:tc>
           <w:tcPr>
-            <w:tcW w:type="dxa" w:w="4600"/>
-            <w:tcBorders>
-              <w:top w:val="single" w:color="A6B8D0" w:sz="4"/>
-              <w:left w:val="single" w:color="A6B8D0" w:sz="4"/>
-              <w:bottom w:val="single" w:color="A6B8D0" w:sz="4"/>
-              <w:right w:val="single" w:color="A6B8D0" w:sz="4"/>
-            </w:tcBorders>
-            <w:tcMar>
-              <w:top w:type="dxa" w:w="50"/>
-              <w:left w:type="dxa" w:w="90"/>
-              <w:bottom w:type="dxa" w:w="50"/>
-              <w:right w:type="dxa" w:w="90"/>
-            </w:tcMar>
-          </w:tcPr>
-          <w:p>
-            <w:pPr>
-              <w:keepNext/>
-              <w:keepLines/>
-              <w:spacing w:after="0" w:before="0" w:line="280"/>
-            </w:pPr>
-            <w:r>
-              <w:rPr>
-                <w:rFonts w:ascii="Yu Gothic" w:eastAsia="Yu Gothic" w:hAnsi="Yu Gothic"/>
-                <w:b w:val="false"/>
-                <w:bCs w:val="false"/>
-                <w:sz w:val="18"/>
-                <w:szCs w:val="18"/>
-              </w:rPr>
-              <w:t xml:space="preserve">更新経路が乗っ取られたときの備えがある</w:t>
-            </w:r>
-          </w:p>
-        </w:tc>
-        <w:tc>
-          <w:tcPr>
-            <w:tcW w:type="dxa" w:w="3484"/>
-            <w:tcBorders>
-              <w:top w:val="single" w:color="A6B8D0" w:sz="4"/>
-              <w:left w:val="single" w:color="A6B8D0" w:sz="4"/>
-              <w:bottom w:val="single" w:color="A6B8D0" w:sz="4"/>
-              <w:right w:val="single" w:color="A6B8D0" w:sz="4"/>
-            </w:tcBorders>
-            <w:tcMar>
-              <w:top w:type="dxa" w:w="50"/>
-              <w:left w:type="dxa" w:w="90"/>
-              <w:bottom w:type="dxa" w:w="50"/>
-              <w:right w:type="dxa" w:w="90"/>
-            </w:tcMar>
-          </w:tcPr>
-          <w:p>
-            <w:pPr>
-              <w:keepNext/>
-              <w:keepLines/>
-              <w:spacing w:after="0" w:before="0" w:line="280"/>
-            </w:pPr>
-            <w:r>
-              <w:rPr>
-                <w:rFonts w:ascii="Yu Gothic" w:eastAsia="Yu Gothic" w:hAnsi="Yu Gothic"/>
-                <w:b w:val="false"/>
-                <w:bCs w:val="false"/>
-                <w:sz w:val="18"/>
-                <w:szCs w:val="18"/>
-              </w:rPr>
-              <w:t xml:space="preserve">4.5「失敗と乗っ取り」</w:t>
+            <w:tcW w:type="dxa" w:w="5454"/>
+            <w:tcBorders>
+              <w:top w:val="single" w:color="A6B8D0" w:sz="4"/>
+              <w:left w:val="single" w:color="A6B8D0" w:sz="4"/>
+              <w:bottom w:val="single" w:color="A6B8D0" w:sz="4"/>
+              <w:right w:val="single" w:color="A6B8D0" w:sz="4"/>
+            </w:tcBorders>
+            <w:tcMar>
+              <w:top w:type="dxa" w:w="50"/>
+              <w:left w:type="dxa" w:w="90"/>
+              <w:bottom w:type="dxa" w:w="50"/>
+              <w:right w:type="dxa" w:w="90"/>
+            </w:tcMar>
+          </w:tcPr>
+          <w:p>
+            <w:pPr>
+              <w:keepNext/>
+              <w:keepLines/>
+              <w:spacing w:after="0" w:before="0" w:line="280"/>
+            </w:pPr>
+            <w:r>
+              <w:rPr>
+                <w:rFonts w:ascii="Yu Gothic" w:eastAsia="Yu Gothic" w:hAnsi="Yu Gothic"/>
+                <w:b w:val="false"/>
+                <w:bCs w:val="false"/>
+                <w:sz w:val="18"/>
+                <w:szCs w:val="18"/>
+              </w:rPr>
+              <w:t xml:space="preserve">4.3「更新の案内（静的な JSON）の形」（TUF）、4.5「失敗と乗っ取り」</w:t>
             </w:r>
           </w:p>
         </w:tc>
@@ -10495,7 +10819,7 @@
         </w:trPr>
         <w:tc>
           <w:tcPr>
-            <w:tcW w:type="dxa" w:w="1554"/>
+            <w:tcW w:type="dxa" w:w="4184"/>
             <w:tcBorders>
               <w:top w:val="single" w:color="A6B8D0" w:sz="4"/>
               <w:left w:val="single" w:color="A6B8D0" w:sz="4"/>
@@ -10529,41 +10853,7 @@
         </w:tc>
         <w:tc>
           <w:tcPr>
-            <w:tcW w:type="dxa" w:w="4600"/>
-            <w:tcBorders>
-              <w:top w:val="single" w:color="A6B8D0" w:sz="4"/>
-              <w:left w:val="single" w:color="A6B8D0" w:sz="4"/>
-              <w:bottom w:val="single" w:color="A6B8D0" w:sz="4"/>
-              <w:right w:val="single" w:color="A6B8D0" w:sz="4"/>
-            </w:tcBorders>
-            <w:tcMar>
-              <w:top w:type="dxa" w:w="50"/>
-              <w:left w:type="dxa" w:w="90"/>
-              <w:bottom w:type="dxa" w:w="50"/>
-              <w:right w:type="dxa" w:w="90"/>
-            </w:tcMar>
-          </w:tcPr>
-          <w:p>
-            <w:pPr>
-              <w:keepNext/>
-              <w:keepLines/>
-              <w:spacing w:after="0" w:before="0" w:line="280"/>
-            </w:pPr>
-            <w:r>
-              <w:rPr>
-                <w:rFonts w:ascii="Yu Gothic" w:eastAsia="Yu Gothic" w:hAnsi="Yu Gothic"/>
-                <w:b w:val="false"/>
-                <w:bCs w:val="false"/>
-                <w:sz w:val="18"/>
-                <w:szCs w:val="18"/>
-              </w:rPr>
-              <w:t xml:space="preserve">READMEから迷わず入手できる。中国本土からも入手できる</w:t>
-            </w:r>
-          </w:p>
-        </w:tc>
-        <w:tc>
-          <w:tcPr>
-            <w:tcW w:type="dxa" w:w="3484"/>
+            <w:tcW w:type="dxa" w:w="5454"/>
             <w:tcBorders>
               <w:top w:val="single" w:color="A6B8D0" w:sz="4"/>
               <w:left w:val="single" w:color="A6B8D0" w:sz="4"/>
@@ -10603,7 +10893,7 @@
         </w:trPr>
         <w:tc>
           <w:tcPr>
-            <w:tcW w:type="dxa" w:w="1554"/>
+            <w:tcW w:type="dxa" w:w="4184"/>
             <w:tcBorders>
               <w:top w:val="single" w:color="A6B8D0" w:sz="4"/>
               <w:left w:val="single" w:color="A6B8D0" w:sz="4"/>
@@ -10637,41 +10927,7 @@
         </w:tc>
         <w:tc>
           <w:tcPr>
-            <w:tcW w:type="dxa" w:w="4600"/>
-            <w:tcBorders>
-              <w:top w:val="single" w:color="A6B8D0" w:sz="4"/>
-              <w:left w:val="single" w:color="A6B8D0" w:sz="4"/>
-              <w:bottom w:val="single" w:color="A6B8D0" w:sz="4"/>
-              <w:right w:val="single" w:color="A6B8D0" w:sz="4"/>
-            </w:tcBorders>
-            <w:tcMar>
-              <w:top w:type="dxa" w:w="50"/>
-              <w:left w:type="dxa" w:w="90"/>
-              <w:bottom w:type="dxa" w:w="50"/>
-              <w:right w:type="dxa" w:w="90"/>
-            </w:tcMar>
-          </w:tcPr>
-          <w:p>
-            <w:pPr>
-              <w:keepNext w:val="false"/>
-              <w:keepLines/>
-              <w:spacing w:after="0" w:before="0" w:line="280"/>
-            </w:pPr>
-            <w:r>
-              <w:rPr>
-                <w:rFonts w:ascii="Yu Gothic" w:eastAsia="Yu Gothic" w:hAnsi="Yu Gothic"/>
-                <w:b w:val="false"/>
-                <w:bCs w:val="false"/>
-                <w:sz w:val="18"/>
-                <w:szCs w:val="18"/>
-              </w:rPr>
-              <w:t xml:space="preserve">必要なライセンス表記が同梱される</w:t>
-            </w:r>
-          </w:p>
-        </w:tc>
-        <w:tc>
-          <w:tcPr>
-            <w:tcW w:type="dxa" w:w="3484"/>
+            <w:tcW w:type="dxa" w:w="5454"/>
             <w:tcBorders>
               <w:top w:val="single" w:color="A6B8D0" w:sz="4"/>
               <w:left w:val="single" w:color="A6B8D0" w:sz="4"/>
@@ -10719,6 +10975,35 @@
           <w:rFonts w:ascii="Yu Gothic" w:eastAsia="Yu Gothic" w:hAnsi="Yu Gothic"/>
         </w:rPr>
         <w:t xml:space="preserve">8. 本章で宣言する破れ</w:t>
+      </w:r>
+    </w:p>
+    <w:p>
+      <w:pPr>
+        <w:pStyle w:val="ListParagraph"/>
+        <w:keepNext w:val="false"/>
+        <w:keepLines/>
+        <w:numPr>
+          <w:ilvl w:val="0"/>
+          <w:numId w:val="2"/>
+        </w:numPr>
+        <w:spacing w:after="20" w:before="20" w:line="300"/>
+      </w:pPr>
+      <w:r>
+        <w:rPr>
+          <w:rFonts w:ascii="Yu Gothic" w:eastAsia="Yu Gothic" w:hAnsi="Yu Gothic"/>
+        </w:rPr>
+        <w:t xml:space="preserve">本章の破れは第13章 4.1「仕組みの破れ」の表（章の欄が本章のもの。なぜ塞げないか・善処した範囲・残る危険・負う者つき）による（本章には写さない）。</w:t>
+      </w:r>
+    </w:p>
+    <w:p>
+      <w:pPr>
+        <w:pStyle w:val="Heading1"/>
+      </w:pPr>
+      <w:r>
+        <w:rPr>
+          <w:rFonts w:ascii="Yu Gothic" w:eastAsia="Yu Gothic" w:hAnsi="Yu Gothic"/>
+        </w:rPr>
+        <w:t xml:space="preserve">9. 概要設計書・他の章への訂正</w:t>
       </w:r>
     </w:p>
     <w:p>
@@ -10736,7 +11021,7 @@
         <w:rPr>
           <w:rFonts w:ascii="Yu Gothic" w:eastAsia="Yu Gothic" w:hAnsi="Yu Gothic"/>
         </w:rPr>
-        <w:t xml:space="preserve">README 以外の経路で入手した偽アプリは防げない（T-3「偽のアプリを配る」）。</w:t>
+        <w:t xml:space="preserve">9-5 に「リリースの手順で輸出管理の条件（公開の標準の暗号のみ、公開、無償）を確かめる」を加える。</w:t>
       </w:r>
     </w:p>
     <w:p>
@@ -10754,7 +11039,7 @@
         <w:rPr>
           <w:rFonts w:ascii="Yu Gothic" w:eastAsia="Yu Gothic" w:hAnsi="Yu Gothic"/>
         </w:rPr>
-        <w:t xml:space="preserve">更新の電子署名の鍵が漏れた場合、既存の利用者は手動で入れ直す必要がある。NRSD の鍵が盗まれた場合、鍵の入れ替えまで偽の更新を配られ得る（第13章 H-22「NRSD の鍵（更新・参照情報）が盗まれた場合、偽の更新・参照情報を配られ得る」）。</w:t>
+        <w:t xml:space="preserve">第10章 G-20「設定」の「データ」の区分に「この端末の記録を消す」（2.3）を加える。G-21「お知らせ」に更新の準備の状態と「今すぐ再起動して更新」を加える。</w:t>
       </w:r>
     </w:p>
     <w:p>
@@ -10772,162 +11057,7 @@
         <w:rPr>
           <w:rFonts w:ascii="Yu Gothic" w:eastAsia="Yu Gothic" w:hAnsi="Yu Gothic"/>
         </w:rPr>
-        <w:t xml:space="preserve">CI・GitHub の組織が乗っ取られると、正しくコード署名された偽の配布物を公式のリリースに置かれ得る（第13章 H-44「CI・GitHub の組織が乗っ取られると、正しくコード署名された偽の配布物を公式のリリースに置かれ得る」）。</w:t>
-      </w:r>
-    </w:p>
-    <w:p>
-      <w:pPr>
-        <w:pStyle w:val="ListParagraph"/>
-        <w:keepNext/>
-        <w:keepLines/>
-        <w:numPr>
-          <w:ilvl w:val="0"/>
-          <w:numId w:val="2"/>
-        </w:numPr>
-        <w:spacing w:after="20" w:before="20" w:line="300"/>
-      </w:pPr>
-      <w:r>
-        <w:rPr>
-          <w:rFonts w:ascii="Yu Gothic" w:eastAsia="Yu Gothic" w:hAnsi="Yu Gothic"/>
-        </w:rPr>
-        <w:t xml:space="preserve">Windows の SmartScreen は、コード署名済みでも初期は警告を出し得る。</w:t>
-      </w:r>
-    </w:p>
-    <w:p>
-      <w:pPr>
-        <w:pStyle w:val="ListParagraph"/>
-        <w:keepNext/>
-        <w:keepLines/>
-        <w:numPr>
-          <w:ilvl w:val="0"/>
-          <w:numId w:val="2"/>
-        </w:numPr>
-        <w:spacing w:after="20" w:before="20" w:line="300"/>
-      </w:pPr>
-      <w:r>
-        <w:rPr>
-          <w:rFonts w:ascii="Yu Gothic" w:eastAsia="Yu Gothic" w:hAnsi="Yu Gothic"/>
-        </w:rPr>
-        <w:t xml:space="preserve">中国本土で README（GitHub）そのものに届かない利用者は入手できない。README に届けば、ミラーへの直接のリンクで入手できる（5）。ミラーも届かない場合がある。</w:t>
-      </w:r>
-    </w:p>
-    <w:p>
-      <w:pPr>
-        <w:pStyle w:val="ListParagraph"/>
-        <w:keepNext/>
-        <w:keepLines/>
-        <w:numPr>
-          <w:ilvl w:val="0"/>
-          <w:numId w:val="2"/>
-        </w:numPr>
-        <w:spacing w:after="20" w:before="20" w:line="300"/>
-      </w:pPr>
-      <w:r>
-        <w:rPr>
-          <w:rFonts w:ascii="Yu Gothic" w:eastAsia="Yu Gothic" w:hAnsi="Yu Gothic"/>
-        </w:rPr>
-        <w:t xml:space="preserve">WebView2 を持たず、ネットにつながない Windows には入れられない。</w:t>
-      </w:r>
-    </w:p>
-    <w:p>
-      <w:pPr>
-        <w:pStyle w:val="ListParagraph"/>
-        <w:keepNext/>
-        <w:keepLines/>
-        <w:numPr>
-          <w:ilvl w:val="0"/>
-          <w:numId w:val="2"/>
-        </w:numPr>
-        <w:spacing w:after="20" w:before="20" w:line="300"/>
-      </w:pPr>
-      <w:r>
-        <w:rPr>
-          <w:rFonts w:ascii="Yu Gothic" w:eastAsia="Yu Gothic" w:hAnsi="Yu Gothic"/>
-        </w:rPr>
-        <w:t xml:space="preserve">Intel の CPU の Mac と、AVX2 等（x86-64-v3）を持たない CPU（2013年より前の Intel、2013年以降も Pentium・Celeron の一部等）の PC では使えない（第11章 3.1「対応する OS の下限」）。</w:t>
-      </w:r>
-    </w:p>
-    <w:p>
-      <w:pPr>
-        <w:pStyle w:val="ListParagraph"/>
-        <w:keepNext w:val="false"/>
-        <w:keepLines/>
-        <w:numPr>
-          <w:ilvl w:val="0"/>
-          <w:numId w:val="2"/>
-        </w:numPr>
-        <w:spacing w:after="20" w:before="20" w:line="300"/>
-      </w:pPr>
-      <w:r>
-        <w:rPr>
-          <w:rFonts w:ascii="Yu Gothic" w:eastAsia="Yu Gothic" w:hAnsi="Yu Gothic"/>
-        </w:rPr>
-        <w:t xml:space="preserve">アプリを消すだけでは記録と署名鍵は端末に残る（既定で残す設計）。消すにはアプリの中で先に消す必要があり、これを知らずにアプリを消した利用者の記録は、入れ直すまで端末に残る。</w:t>
-      </w:r>
-    </w:p>
-    <w:p>
-      <w:pPr>
-        <w:pStyle w:val="Heading1"/>
-      </w:pPr>
-      <w:r>
-        <w:rPr>
-          <w:rFonts w:ascii="Yu Gothic" w:eastAsia="Yu Gothic" w:hAnsi="Yu Gothic"/>
-        </w:rPr>
-        <w:t xml:space="preserve">9. 概要設計書・他の章への訂正</w:t>
-      </w:r>
-    </w:p>
-    <w:p>
-      <w:pPr>
-        <w:pStyle w:val="ListParagraph"/>
-        <w:keepNext/>
-        <w:keepLines/>
-        <w:numPr>
-          <w:ilvl w:val="0"/>
-          <w:numId w:val="2"/>
-        </w:numPr>
-        <w:spacing w:after="20" w:before="20" w:line="300"/>
-      </w:pPr>
-      <w:r>
-        <w:rPr>
-          <w:rFonts w:ascii="Yu Gothic" w:eastAsia="Yu Gothic" w:hAnsi="Yu Gothic"/>
-        </w:rPr>
-        <w:t xml:space="preserve">9-5 に「リリースの手順で輸出管理の条件（公開の標準の暗号のみ、公開、無償）を確かめる」を加える。</w:t>
-      </w:r>
-    </w:p>
-    <w:p>
-      <w:pPr>
-        <w:pStyle w:val="ListParagraph"/>
-        <w:keepNext/>
-        <w:keepLines/>
-        <w:numPr>
-          <w:ilvl w:val="0"/>
-          <w:numId w:val="2"/>
-        </w:numPr>
-        <w:spacing w:after="20" w:before="20" w:line="300"/>
-      </w:pPr>
-      <w:r>
-        <w:rPr>
-          <w:rFonts w:ascii="Yu Gothic" w:eastAsia="Yu Gothic" w:hAnsi="Yu Gothic"/>
-        </w:rPr>
-        <w:t xml:space="preserve">第10章 G-20「設定」の「データ」の区分に「この端末の記録を消す」（2.3）を加える。G-21「お知らせ」に更新の準備の状態と「今すぐ再起動して更新」を加える。</w:t>
-      </w:r>
-    </w:p>
-    <w:p>
-      <w:pPr>
-        <w:pStyle w:val="ListParagraph"/>
-        <w:keepNext/>
-        <w:keepLines/>
-        <w:numPr>
-          <w:ilvl w:val="0"/>
-          <w:numId w:val="2"/>
-        </w:numPr>
-        <w:spacing w:after="20" w:before="20" w:line="300"/>
-      </w:pPr>
-      <w:r>
-        <w:rPr>
-          <w:rFonts w:ascii="Yu Gothic" w:eastAsia="Yu Gothic" w:hAnsi="Yu Gothic"/>
-        </w:rPr>
-        <w:t xml:space="preserve">第1章 T-7「偽の参照情報・更新を配る」 と第11章 8「ビルドと継続的なビルド（CI）」：AppImage の実行部のハッシュの記録（DD-9-8「AppImage の実行部のハッシュを残す」）を CI の手順に加える。</w:t>
+        <w:t xml:space="preserve">第8章 3.4 の脅威 T-7「偽の参照情報・更新を配る」 と第11章 8「ビルドと継続的なビルド（CI）」：AppImage の実行部のハッシュの記録（DD-9-8「AppImage の実行部のハッシュを残す」）を CI の手順に加える。</w:t>
       </w:r>
     </w:p>
     <w:p>
